--- a/LAB2/Lab02_1250080145_LeHoangPhuc.docx
+++ b/LAB2/Lab02_1250080145_LeHoangPhuc.docx
@@ -187,12 +187,18 @@
         <w:keepNext/>
         <w:jc w:val="center"/>
         <w:rPr>
-          <w:lang w:val="vi-VN"/>
-        </w:rPr>
-      </w:pPr>
-      <w:r>
-        <w:rPr>
-          <w:noProof/>
+          <w:rFonts w:ascii="Times New Roman" w:hAnsi="Times New Roman" w:cs="Times New Roman"/>
+          <w:sz w:val="26"/>
+          <w:szCs w:val="26"/>
+          <w:lang w:val="vi-VN"/>
+        </w:rPr>
+      </w:pPr>
+      <w:r>
+        <w:rPr>
+          <w:rFonts w:ascii="Times New Roman" w:hAnsi="Times New Roman" w:cs="Times New Roman"/>
+          <w:noProof/>
+          <w:sz w:val="26"/>
+          <w:szCs w:val="26"/>
         </w:rPr>
         <w:drawing>
           <wp:inline distT="0" distB="0" distL="0" distR="0" wp14:anchorId="03304A59" wp14:editId="4618F9D2">
@@ -248,20 +254,79 @@
       <w:pPr>
         <w:pStyle w:val="Caption"/>
         <w:jc w:val="center"/>
-      </w:pPr>
-      <w:r>
+        <w:rPr>
+          <w:rFonts w:ascii="Times New Roman" w:hAnsi="Times New Roman" w:cs="Times New Roman"/>
+          <w:color w:val="auto"/>
+          <w:sz w:val="26"/>
+          <w:szCs w:val="26"/>
+          <w:lang w:val="vi-VN"/>
+        </w:rPr>
+      </w:pPr>
+      <w:r>
+        <w:rPr>
+          <w:rFonts w:ascii="Times New Roman" w:hAnsi="Times New Roman" w:cs="Times New Roman"/>
+          <w:color w:val="auto"/>
+          <w:sz w:val="26"/>
+          <w:szCs w:val="26"/>
+          <w:lang w:val="vi-VN"/>
+        </w:rPr>
         <w:t xml:space="preserve">Sơ đồ </w:t>
       </w:r>
-      <w:fldSimple w:instr=" SEQ Sơ_đồ \* ARABIC ">
-        <w:r>
-          <w:rPr>
-            <w:noProof/>
-          </w:rPr>
-          <w:t>1</w:t>
-        </w:r>
-      </w:fldSimple>
-      <w:r>
-        <w:rPr>
+      <w:r>
+        <w:rPr>
+          <w:rFonts w:ascii="Times New Roman" w:hAnsi="Times New Roman" w:cs="Times New Roman"/>
+          <w:color w:val="auto"/>
+          <w:sz w:val="26"/>
+          <w:szCs w:val="26"/>
+        </w:rPr>
+        <w:fldChar w:fldCharType="begin"/>
+      </w:r>
+      <w:r>
+        <w:rPr>
+          <w:rFonts w:ascii="Times New Roman" w:hAnsi="Times New Roman" w:cs="Times New Roman"/>
+          <w:color w:val="auto"/>
+          <w:sz w:val="26"/>
+          <w:szCs w:val="26"/>
+          <w:lang w:val="vi-VN"/>
+        </w:rPr>
+        <w:instrText xml:space="preserve"> SEQ Sơ_đồ \* ARABIC </w:instrText>
+      </w:r>
+      <w:r>
+        <w:rPr>
+          <w:rFonts w:ascii="Times New Roman" w:hAnsi="Times New Roman" w:cs="Times New Roman"/>
+          <w:color w:val="auto"/>
+          <w:sz w:val="26"/>
+          <w:szCs w:val="26"/>
+        </w:rPr>
+        <w:fldChar w:fldCharType="separate"/>
+      </w:r>
+      <w:r>
+        <w:rPr>
+          <w:rFonts w:ascii="Times New Roman" w:hAnsi="Times New Roman" w:cs="Times New Roman"/>
+          <w:noProof/>
+          <w:color w:val="auto"/>
+          <w:sz w:val="26"/>
+          <w:szCs w:val="26"/>
+          <w:lang w:val="vi-VN"/>
+        </w:rPr>
+        <w:t>1</w:t>
+      </w:r>
+      <w:r>
+        <w:rPr>
+          <w:rFonts w:ascii="Times New Roman" w:hAnsi="Times New Roman" w:cs="Times New Roman"/>
+          <w:noProof/>
+          <w:color w:val="auto"/>
+          <w:sz w:val="26"/>
+          <w:szCs w:val="26"/>
+        </w:rPr>
+        <w:fldChar w:fldCharType="end"/>
+      </w:r>
+      <w:r>
+        <w:rPr>
+          <w:rFonts w:ascii="Times New Roman" w:hAnsi="Times New Roman" w:cs="Times New Roman"/>
+          <w:color w:val="auto"/>
+          <w:sz w:val="26"/>
+          <w:szCs w:val="26"/>
           <w:lang w:val="vi-VN"/>
         </w:rPr>
         <w:t>. Class Diagram - Hệ thống quản lý thư viện</w:t>
@@ -307,10 +372,18 @@
       <w:pPr>
         <w:keepNext/>
         <w:jc w:val="center"/>
-      </w:pPr>
-      <w:r>
-        <w:rPr>
-          <w:noProof/>
+        <w:rPr>
+          <w:rFonts w:ascii="Times New Roman" w:hAnsi="Times New Roman" w:cs="Times New Roman"/>
+          <w:sz w:val="26"/>
+          <w:szCs w:val="26"/>
+        </w:rPr>
+      </w:pPr>
+      <w:r>
+        <w:rPr>
+          <w:rFonts w:ascii="Times New Roman" w:hAnsi="Times New Roman" w:cs="Times New Roman"/>
+          <w:noProof/>
+          <w:sz w:val="26"/>
+          <w:szCs w:val="26"/>
         </w:rPr>
         <w:drawing>
           <wp:inline distT="0" distB="0" distL="0" distR="0" wp14:anchorId="76D4277C" wp14:editId="33ED88AD">
@@ -366,20 +439,75 @@
       <w:pPr>
         <w:pStyle w:val="Caption"/>
         <w:jc w:val="center"/>
-      </w:pPr>
-      <w:r>
+        <w:rPr>
+          <w:rFonts w:ascii="Times New Roman" w:hAnsi="Times New Roman" w:cs="Times New Roman"/>
+          <w:color w:val="auto"/>
+          <w:sz w:val="26"/>
+          <w:szCs w:val="26"/>
+        </w:rPr>
+      </w:pPr>
+      <w:r>
+        <w:rPr>
+          <w:rFonts w:ascii="Times New Roman" w:hAnsi="Times New Roman" w:cs="Times New Roman"/>
+          <w:color w:val="auto"/>
+          <w:sz w:val="26"/>
+          <w:szCs w:val="26"/>
+        </w:rPr>
         <w:t xml:space="preserve">Sơ đồ </w:t>
       </w:r>
-      <w:fldSimple w:instr=" SEQ Sơ_đồ \* ARABIC ">
-        <w:r>
-          <w:rPr>
-            <w:noProof/>
-          </w:rPr>
-          <w:t>2</w:t>
-        </w:r>
-      </w:fldSimple>
-      <w:r>
-        <w:rPr>
+      <w:r>
+        <w:rPr>
+          <w:rFonts w:ascii="Times New Roman" w:hAnsi="Times New Roman" w:cs="Times New Roman"/>
+          <w:color w:val="auto"/>
+          <w:sz w:val="26"/>
+          <w:szCs w:val="26"/>
+        </w:rPr>
+        <w:fldChar w:fldCharType="begin"/>
+      </w:r>
+      <w:r>
+        <w:rPr>
+          <w:rFonts w:ascii="Times New Roman" w:hAnsi="Times New Roman" w:cs="Times New Roman"/>
+          <w:color w:val="auto"/>
+          <w:sz w:val="26"/>
+          <w:szCs w:val="26"/>
+        </w:rPr>
+        <w:instrText xml:space="preserve"> SEQ Sơ_đồ \* ARABIC </w:instrText>
+      </w:r>
+      <w:r>
+        <w:rPr>
+          <w:rFonts w:ascii="Times New Roman" w:hAnsi="Times New Roman" w:cs="Times New Roman"/>
+          <w:color w:val="auto"/>
+          <w:sz w:val="26"/>
+          <w:szCs w:val="26"/>
+        </w:rPr>
+        <w:fldChar w:fldCharType="separate"/>
+      </w:r>
+      <w:r>
+        <w:rPr>
+          <w:rFonts w:ascii="Times New Roman" w:hAnsi="Times New Roman" w:cs="Times New Roman"/>
+          <w:noProof/>
+          <w:color w:val="auto"/>
+          <w:sz w:val="26"/>
+          <w:szCs w:val="26"/>
+        </w:rPr>
+        <w:t>2</w:t>
+      </w:r>
+      <w:r>
+        <w:rPr>
+          <w:rFonts w:ascii="Times New Roman" w:hAnsi="Times New Roman" w:cs="Times New Roman"/>
+          <w:noProof/>
+          <w:color w:val="auto"/>
+          <w:sz w:val="26"/>
+          <w:szCs w:val="26"/>
+        </w:rPr>
+        <w:fldChar w:fldCharType="end"/>
+      </w:r>
+      <w:r>
+        <w:rPr>
+          <w:rFonts w:ascii="Times New Roman" w:hAnsi="Times New Roman" w:cs="Times New Roman"/>
+          <w:color w:val="auto"/>
+          <w:sz w:val="26"/>
+          <w:szCs w:val="26"/>
           <w:lang w:val="vi-VN"/>
         </w:rPr>
         <w:t>. Activity - Cấp/Gia hạn thẻ</w:t>
@@ -389,7 +517,10 @@
       <w:pPr>
         <w:jc w:val="center"/>
         <w:rPr>
-          <w:noProof/>
+          <w:rFonts w:ascii="Times New Roman" w:hAnsi="Times New Roman" w:cs="Times New Roman"/>
+          <w:noProof/>
+          <w:sz w:val="26"/>
+          <w:szCs w:val="26"/>
           <w:lang w:val="vi-VN"/>
         </w:rPr>
       </w:pPr>
@@ -409,15 +540,23 @@
       <w:pPr>
         <w:keepNext/>
         <w:jc w:val="center"/>
-      </w:pPr>
-      <w:r>
-        <w:rPr>
-          <w:noProof/>
+        <w:rPr>
+          <w:rFonts w:ascii="Times New Roman" w:hAnsi="Times New Roman" w:cs="Times New Roman"/>
+          <w:sz w:val="26"/>
+          <w:szCs w:val="26"/>
+        </w:rPr>
+      </w:pPr>
+      <w:r>
+        <w:rPr>
+          <w:rFonts w:ascii="Times New Roman" w:hAnsi="Times New Roman" w:cs="Times New Roman"/>
+          <w:noProof/>
+          <w:sz w:val="26"/>
+          <w:szCs w:val="26"/>
         </w:rPr>
         <w:lastRenderedPageBreak/>
         <w:drawing>
-          <wp:inline distT="0" distB="0" distL="0" distR="0" wp14:anchorId="40634712" wp14:editId="7FA788B2">
-            <wp:extent cx="6229336" cy="8902700"/>
+          <wp:inline distT="0" distB="0" distL="0" distR="0" wp14:anchorId="40634712" wp14:editId="1DDB3AC4">
+            <wp:extent cx="6228715" cy="8826500"/>
             <wp:effectExtent l="0" t="0" r="635" b="0"/>
             <wp:docPr id="635346877" name="Picture 5"/>
             <wp:cNvGraphicFramePr>
@@ -448,7 +587,7 @@
                   <pic:spPr bwMode="auto">
                     <a:xfrm>
                       <a:off x="0" y="0"/>
-                      <a:ext cx="6238675" cy="8916047"/>
+                      <a:ext cx="6238675" cy="8840614"/>
                     </a:xfrm>
                     <a:prstGeom prst="rect">
                       <a:avLst/>
@@ -473,24 +612,74 @@
           <w:rFonts w:ascii="Times New Roman" w:hAnsi="Times New Roman" w:cs="Times New Roman"/>
           <w:b/>
           <w:bCs/>
-          <w:sz w:val="26"/>
-          <w:szCs w:val="26"/>
-          <w:lang w:val="vi-VN"/>
-        </w:rPr>
-      </w:pPr>
-      <w:r>
+          <w:color w:val="auto"/>
+          <w:sz w:val="26"/>
+          <w:szCs w:val="26"/>
+          <w:lang w:val="vi-VN"/>
+        </w:rPr>
+      </w:pPr>
+      <w:r>
+        <w:rPr>
+          <w:rFonts w:ascii="Times New Roman" w:hAnsi="Times New Roman" w:cs="Times New Roman"/>
+          <w:color w:val="auto"/>
+          <w:sz w:val="26"/>
+          <w:szCs w:val="26"/>
+        </w:rPr>
         <w:t xml:space="preserve">Sơ đồ </w:t>
       </w:r>
-      <w:fldSimple w:instr=" SEQ Sơ_đồ \* ARABIC ">
-        <w:r>
-          <w:rPr>
-            <w:noProof/>
-          </w:rPr>
-          <w:t>3</w:t>
-        </w:r>
-      </w:fldSimple>
-      <w:r>
-        <w:rPr>
+      <w:r>
+        <w:rPr>
+          <w:rFonts w:ascii="Times New Roman" w:hAnsi="Times New Roman" w:cs="Times New Roman"/>
+          <w:color w:val="auto"/>
+          <w:sz w:val="26"/>
+          <w:szCs w:val="26"/>
+        </w:rPr>
+        <w:fldChar w:fldCharType="begin"/>
+      </w:r>
+      <w:r>
+        <w:rPr>
+          <w:rFonts w:ascii="Times New Roman" w:hAnsi="Times New Roman" w:cs="Times New Roman"/>
+          <w:color w:val="auto"/>
+          <w:sz w:val="26"/>
+          <w:szCs w:val="26"/>
+        </w:rPr>
+        <w:instrText xml:space="preserve"> SEQ Sơ_đồ \* ARABIC </w:instrText>
+      </w:r>
+      <w:r>
+        <w:rPr>
+          <w:rFonts w:ascii="Times New Roman" w:hAnsi="Times New Roman" w:cs="Times New Roman"/>
+          <w:color w:val="auto"/>
+          <w:sz w:val="26"/>
+          <w:szCs w:val="26"/>
+        </w:rPr>
+        <w:fldChar w:fldCharType="separate"/>
+      </w:r>
+      <w:r>
+        <w:rPr>
+          <w:rFonts w:ascii="Times New Roman" w:hAnsi="Times New Roman" w:cs="Times New Roman"/>
+          <w:noProof/>
+          <w:color w:val="auto"/>
+          <w:sz w:val="26"/>
+          <w:szCs w:val="26"/>
+        </w:rPr>
+        <w:t>3</w:t>
+      </w:r>
+      <w:r>
+        <w:rPr>
+          <w:rFonts w:ascii="Times New Roman" w:hAnsi="Times New Roman" w:cs="Times New Roman"/>
+          <w:noProof/>
+          <w:color w:val="auto"/>
+          <w:sz w:val="26"/>
+          <w:szCs w:val="26"/>
+        </w:rPr>
+        <w:fldChar w:fldCharType="end"/>
+      </w:r>
+      <w:r>
+        <w:rPr>
+          <w:rFonts w:ascii="Times New Roman" w:hAnsi="Times New Roman" w:cs="Times New Roman"/>
+          <w:color w:val="auto"/>
+          <w:sz w:val="26"/>
+          <w:szCs w:val="26"/>
           <w:lang w:val="vi-VN"/>
         </w:rPr>
         <w:t>. Activity - Mượn sách</w:t>
@@ -500,10 +689,18 @@
       <w:pPr>
         <w:keepNext/>
         <w:jc w:val="center"/>
-      </w:pPr>
-      <w:r>
-        <w:rPr>
-          <w:noProof/>
+        <w:rPr>
+          <w:rFonts w:ascii="Times New Roman" w:hAnsi="Times New Roman" w:cs="Times New Roman"/>
+          <w:sz w:val="26"/>
+          <w:szCs w:val="26"/>
+        </w:rPr>
+      </w:pPr>
+      <w:r>
+        <w:rPr>
+          <w:rFonts w:ascii="Times New Roman" w:hAnsi="Times New Roman" w:cs="Times New Roman"/>
+          <w:noProof/>
+          <w:sz w:val="26"/>
+          <w:szCs w:val="26"/>
         </w:rPr>
         <w:lastRenderedPageBreak/>
         <w:drawing>
@@ -560,20 +757,75 @@
       <w:pPr>
         <w:pStyle w:val="Caption"/>
         <w:jc w:val="center"/>
-      </w:pPr>
-      <w:r>
+        <w:rPr>
+          <w:rFonts w:ascii="Times New Roman" w:hAnsi="Times New Roman" w:cs="Times New Roman"/>
+          <w:color w:val="auto"/>
+          <w:sz w:val="26"/>
+          <w:szCs w:val="26"/>
+        </w:rPr>
+      </w:pPr>
+      <w:r>
+        <w:rPr>
+          <w:rFonts w:ascii="Times New Roman" w:hAnsi="Times New Roman" w:cs="Times New Roman"/>
+          <w:color w:val="auto"/>
+          <w:sz w:val="26"/>
+          <w:szCs w:val="26"/>
+        </w:rPr>
         <w:t xml:space="preserve">Sơ đồ </w:t>
       </w:r>
-      <w:fldSimple w:instr=" SEQ Sơ_đồ \* ARABIC ">
-        <w:r>
-          <w:rPr>
-            <w:noProof/>
-          </w:rPr>
-          <w:t>4</w:t>
-        </w:r>
-      </w:fldSimple>
-      <w:r>
-        <w:rPr>
+      <w:r>
+        <w:rPr>
+          <w:rFonts w:ascii="Times New Roman" w:hAnsi="Times New Roman" w:cs="Times New Roman"/>
+          <w:color w:val="auto"/>
+          <w:sz w:val="26"/>
+          <w:szCs w:val="26"/>
+        </w:rPr>
+        <w:fldChar w:fldCharType="begin"/>
+      </w:r>
+      <w:r>
+        <w:rPr>
+          <w:rFonts w:ascii="Times New Roman" w:hAnsi="Times New Roman" w:cs="Times New Roman"/>
+          <w:color w:val="auto"/>
+          <w:sz w:val="26"/>
+          <w:szCs w:val="26"/>
+        </w:rPr>
+        <w:instrText xml:space="preserve"> SEQ Sơ_đồ \* ARABIC </w:instrText>
+      </w:r>
+      <w:r>
+        <w:rPr>
+          <w:rFonts w:ascii="Times New Roman" w:hAnsi="Times New Roman" w:cs="Times New Roman"/>
+          <w:color w:val="auto"/>
+          <w:sz w:val="26"/>
+          <w:szCs w:val="26"/>
+        </w:rPr>
+        <w:fldChar w:fldCharType="separate"/>
+      </w:r>
+      <w:r>
+        <w:rPr>
+          <w:rFonts w:ascii="Times New Roman" w:hAnsi="Times New Roman" w:cs="Times New Roman"/>
+          <w:noProof/>
+          <w:color w:val="auto"/>
+          <w:sz w:val="26"/>
+          <w:szCs w:val="26"/>
+        </w:rPr>
+        <w:t>4</w:t>
+      </w:r>
+      <w:r>
+        <w:rPr>
+          <w:rFonts w:ascii="Times New Roman" w:hAnsi="Times New Roman" w:cs="Times New Roman"/>
+          <w:noProof/>
+          <w:color w:val="auto"/>
+          <w:sz w:val="26"/>
+          <w:szCs w:val="26"/>
+        </w:rPr>
+        <w:fldChar w:fldCharType="end"/>
+      </w:r>
+      <w:r>
+        <w:rPr>
+          <w:rFonts w:ascii="Times New Roman" w:hAnsi="Times New Roman" w:cs="Times New Roman"/>
+          <w:color w:val="auto"/>
+          <w:sz w:val="26"/>
+          <w:szCs w:val="26"/>
           <w:lang w:val="vi-VN"/>
         </w:rPr>
         <w:t>. Activity - Trả sách và lập phiếu phạt</w:t>
@@ -583,10 +835,18 @@
       <w:pPr>
         <w:keepNext/>
         <w:jc w:val="center"/>
-      </w:pPr>
-      <w:r>
-        <w:rPr>
-          <w:noProof/>
+        <w:rPr>
+          <w:rFonts w:ascii="Times New Roman" w:hAnsi="Times New Roman" w:cs="Times New Roman"/>
+          <w:sz w:val="26"/>
+          <w:szCs w:val="26"/>
+        </w:rPr>
+      </w:pPr>
+      <w:r>
+        <w:rPr>
+          <w:rFonts w:ascii="Times New Roman" w:hAnsi="Times New Roman" w:cs="Times New Roman"/>
+          <w:noProof/>
+          <w:sz w:val="26"/>
+          <w:szCs w:val="26"/>
         </w:rPr>
         <w:lastRenderedPageBreak/>
         <w:drawing>
@@ -643,20 +903,75 @@
       <w:pPr>
         <w:pStyle w:val="Caption"/>
         <w:jc w:val="center"/>
-      </w:pPr>
-      <w:r>
+        <w:rPr>
+          <w:rFonts w:ascii="Times New Roman" w:hAnsi="Times New Roman" w:cs="Times New Roman"/>
+          <w:color w:val="auto"/>
+          <w:sz w:val="26"/>
+          <w:szCs w:val="26"/>
+        </w:rPr>
+      </w:pPr>
+      <w:r>
+        <w:rPr>
+          <w:rFonts w:ascii="Times New Roman" w:hAnsi="Times New Roman" w:cs="Times New Roman"/>
+          <w:color w:val="auto"/>
+          <w:sz w:val="26"/>
+          <w:szCs w:val="26"/>
+        </w:rPr>
         <w:t xml:space="preserve">Sơ đồ </w:t>
       </w:r>
-      <w:fldSimple w:instr=" SEQ Sơ_đồ \* ARABIC ">
-        <w:r>
-          <w:rPr>
-            <w:noProof/>
-          </w:rPr>
-          <w:t>5</w:t>
-        </w:r>
-      </w:fldSimple>
-      <w:r>
-        <w:rPr>
+      <w:r>
+        <w:rPr>
+          <w:rFonts w:ascii="Times New Roman" w:hAnsi="Times New Roman" w:cs="Times New Roman"/>
+          <w:color w:val="auto"/>
+          <w:sz w:val="26"/>
+          <w:szCs w:val="26"/>
+        </w:rPr>
+        <w:fldChar w:fldCharType="begin"/>
+      </w:r>
+      <w:r>
+        <w:rPr>
+          <w:rFonts w:ascii="Times New Roman" w:hAnsi="Times New Roman" w:cs="Times New Roman"/>
+          <w:color w:val="auto"/>
+          <w:sz w:val="26"/>
+          <w:szCs w:val="26"/>
+        </w:rPr>
+        <w:instrText xml:space="preserve"> SEQ Sơ_đồ \* ARABIC </w:instrText>
+      </w:r>
+      <w:r>
+        <w:rPr>
+          <w:rFonts w:ascii="Times New Roman" w:hAnsi="Times New Roman" w:cs="Times New Roman"/>
+          <w:color w:val="auto"/>
+          <w:sz w:val="26"/>
+          <w:szCs w:val="26"/>
+        </w:rPr>
+        <w:fldChar w:fldCharType="separate"/>
+      </w:r>
+      <w:r>
+        <w:rPr>
+          <w:rFonts w:ascii="Times New Roman" w:hAnsi="Times New Roman" w:cs="Times New Roman"/>
+          <w:noProof/>
+          <w:color w:val="auto"/>
+          <w:sz w:val="26"/>
+          <w:szCs w:val="26"/>
+        </w:rPr>
+        <w:t>5</w:t>
+      </w:r>
+      <w:r>
+        <w:rPr>
+          <w:rFonts w:ascii="Times New Roman" w:hAnsi="Times New Roman" w:cs="Times New Roman"/>
+          <w:noProof/>
+          <w:color w:val="auto"/>
+          <w:sz w:val="26"/>
+          <w:szCs w:val="26"/>
+        </w:rPr>
+        <w:fldChar w:fldCharType="end"/>
+      </w:r>
+      <w:r>
+        <w:rPr>
+          <w:rFonts w:ascii="Times New Roman" w:hAnsi="Times New Roman" w:cs="Times New Roman"/>
+          <w:color w:val="auto"/>
+          <w:sz w:val="26"/>
+          <w:szCs w:val="26"/>
           <w:lang w:val="vi-VN"/>
         </w:rPr>
         <w:t>. Activity - Quản lý đầu sách</w:t>
@@ -666,10 +981,18 @@
       <w:pPr>
         <w:keepNext/>
         <w:jc w:val="center"/>
-      </w:pPr>
-      <w:r>
-        <w:rPr>
-          <w:noProof/>
+        <w:rPr>
+          <w:rFonts w:ascii="Times New Roman" w:hAnsi="Times New Roman" w:cs="Times New Roman"/>
+          <w:sz w:val="26"/>
+          <w:szCs w:val="26"/>
+        </w:rPr>
+      </w:pPr>
+      <w:r>
+        <w:rPr>
+          <w:rFonts w:ascii="Times New Roman" w:hAnsi="Times New Roman" w:cs="Times New Roman"/>
+          <w:noProof/>
+          <w:sz w:val="26"/>
+          <w:szCs w:val="26"/>
         </w:rPr>
         <w:lastRenderedPageBreak/>
         <w:drawing>
@@ -730,24 +1053,74 @@
           <w:rFonts w:ascii="Times New Roman" w:hAnsi="Times New Roman" w:cs="Times New Roman"/>
           <w:b/>
           <w:bCs/>
-          <w:sz w:val="26"/>
-          <w:szCs w:val="26"/>
-          <w:lang w:val="vi-VN"/>
-        </w:rPr>
-      </w:pPr>
-      <w:r>
+          <w:color w:val="auto"/>
+          <w:sz w:val="26"/>
+          <w:szCs w:val="26"/>
+          <w:lang w:val="vi-VN"/>
+        </w:rPr>
+      </w:pPr>
+      <w:r>
+        <w:rPr>
+          <w:rFonts w:ascii="Times New Roman" w:hAnsi="Times New Roman" w:cs="Times New Roman"/>
+          <w:color w:val="auto"/>
+          <w:sz w:val="26"/>
+          <w:szCs w:val="26"/>
+        </w:rPr>
         <w:t xml:space="preserve">Sơ đồ </w:t>
       </w:r>
-      <w:fldSimple w:instr=" SEQ Sơ_đồ \* ARABIC ">
-        <w:r>
-          <w:rPr>
-            <w:noProof/>
-          </w:rPr>
-          <w:t>6</w:t>
-        </w:r>
-      </w:fldSimple>
-      <w:r>
-        <w:rPr>
+      <w:r>
+        <w:rPr>
+          <w:rFonts w:ascii="Times New Roman" w:hAnsi="Times New Roman" w:cs="Times New Roman"/>
+          <w:color w:val="auto"/>
+          <w:sz w:val="26"/>
+          <w:szCs w:val="26"/>
+        </w:rPr>
+        <w:fldChar w:fldCharType="begin"/>
+      </w:r>
+      <w:r>
+        <w:rPr>
+          <w:rFonts w:ascii="Times New Roman" w:hAnsi="Times New Roman" w:cs="Times New Roman"/>
+          <w:color w:val="auto"/>
+          <w:sz w:val="26"/>
+          <w:szCs w:val="26"/>
+        </w:rPr>
+        <w:instrText xml:space="preserve"> SEQ Sơ_đồ \* ARABIC </w:instrText>
+      </w:r>
+      <w:r>
+        <w:rPr>
+          <w:rFonts w:ascii="Times New Roman" w:hAnsi="Times New Roman" w:cs="Times New Roman"/>
+          <w:color w:val="auto"/>
+          <w:sz w:val="26"/>
+          <w:szCs w:val="26"/>
+        </w:rPr>
+        <w:fldChar w:fldCharType="separate"/>
+      </w:r>
+      <w:r>
+        <w:rPr>
+          <w:rFonts w:ascii="Times New Roman" w:hAnsi="Times New Roman" w:cs="Times New Roman"/>
+          <w:noProof/>
+          <w:color w:val="auto"/>
+          <w:sz w:val="26"/>
+          <w:szCs w:val="26"/>
+        </w:rPr>
+        <w:t>6</w:t>
+      </w:r>
+      <w:r>
+        <w:rPr>
+          <w:rFonts w:ascii="Times New Roman" w:hAnsi="Times New Roman" w:cs="Times New Roman"/>
+          <w:noProof/>
+          <w:color w:val="auto"/>
+          <w:sz w:val="26"/>
+          <w:szCs w:val="26"/>
+        </w:rPr>
+        <w:fldChar w:fldCharType="end"/>
+      </w:r>
+      <w:r>
+        <w:rPr>
+          <w:rFonts w:ascii="Times New Roman" w:hAnsi="Times New Roman" w:cs="Times New Roman"/>
+          <w:color w:val="auto"/>
+          <w:sz w:val="26"/>
+          <w:szCs w:val="26"/>
           <w:lang w:val="vi-VN"/>
         </w:rPr>
         <w:t>. Activity - Thống kê thư viện</w:t>
@@ -897,10 +1270,18 @@
       <w:pPr>
         <w:keepNext/>
         <w:jc w:val="center"/>
-      </w:pPr>
-      <w:r>
-        <w:rPr>
-          <w:noProof/>
+        <w:rPr>
+          <w:rFonts w:ascii="Times New Roman" w:hAnsi="Times New Roman" w:cs="Times New Roman"/>
+          <w:sz w:val="26"/>
+          <w:szCs w:val="26"/>
+        </w:rPr>
+      </w:pPr>
+      <w:r>
+        <w:rPr>
+          <w:rFonts w:ascii="Times New Roman" w:hAnsi="Times New Roman" w:cs="Times New Roman"/>
+          <w:noProof/>
+          <w:sz w:val="26"/>
+          <w:szCs w:val="26"/>
         </w:rPr>
         <w:drawing>
           <wp:inline distT="0" distB="0" distL="0" distR="0" wp14:anchorId="058D6FB5" wp14:editId="798425EF">
@@ -960,24 +1341,74 @@
           <w:rFonts w:ascii="Times New Roman" w:hAnsi="Times New Roman" w:cs="Times New Roman"/>
           <w:b/>
           <w:bCs/>
-          <w:sz w:val="26"/>
-          <w:szCs w:val="26"/>
-          <w:lang w:val="vi-VN"/>
-        </w:rPr>
-      </w:pPr>
-      <w:r>
+          <w:color w:val="auto"/>
+          <w:sz w:val="26"/>
+          <w:szCs w:val="26"/>
+          <w:lang w:val="vi-VN"/>
+        </w:rPr>
+      </w:pPr>
+      <w:r>
+        <w:rPr>
+          <w:rFonts w:ascii="Times New Roman" w:hAnsi="Times New Roman" w:cs="Times New Roman"/>
+          <w:color w:val="auto"/>
+          <w:sz w:val="26"/>
+          <w:szCs w:val="26"/>
+        </w:rPr>
         <w:t xml:space="preserve">Sơ đồ </w:t>
       </w:r>
-      <w:fldSimple w:instr=" SEQ Sơ_đồ \* ARABIC ">
-        <w:r>
-          <w:rPr>
-            <w:noProof/>
-          </w:rPr>
-          <w:t>7</w:t>
-        </w:r>
-      </w:fldSimple>
-      <w:r>
-        <w:rPr>
+      <w:r>
+        <w:rPr>
+          <w:rFonts w:ascii="Times New Roman" w:hAnsi="Times New Roman" w:cs="Times New Roman"/>
+          <w:color w:val="auto"/>
+          <w:sz w:val="26"/>
+          <w:szCs w:val="26"/>
+        </w:rPr>
+        <w:fldChar w:fldCharType="begin"/>
+      </w:r>
+      <w:r>
+        <w:rPr>
+          <w:rFonts w:ascii="Times New Roman" w:hAnsi="Times New Roman" w:cs="Times New Roman"/>
+          <w:color w:val="auto"/>
+          <w:sz w:val="26"/>
+          <w:szCs w:val="26"/>
+        </w:rPr>
+        <w:instrText xml:space="preserve"> SEQ Sơ_đồ \* ARABIC </w:instrText>
+      </w:r>
+      <w:r>
+        <w:rPr>
+          <w:rFonts w:ascii="Times New Roman" w:hAnsi="Times New Roman" w:cs="Times New Roman"/>
+          <w:color w:val="auto"/>
+          <w:sz w:val="26"/>
+          <w:szCs w:val="26"/>
+        </w:rPr>
+        <w:fldChar w:fldCharType="separate"/>
+      </w:r>
+      <w:r>
+        <w:rPr>
+          <w:rFonts w:ascii="Times New Roman" w:hAnsi="Times New Roman" w:cs="Times New Roman"/>
+          <w:noProof/>
+          <w:color w:val="auto"/>
+          <w:sz w:val="26"/>
+          <w:szCs w:val="26"/>
+        </w:rPr>
+        <w:t>7</w:t>
+      </w:r>
+      <w:r>
+        <w:rPr>
+          <w:rFonts w:ascii="Times New Roman" w:hAnsi="Times New Roman" w:cs="Times New Roman"/>
+          <w:noProof/>
+          <w:color w:val="auto"/>
+          <w:sz w:val="26"/>
+          <w:szCs w:val="26"/>
+        </w:rPr>
+        <w:fldChar w:fldCharType="end"/>
+      </w:r>
+      <w:r>
+        <w:rPr>
+          <w:rFonts w:ascii="Times New Roman" w:hAnsi="Times New Roman" w:cs="Times New Roman"/>
+          <w:color w:val="auto"/>
+          <w:sz w:val="26"/>
+          <w:szCs w:val="26"/>
           <w:lang w:val="vi-VN"/>
         </w:rPr>
         <w:t>. Sequence - Cấp/ Gia hạn thẻ độc giả</w:t>
@@ -987,16 +1418,24 @@
       <w:pPr>
         <w:keepNext/>
         <w:jc w:val="center"/>
-      </w:pPr>
-      <w:r>
-        <w:rPr>
-          <w:noProof/>
+        <w:rPr>
+          <w:rFonts w:ascii="Times New Roman" w:hAnsi="Times New Roman" w:cs="Times New Roman"/>
+          <w:sz w:val="26"/>
+          <w:szCs w:val="26"/>
+        </w:rPr>
+      </w:pPr>
+      <w:r>
+        <w:rPr>
+          <w:rFonts w:ascii="Times New Roman" w:hAnsi="Times New Roman" w:cs="Times New Roman"/>
+          <w:noProof/>
+          <w:sz w:val="26"/>
+          <w:szCs w:val="26"/>
         </w:rPr>
         <w:lastRenderedPageBreak/>
         <w:drawing>
-          <wp:inline distT="0" distB="0" distL="0" distR="0" wp14:anchorId="3E1016E1" wp14:editId="07F5EE17">
-            <wp:extent cx="4810125" cy="8890000"/>
-            <wp:effectExtent l="0" t="0" r="9525" b="6350"/>
+          <wp:inline distT="0" distB="0" distL="0" distR="0" wp14:anchorId="3E1016E1" wp14:editId="0AE388CC">
+            <wp:extent cx="4810125" cy="8839200"/>
+            <wp:effectExtent l="0" t="0" r="9525" b="0"/>
             <wp:docPr id="1904021414" name="Picture 10"/>
             <wp:cNvGraphicFramePr>
               <a:graphicFrameLocks xmlns:a="http://schemas.openxmlformats.org/drawingml/2006/main" noChangeAspect="1"/>
@@ -1026,7 +1465,7 @@
                   <pic:spPr bwMode="auto">
                     <a:xfrm>
                       <a:off x="0" y="0"/>
-                      <a:ext cx="4818024" cy="8904598"/>
+                      <a:ext cx="4818024" cy="8853716"/>
                     </a:xfrm>
                     <a:prstGeom prst="rect">
                       <a:avLst/>
@@ -1051,24 +1490,74 @@
           <w:rFonts w:ascii="Times New Roman" w:hAnsi="Times New Roman" w:cs="Times New Roman"/>
           <w:b/>
           <w:bCs/>
-          <w:sz w:val="26"/>
-          <w:szCs w:val="26"/>
-          <w:lang w:val="vi-VN"/>
-        </w:rPr>
-      </w:pPr>
-      <w:r>
+          <w:color w:val="auto"/>
+          <w:sz w:val="26"/>
+          <w:szCs w:val="26"/>
+          <w:lang w:val="vi-VN"/>
+        </w:rPr>
+      </w:pPr>
+      <w:r>
+        <w:rPr>
+          <w:rFonts w:ascii="Times New Roman" w:hAnsi="Times New Roman" w:cs="Times New Roman"/>
+          <w:color w:val="auto"/>
+          <w:sz w:val="26"/>
+          <w:szCs w:val="26"/>
+        </w:rPr>
         <w:t xml:space="preserve">Sơ đồ </w:t>
       </w:r>
-      <w:fldSimple w:instr=" SEQ Sơ_đồ \* ARABIC ">
-        <w:r>
-          <w:rPr>
-            <w:noProof/>
-          </w:rPr>
-          <w:t>8</w:t>
-        </w:r>
-      </w:fldSimple>
-      <w:r>
-        <w:rPr>
+      <w:r>
+        <w:rPr>
+          <w:rFonts w:ascii="Times New Roman" w:hAnsi="Times New Roman" w:cs="Times New Roman"/>
+          <w:color w:val="auto"/>
+          <w:sz w:val="26"/>
+          <w:szCs w:val="26"/>
+        </w:rPr>
+        <w:fldChar w:fldCharType="begin"/>
+      </w:r>
+      <w:r>
+        <w:rPr>
+          <w:rFonts w:ascii="Times New Roman" w:hAnsi="Times New Roman" w:cs="Times New Roman"/>
+          <w:color w:val="auto"/>
+          <w:sz w:val="26"/>
+          <w:szCs w:val="26"/>
+        </w:rPr>
+        <w:instrText xml:space="preserve"> SEQ Sơ_đồ \* ARABIC </w:instrText>
+      </w:r>
+      <w:r>
+        <w:rPr>
+          <w:rFonts w:ascii="Times New Roman" w:hAnsi="Times New Roman" w:cs="Times New Roman"/>
+          <w:color w:val="auto"/>
+          <w:sz w:val="26"/>
+          <w:szCs w:val="26"/>
+        </w:rPr>
+        <w:fldChar w:fldCharType="separate"/>
+      </w:r>
+      <w:r>
+        <w:rPr>
+          <w:rFonts w:ascii="Times New Roman" w:hAnsi="Times New Roman" w:cs="Times New Roman"/>
+          <w:noProof/>
+          <w:color w:val="auto"/>
+          <w:sz w:val="26"/>
+          <w:szCs w:val="26"/>
+        </w:rPr>
+        <w:t>8</w:t>
+      </w:r>
+      <w:r>
+        <w:rPr>
+          <w:rFonts w:ascii="Times New Roman" w:hAnsi="Times New Roman" w:cs="Times New Roman"/>
+          <w:noProof/>
+          <w:color w:val="auto"/>
+          <w:sz w:val="26"/>
+          <w:szCs w:val="26"/>
+        </w:rPr>
+        <w:fldChar w:fldCharType="end"/>
+      </w:r>
+      <w:r>
+        <w:rPr>
+          <w:rFonts w:ascii="Times New Roman" w:hAnsi="Times New Roman" w:cs="Times New Roman"/>
+          <w:color w:val="auto"/>
+          <w:sz w:val="26"/>
+          <w:szCs w:val="26"/>
           <w:lang w:val="vi-VN"/>
         </w:rPr>
         <w:t>. Sequence - Mượn sách</w:t>
@@ -1078,16 +1567,24 @@
       <w:pPr>
         <w:keepNext/>
         <w:jc w:val="center"/>
-      </w:pPr>
-      <w:r>
-        <w:rPr>
-          <w:noProof/>
+        <w:rPr>
+          <w:rFonts w:ascii="Times New Roman" w:hAnsi="Times New Roman" w:cs="Times New Roman"/>
+          <w:sz w:val="26"/>
+          <w:szCs w:val="26"/>
+        </w:rPr>
+      </w:pPr>
+      <w:r>
+        <w:rPr>
+          <w:rFonts w:ascii="Times New Roman" w:hAnsi="Times New Roman" w:cs="Times New Roman"/>
+          <w:noProof/>
+          <w:sz w:val="26"/>
+          <w:szCs w:val="26"/>
         </w:rPr>
         <w:lastRenderedPageBreak/>
         <w:drawing>
-          <wp:inline distT="0" distB="0" distL="0" distR="0" wp14:anchorId="68A5F788" wp14:editId="711C8CFE">
-            <wp:extent cx="5183505" cy="8909050"/>
-            <wp:effectExtent l="0" t="0" r="0" b="6350"/>
+          <wp:inline distT="0" distB="0" distL="0" distR="0" wp14:anchorId="68A5F788" wp14:editId="6AE17BD1">
+            <wp:extent cx="5131781" cy="8820150"/>
+            <wp:effectExtent l="0" t="0" r="0" b="0"/>
             <wp:docPr id="216876515" name="Picture 11" descr="PlantUML Diagram"/>
             <wp:cNvGraphicFramePr>
               <a:graphicFrameLocks xmlns:a="http://schemas.openxmlformats.org/drawingml/2006/main" noChangeAspect="1"/>
@@ -1117,7 +1614,7 @@
                   <pic:spPr bwMode="auto">
                     <a:xfrm>
                       <a:off x="0" y="0"/>
-                      <a:ext cx="5190127" cy="8920431"/>
+                      <a:ext cx="5139429" cy="8833294"/>
                     </a:xfrm>
                     <a:prstGeom prst="rect">
                       <a:avLst/>
@@ -1142,24 +1639,74 @@
           <w:rFonts w:ascii="Times New Roman" w:hAnsi="Times New Roman" w:cs="Times New Roman"/>
           <w:b/>
           <w:bCs/>
-          <w:sz w:val="26"/>
-          <w:szCs w:val="26"/>
-          <w:lang w:val="vi-VN"/>
-        </w:rPr>
-      </w:pPr>
-      <w:r>
+          <w:color w:val="auto"/>
+          <w:sz w:val="26"/>
+          <w:szCs w:val="26"/>
+          <w:lang w:val="vi-VN"/>
+        </w:rPr>
+      </w:pPr>
+      <w:r>
+        <w:rPr>
+          <w:rFonts w:ascii="Times New Roman" w:hAnsi="Times New Roman" w:cs="Times New Roman"/>
+          <w:color w:val="auto"/>
+          <w:sz w:val="26"/>
+          <w:szCs w:val="26"/>
+        </w:rPr>
         <w:t xml:space="preserve">Sơ đồ </w:t>
       </w:r>
-      <w:fldSimple w:instr=" SEQ Sơ_đồ \* ARABIC ">
-        <w:r>
-          <w:rPr>
-            <w:noProof/>
-          </w:rPr>
-          <w:t>9</w:t>
-        </w:r>
-      </w:fldSimple>
-      <w:r>
-        <w:rPr>
+      <w:r>
+        <w:rPr>
+          <w:rFonts w:ascii="Times New Roman" w:hAnsi="Times New Roman" w:cs="Times New Roman"/>
+          <w:color w:val="auto"/>
+          <w:sz w:val="26"/>
+          <w:szCs w:val="26"/>
+        </w:rPr>
+        <w:fldChar w:fldCharType="begin"/>
+      </w:r>
+      <w:r>
+        <w:rPr>
+          <w:rFonts w:ascii="Times New Roman" w:hAnsi="Times New Roman" w:cs="Times New Roman"/>
+          <w:color w:val="auto"/>
+          <w:sz w:val="26"/>
+          <w:szCs w:val="26"/>
+        </w:rPr>
+        <w:instrText xml:space="preserve"> SEQ Sơ_đồ \* ARABIC </w:instrText>
+      </w:r>
+      <w:r>
+        <w:rPr>
+          <w:rFonts w:ascii="Times New Roman" w:hAnsi="Times New Roman" w:cs="Times New Roman"/>
+          <w:color w:val="auto"/>
+          <w:sz w:val="26"/>
+          <w:szCs w:val="26"/>
+        </w:rPr>
+        <w:fldChar w:fldCharType="separate"/>
+      </w:r>
+      <w:r>
+        <w:rPr>
+          <w:rFonts w:ascii="Times New Roman" w:hAnsi="Times New Roman" w:cs="Times New Roman"/>
+          <w:noProof/>
+          <w:color w:val="auto"/>
+          <w:sz w:val="26"/>
+          <w:szCs w:val="26"/>
+        </w:rPr>
+        <w:t>9</w:t>
+      </w:r>
+      <w:r>
+        <w:rPr>
+          <w:rFonts w:ascii="Times New Roman" w:hAnsi="Times New Roman" w:cs="Times New Roman"/>
+          <w:noProof/>
+          <w:color w:val="auto"/>
+          <w:sz w:val="26"/>
+          <w:szCs w:val="26"/>
+        </w:rPr>
+        <w:fldChar w:fldCharType="end"/>
+      </w:r>
+      <w:r>
+        <w:rPr>
+          <w:rFonts w:ascii="Times New Roman" w:hAnsi="Times New Roman" w:cs="Times New Roman"/>
+          <w:color w:val="auto"/>
+          <w:sz w:val="26"/>
+          <w:szCs w:val="26"/>
           <w:lang w:val="vi-VN"/>
         </w:rPr>
         <w:t>. Sequence - Trả sách và lập phiếu phạt</w:t>
@@ -1169,16 +1716,24 @@
       <w:pPr>
         <w:keepNext/>
         <w:jc w:val="center"/>
-      </w:pPr>
-      <w:r>
-        <w:rPr>
-          <w:noProof/>
+        <w:rPr>
+          <w:rFonts w:ascii="Times New Roman" w:hAnsi="Times New Roman" w:cs="Times New Roman"/>
+          <w:sz w:val="26"/>
+          <w:szCs w:val="26"/>
+        </w:rPr>
+      </w:pPr>
+      <w:r>
+        <w:rPr>
+          <w:rFonts w:ascii="Times New Roman" w:hAnsi="Times New Roman" w:cs="Times New Roman"/>
+          <w:noProof/>
+          <w:sz w:val="26"/>
+          <w:szCs w:val="26"/>
         </w:rPr>
         <w:lastRenderedPageBreak/>
         <w:drawing>
-          <wp:inline distT="0" distB="0" distL="0" distR="0" wp14:anchorId="62A0CF98" wp14:editId="625C2FB1">
-            <wp:extent cx="6230599" cy="8890000"/>
-            <wp:effectExtent l="0" t="0" r="0" b="6350"/>
+          <wp:inline distT="0" distB="0" distL="0" distR="0" wp14:anchorId="62A0CF98" wp14:editId="38809047">
+            <wp:extent cx="6163843" cy="8794750"/>
+            <wp:effectExtent l="0" t="0" r="8890" b="6350"/>
             <wp:docPr id="388400202" name="Picture 12" descr="PlantUML Diagram"/>
             <wp:cNvGraphicFramePr>
               <a:graphicFrameLocks xmlns:a="http://schemas.openxmlformats.org/drawingml/2006/main" noChangeAspect="1"/>
@@ -1208,7 +1763,7 @@
                   <pic:spPr bwMode="auto">
                     <a:xfrm>
                       <a:off x="0" y="0"/>
-                      <a:ext cx="6240582" cy="8904244"/>
+                      <a:ext cx="6175452" cy="8811314"/>
                     </a:xfrm>
                     <a:prstGeom prst="rect">
                       <a:avLst/>
@@ -1233,24 +1788,74 @@
           <w:rFonts w:ascii="Times New Roman" w:hAnsi="Times New Roman" w:cs="Times New Roman"/>
           <w:b/>
           <w:bCs/>
-          <w:sz w:val="26"/>
-          <w:szCs w:val="26"/>
-          <w:lang w:val="vi-VN"/>
-        </w:rPr>
-      </w:pPr>
-      <w:r>
+          <w:color w:val="auto"/>
+          <w:sz w:val="26"/>
+          <w:szCs w:val="26"/>
+          <w:lang w:val="vi-VN"/>
+        </w:rPr>
+      </w:pPr>
+      <w:r>
+        <w:rPr>
+          <w:rFonts w:ascii="Times New Roman" w:hAnsi="Times New Roman" w:cs="Times New Roman"/>
+          <w:color w:val="auto"/>
+          <w:sz w:val="26"/>
+          <w:szCs w:val="26"/>
+        </w:rPr>
         <w:t xml:space="preserve">Sơ đồ </w:t>
       </w:r>
-      <w:fldSimple w:instr=" SEQ Sơ_đồ \* ARABIC ">
-        <w:r>
-          <w:rPr>
-            <w:noProof/>
-          </w:rPr>
-          <w:t>10</w:t>
-        </w:r>
-      </w:fldSimple>
-      <w:r>
-        <w:rPr>
+      <w:r>
+        <w:rPr>
+          <w:rFonts w:ascii="Times New Roman" w:hAnsi="Times New Roman" w:cs="Times New Roman"/>
+          <w:color w:val="auto"/>
+          <w:sz w:val="26"/>
+          <w:szCs w:val="26"/>
+        </w:rPr>
+        <w:fldChar w:fldCharType="begin"/>
+      </w:r>
+      <w:r>
+        <w:rPr>
+          <w:rFonts w:ascii="Times New Roman" w:hAnsi="Times New Roman" w:cs="Times New Roman"/>
+          <w:color w:val="auto"/>
+          <w:sz w:val="26"/>
+          <w:szCs w:val="26"/>
+        </w:rPr>
+        <w:instrText xml:space="preserve"> SEQ Sơ_đồ \* ARABIC </w:instrText>
+      </w:r>
+      <w:r>
+        <w:rPr>
+          <w:rFonts w:ascii="Times New Roman" w:hAnsi="Times New Roman" w:cs="Times New Roman"/>
+          <w:color w:val="auto"/>
+          <w:sz w:val="26"/>
+          <w:szCs w:val="26"/>
+        </w:rPr>
+        <w:fldChar w:fldCharType="separate"/>
+      </w:r>
+      <w:r>
+        <w:rPr>
+          <w:rFonts w:ascii="Times New Roman" w:hAnsi="Times New Roman" w:cs="Times New Roman"/>
+          <w:noProof/>
+          <w:color w:val="auto"/>
+          <w:sz w:val="26"/>
+          <w:szCs w:val="26"/>
+        </w:rPr>
+        <w:t>10</w:t>
+      </w:r>
+      <w:r>
+        <w:rPr>
+          <w:rFonts w:ascii="Times New Roman" w:hAnsi="Times New Roman" w:cs="Times New Roman"/>
+          <w:noProof/>
+          <w:color w:val="auto"/>
+          <w:sz w:val="26"/>
+          <w:szCs w:val="26"/>
+        </w:rPr>
+        <w:fldChar w:fldCharType="end"/>
+      </w:r>
+      <w:r>
+        <w:rPr>
+          <w:rFonts w:ascii="Times New Roman" w:hAnsi="Times New Roman" w:cs="Times New Roman"/>
+          <w:color w:val="auto"/>
+          <w:sz w:val="26"/>
+          <w:szCs w:val="26"/>
           <w:lang w:val="vi-VN"/>
         </w:rPr>
         <w:t>. Sequence - Quản lý đầu sách</w:t>
@@ -1260,10 +1865,18 @@
       <w:pPr>
         <w:keepNext/>
         <w:jc w:val="center"/>
-      </w:pPr>
-      <w:r>
-        <w:rPr>
-          <w:noProof/>
+        <w:rPr>
+          <w:rFonts w:ascii="Times New Roman" w:hAnsi="Times New Roman" w:cs="Times New Roman"/>
+          <w:sz w:val="26"/>
+          <w:szCs w:val="26"/>
+        </w:rPr>
+      </w:pPr>
+      <w:r>
+        <w:rPr>
+          <w:rFonts w:ascii="Times New Roman" w:hAnsi="Times New Roman" w:cs="Times New Roman"/>
+          <w:noProof/>
+          <w:sz w:val="26"/>
+          <w:szCs w:val="26"/>
         </w:rPr>
         <w:lastRenderedPageBreak/>
         <w:drawing>
@@ -1324,24 +1937,74 @@
           <w:rFonts w:ascii="Times New Roman" w:hAnsi="Times New Roman" w:cs="Times New Roman"/>
           <w:b/>
           <w:bCs/>
-          <w:sz w:val="26"/>
-          <w:szCs w:val="26"/>
-          <w:lang w:val="vi-VN"/>
-        </w:rPr>
-      </w:pPr>
-      <w:r>
+          <w:color w:val="auto"/>
+          <w:sz w:val="26"/>
+          <w:szCs w:val="26"/>
+          <w:lang w:val="vi-VN"/>
+        </w:rPr>
+      </w:pPr>
+      <w:r>
+        <w:rPr>
+          <w:rFonts w:ascii="Times New Roman" w:hAnsi="Times New Roman" w:cs="Times New Roman"/>
+          <w:color w:val="auto"/>
+          <w:sz w:val="26"/>
+          <w:szCs w:val="26"/>
+        </w:rPr>
         <w:t xml:space="preserve">Sơ đồ </w:t>
       </w:r>
-      <w:fldSimple w:instr=" SEQ Sơ_đồ \* ARABIC ">
-        <w:r>
-          <w:rPr>
-            <w:noProof/>
-          </w:rPr>
-          <w:t>11</w:t>
-        </w:r>
-      </w:fldSimple>
-      <w:r>
-        <w:rPr>
+      <w:r>
+        <w:rPr>
+          <w:rFonts w:ascii="Times New Roman" w:hAnsi="Times New Roman" w:cs="Times New Roman"/>
+          <w:color w:val="auto"/>
+          <w:sz w:val="26"/>
+          <w:szCs w:val="26"/>
+        </w:rPr>
+        <w:fldChar w:fldCharType="begin"/>
+      </w:r>
+      <w:r>
+        <w:rPr>
+          <w:rFonts w:ascii="Times New Roman" w:hAnsi="Times New Roman" w:cs="Times New Roman"/>
+          <w:color w:val="auto"/>
+          <w:sz w:val="26"/>
+          <w:szCs w:val="26"/>
+        </w:rPr>
+        <w:instrText xml:space="preserve"> SEQ Sơ_đồ \* ARABIC </w:instrText>
+      </w:r>
+      <w:r>
+        <w:rPr>
+          <w:rFonts w:ascii="Times New Roman" w:hAnsi="Times New Roman" w:cs="Times New Roman"/>
+          <w:color w:val="auto"/>
+          <w:sz w:val="26"/>
+          <w:szCs w:val="26"/>
+        </w:rPr>
+        <w:fldChar w:fldCharType="separate"/>
+      </w:r>
+      <w:r>
+        <w:rPr>
+          <w:rFonts w:ascii="Times New Roman" w:hAnsi="Times New Roman" w:cs="Times New Roman"/>
+          <w:noProof/>
+          <w:color w:val="auto"/>
+          <w:sz w:val="26"/>
+          <w:szCs w:val="26"/>
+        </w:rPr>
+        <w:t>11</w:t>
+      </w:r>
+      <w:r>
+        <w:rPr>
+          <w:rFonts w:ascii="Times New Roman" w:hAnsi="Times New Roman" w:cs="Times New Roman"/>
+          <w:noProof/>
+          <w:color w:val="auto"/>
+          <w:sz w:val="26"/>
+          <w:szCs w:val="26"/>
+        </w:rPr>
+        <w:fldChar w:fldCharType="end"/>
+      </w:r>
+      <w:r>
+        <w:rPr>
+          <w:rFonts w:ascii="Times New Roman" w:hAnsi="Times New Roman" w:cs="Times New Roman"/>
+          <w:color w:val="auto"/>
+          <w:sz w:val="26"/>
+          <w:szCs w:val="26"/>
           <w:lang w:val="vi-VN"/>
         </w:rPr>
         <w:t>. Sequence - Thống kê thư viện</w:t>
@@ -1490,6 +2153,11 @@
     <w:p>
       <w:pPr>
         <w:keepNext/>
+        <w:rPr>
+          <w:rFonts w:ascii="Times New Roman" w:hAnsi="Times New Roman" w:cs="Times New Roman"/>
+          <w:sz w:val="26"/>
+          <w:szCs w:val="26"/>
+        </w:rPr>
       </w:pPr>
       <w:r>
         <w:rPr>
@@ -1559,23 +2227,73 @@
         <w:jc w:val="center"/>
         <w:rPr>
           <w:rFonts w:ascii="Times New Roman" w:hAnsi="Times New Roman" w:cs="Times New Roman"/>
-          <w:sz w:val="26"/>
-          <w:szCs w:val="26"/>
-        </w:rPr>
-      </w:pPr>
-      <w:r>
+          <w:color w:val="auto"/>
+          <w:sz w:val="26"/>
+          <w:szCs w:val="26"/>
+        </w:rPr>
+      </w:pPr>
+      <w:r>
+        <w:rPr>
+          <w:rFonts w:ascii="Times New Roman" w:hAnsi="Times New Roman" w:cs="Times New Roman"/>
+          <w:color w:val="auto"/>
+          <w:sz w:val="26"/>
+          <w:szCs w:val="26"/>
+        </w:rPr>
         <w:t xml:space="preserve">Sơ đồ </w:t>
       </w:r>
-      <w:fldSimple w:instr=" SEQ Sơ_đồ \* ARABIC ">
-        <w:r>
-          <w:rPr>
-            <w:noProof/>
-          </w:rPr>
-          <w:t>12</w:t>
-        </w:r>
-      </w:fldSimple>
-      <w:r>
-        <w:rPr>
+      <w:r>
+        <w:rPr>
+          <w:rFonts w:ascii="Times New Roman" w:hAnsi="Times New Roman" w:cs="Times New Roman"/>
+          <w:color w:val="auto"/>
+          <w:sz w:val="26"/>
+          <w:szCs w:val="26"/>
+        </w:rPr>
+        <w:fldChar w:fldCharType="begin"/>
+      </w:r>
+      <w:r>
+        <w:rPr>
+          <w:rFonts w:ascii="Times New Roman" w:hAnsi="Times New Roman" w:cs="Times New Roman"/>
+          <w:color w:val="auto"/>
+          <w:sz w:val="26"/>
+          <w:szCs w:val="26"/>
+        </w:rPr>
+        <w:instrText xml:space="preserve"> SEQ Sơ_đồ \* ARABIC </w:instrText>
+      </w:r>
+      <w:r>
+        <w:rPr>
+          <w:rFonts w:ascii="Times New Roman" w:hAnsi="Times New Roman" w:cs="Times New Roman"/>
+          <w:color w:val="auto"/>
+          <w:sz w:val="26"/>
+          <w:szCs w:val="26"/>
+        </w:rPr>
+        <w:fldChar w:fldCharType="separate"/>
+      </w:r>
+      <w:r>
+        <w:rPr>
+          <w:rFonts w:ascii="Times New Roman" w:hAnsi="Times New Roman" w:cs="Times New Roman"/>
+          <w:noProof/>
+          <w:color w:val="auto"/>
+          <w:sz w:val="26"/>
+          <w:szCs w:val="26"/>
+        </w:rPr>
+        <w:t>12</w:t>
+      </w:r>
+      <w:r>
+        <w:rPr>
+          <w:rFonts w:ascii="Times New Roman" w:hAnsi="Times New Roman" w:cs="Times New Roman"/>
+          <w:noProof/>
+          <w:color w:val="auto"/>
+          <w:sz w:val="26"/>
+          <w:szCs w:val="26"/>
+        </w:rPr>
+        <w:fldChar w:fldCharType="end"/>
+      </w:r>
+      <w:r>
+        <w:rPr>
+          <w:rFonts w:ascii="Times New Roman" w:hAnsi="Times New Roman" w:cs="Times New Roman"/>
+          <w:color w:val="auto"/>
+          <w:sz w:val="26"/>
+          <w:szCs w:val="26"/>
           <w:lang w:val="vi-VN"/>
         </w:rPr>
         <w:t>. ERD - Hệ thống quản lý thư viện</w:t>
@@ -1698,12 +2416,18 @@
       <w:pPr>
         <w:keepNext/>
         <w:jc w:val="center"/>
-      </w:pPr>
-      <w:r>
-        <w:rPr>
-          <w:rFonts w:ascii="Times New Roman" w:hAnsi="Times New Roman" w:cs="Times New Roman"/>
-          <w:b/>
-          <w:bCs/>
+        <w:rPr>
+          <w:rFonts w:ascii="Times New Roman" w:hAnsi="Times New Roman" w:cs="Times New Roman"/>
+          <w:sz w:val="26"/>
+          <w:szCs w:val="26"/>
+        </w:rPr>
+      </w:pPr>
+      <w:r>
+        <w:rPr>
+          <w:rFonts w:ascii="Times New Roman" w:hAnsi="Times New Roman" w:cs="Times New Roman"/>
+          <w:b/>
+          <w:bCs/>
+          <w:noProof/>
           <w:sz w:val="26"/>
           <w:szCs w:val="26"/>
           <w:lang w:val="vi-VN"/>
@@ -1753,37 +2477,95 @@
           <w:rFonts w:ascii="Times New Roman" w:hAnsi="Times New Roman" w:cs="Times New Roman"/>
           <w:b/>
           <w:bCs/>
-          <w:sz w:val="26"/>
-          <w:szCs w:val="26"/>
-          <w:lang w:val="vi-VN"/>
-        </w:rPr>
-      </w:pPr>
-      <w:r>
+          <w:color w:val="auto"/>
+          <w:sz w:val="26"/>
+          <w:szCs w:val="26"/>
+          <w:lang w:val="vi-VN"/>
+        </w:rPr>
+      </w:pPr>
+      <w:r>
+        <w:rPr>
+          <w:rFonts w:ascii="Times New Roman" w:hAnsi="Times New Roman" w:cs="Times New Roman"/>
+          <w:color w:val="auto"/>
+          <w:sz w:val="26"/>
+          <w:szCs w:val="26"/>
+        </w:rPr>
         <w:t xml:space="preserve">Hình </w:t>
       </w:r>
-      <w:fldSimple w:instr=" SEQ Hình \* ARABIC ">
-        <w:r>
-          <w:rPr>
-            <w:noProof/>
-          </w:rPr>
-          <w:t>1</w:t>
-        </w:r>
-      </w:fldSimple>
-      <w:r>
-        <w:rPr>
+      <w:r>
+        <w:rPr>
+          <w:rFonts w:ascii="Times New Roman" w:hAnsi="Times New Roman" w:cs="Times New Roman"/>
+          <w:color w:val="auto"/>
+          <w:sz w:val="26"/>
+          <w:szCs w:val="26"/>
+        </w:rPr>
+        <w:fldChar w:fldCharType="begin"/>
+      </w:r>
+      <w:r>
+        <w:rPr>
+          <w:rFonts w:ascii="Times New Roman" w:hAnsi="Times New Roman" w:cs="Times New Roman"/>
+          <w:color w:val="auto"/>
+          <w:sz w:val="26"/>
+          <w:szCs w:val="26"/>
+        </w:rPr>
+        <w:instrText xml:space="preserve"> SEQ Hình \* ARABIC </w:instrText>
+      </w:r>
+      <w:r>
+        <w:rPr>
+          <w:rFonts w:ascii="Times New Roman" w:hAnsi="Times New Roman" w:cs="Times New Roman"/>
+          <w:color w:val="auto"/>
+          <w:sz w:val="26"/>
+          <w:szCs w:val="26"/>
+        </w:rPr>
+        <w:fldChar w:fldCharType="separate"/>
+      </w:r>
+      <w:r>
+        <w:rPr>
+          <w:rFonts w:ascii="Times New Roman" w:hAnsi="Times New Roman" w:cs="Times New Roman"/>
+          <w:noProof/>
+          <w:color w:val="auto"/>
+          <w:sz w:val="26"/>
+          <w:szCs w:val="26"/>
+        </w:rPr>
+        <w:t>1</w:t>
+      </w:r>
+      <w:r>
+        <w:rPr>
+          <w:rFonts w:ascii="Times New Roman" w:hAnsi="Times New Roman" w:cs="Times New Roman"/>
+          <w:noProof/>
+          <w:color w:val="auto"/>
+          <w:sz w:val="26"/>
+          <w:szCs w:val="26"/>
+        </w:rPr>
+        <w:fldChar w:fldCharType="end"/>
+      </w:r>
+      <w:r>
+        <w:rPr>
+          <w:rFonts w:ascii="Times New Roman" w:hAnsi="Times New Roman" w:cs="Times New Roman"/>
+          <w:color w:val="auto"/>
+          <w:sz w:val="26"/>
+          <w:szCs w:val="26"/>
           <w:lang w:val="vi-VN"/>
         </w:rPr>
         <w:t xml:space="preserve">. Giao diện </w:t>
       </w:r>
       <w:r>
         <w:rPr>
-          <w:noProof/>
+          <w:rFonts w:ascii="Times New Roman" w:hAnsi="Times New Roman" w:cs="Times New Roman"/>
+          <w:noProof/>
+          <w:color w:val="auto"/>
+          <w:sz w:val="26"/>
+          <w:szCs w:val="26"/>
         </w:rPr>
         <w:t>trang</w:t>
       </w:r>
       <w:r>
         <w:rPr>
-          <w:noProof/>
+          <w:rFonts w:ascii="Times New Roman" w:hAnsi="Times New Roman" w:cs="Times New Roman"/>
+          <w:noProof/>
+          <w:color w:val="auto"/>
+          <w:sz w:val="26"/>
+          <w:szCs w:val="26"/>
           <w:lang w:val="vi-VN"/>
         </w:rPr>
         <w:t xml:space="preserve"> chủ</w:t>
@@ -1806,12 +2588,18 @@
       <w:pPr>
         <w:keepNext/>
         <w:jc w:val="center"/>
-      </w:pPr>
-      <w:r>
-        <w:rPr>
-          <w:rFonts w:ascii="Times New Roman" w:hAnsi="Times New Roman" w:cs="Times New Roman"/>
-          <w:b/>
-          <w:bCs/>
+        <w:rPr>
+          <w:rFonts w:ascii="Times New Roman" w:hAnsi="Times New Roman" w:cs="Times New Roman"/>
+          <w:sz w:val="26"/>
+          <w:szCs w:val="26"/>
+        </w:rPr>
+      </w:pPr>
+      <w:r>
+        <w:rPr>
+          <w:rFonts w:ascii="Times New Roman" w:hAnsi="Times New Roman" w:cs="Times New Roman"/>
+          <w:b/>
+          <w:bCs/>
+          <w:noProof/>
           <w:sz w:val="26"/>
           <w:szCs w:val="26"/>
           <w:lang w:val="vi-VN"/>
@@ -1861,24 +2649,74 @@
           <w:rFonts w:ascii="Times New Roman" w:hAnsi="Times New Roman" w:cs="Times New Roman"/>
           <w:b/>
           <w:bCs/>
-          <w:sz w:val="26"/>
-          <w:szCs w:val="26"/>
-          <w:lang w:val="vi-VN"/>
-        </w:rPr>
-      </w:pPr>
-      <w:r>
+          <w:color w:val="auto"/>
+          <w:sz w:val="26"/>
+          <w:szCs w:val="26"/>
+          <w:lang w:val="vi-VN"/>
+        </w:rPr>
+      </w:pPr>
+      <w:r>
+        <w:rPr>
+          <w:rFonts w:ascii="Times New Roman" w:hAnsi="Times New Roman" w:cs="Times New Roman"/>
+          <w:color w:val="auto"/>
+          <w:sz w:val="26"/>
+          <w:szCs w:val="26"/>
+        </w:rPr>
         <w:t xml:space="preserve">Hình </w:t>
       </w:r>
-      <w:fldSimple w:instr=" SEQ Hình \* ARABIC ">
-        <w:r>
-          <w:rPr>
-            <w:noProof/>
-          </w:rPr>
-          <w:t>2</w:t>
-        </w:r>
-      </w:fldSimple>
-      <w:r>
-        <w:rPr>
+      <w:r>
+        <w:rPr>
+          <w:rFonts w:ascii="Times New Roman" w:hAnsi="Times New Roman" w:cs="Times New Roman"/>
+          <w:color w:val="auto"/>
+          <w:sz w:val="26"/>
+          <w:szCs w:val="26"/>
+        </w:rPr>
+        <w:fldChar w:fldCharType="begin"/>
+      </w:r>
+      <w:r>
+        <w:rPr>
+          <w:rFonts w:ascii="Times New Roman" w:hAnsi="Times New Roman" w:cs="Times New Roman"/>
+          <w:color w:val="auto"/>
+          <w:sz w:val="26"/>
+          <w:szCs w:val="26"/>
+        </w:rPr>
+        <w:instrText xml:space="preserve"> SEQ Hình \* ARABIC </w:instrText>
+      </w:r>
+      <w:r>
+        <w:rPr>
+          <w:rFonts w:ascii="Times New Roman" w:hAnsi="Times New Roman" w:cs="Times New Roman"/>
+          <w:color w:val="auto"/>
+          <w:sz w:val="26"/>
+          <w:szCs w:val="26"/>
+        </w:rPr>
+        <w:fldChar w:fldCharType="separate"/>
+      </w:r>
+      <w:r>
+        <w:rPr>
+          <w:rFonts w:ascii="Times New Roman" w:hAnsi="Times New Roman" w:cs="Times New Roman"/>
+          <w:noProof/>
+          <w:color w:val="auto"/>
+          <w:sz w:val="26"/>
+          <w:szCs w:val="26"/>
+        </w:rPr>
+        <w:t>2</w:t>
+      </w:r>
+      <w:r>
+        <w:rPr>
+          <w:rFonts w:ascii="Times New Roman" w:hAnsi="Times New Roman" w:cs="Times New Roman"/>
+          <w:noProof/>
+          <w:color w:val="auto"/>
+          <w:sz w:val="26"/>
+          <w:szCs w:val="26"/>
+        </w:rPr>
+        <w:fldChar w:fldCharType="end"/>
+      </w:r>
+      <w:r>
+        <w:rPr>
+          <w:rFonts w:ascii="Times New Roman" w:hAnsi="Times New Roman" w:cs="Times New Roman"/>
+          <w:color w:val="auto"/>
+          <w:sz w:val="26"/>
+          <w:szCs w:val="26"/>
           <w:lang w:val="vi-VN"/>
         </w:rPr>
         <w:t>. Giao diện "Danh mục/ Nhân viên"</w:t>
@@ -1888,17 +2726,46 @@
       <w:pPr>
         <w:keepNext/>
         <w:jc w:val="center"/>
-      </w:pPr>
-      <w:r>
-        <w:rPr>
-          <w:rFonts w:ascii="Times New Roman" w:hAnsi="Times New Roman" w:cs="Times New Roman"/>
-          <w:b/>
-          <w:bCs/>
-          <w:sz w:val="26"/>
-          <w:szCs w:val="26"/>
-          <w:lang w:val="vi-VN"/>
-        </w:rPr>
-        <w:lastRenderedPageBreak/>
+        <w:rPr>
+          <w:rFonts w:ascii="Times New Roman" w:hAnsi="Times New Roman" w:cs="Times New Roman"/>
+          <w:sz w:val="26"/>
+          <w:szCs w:val="26"/>
+          <w:lang w:val="vi-VN"/>
+        </w:rPr>
+      </w:pPr>
+    </w:p>
+    <w:p>
+      <w:pPr>
+        <w:keepNext/>
+        <w:jc w:val="center"/>
+        <w:rPr>
+          <w:rFonts w:ascii="Times New Roman" w:hAnsi="Times New Roman" w:cs="Times New Roman"/>
+          <w:sz w:val="26"/>
+          <w:szCs w:val="26"/>
+          <w:lang w:val="vi-VN"/>
+        </w:rPr>
+      </w:pPr>
+    </w:p>
+    <w:p>
+      <w:pPr>
+        <w:keepNext/>
+        <w:jc w:val="center"/>
+        <w:rPr>
+          <w:rFonts w:ascii="Times New Roman" w:hAnsi="Times New Roman" w:cs="Times New Roman"/>
+          <w:sz w:val="26"/>
+          <w:szCs w:val="26"/>
+        </w:rPr>
+      </w:pPr>
+      <w:r>
+        <w:rPr>
+          <w:rFonts w:ascii="Times New Roman" w:hAnsi="Times New Roman" w:cs="Times New Roman"/>
+          <w:b/>
+          <w:bCs/>
+          <w:noProof/>
+          <w:sz w:val="26"/>
+          <w:szCs w:val="26"/>
+          <w:lang w:val="vi-VN"/>
+        </w:rPr>
         <w:drawing>
           <wp:inline distT="0" distB="0" distL="0" distR="0" wp14:anchorId="2A69D7B6" wp14:editId="1702F703">
             <wp:extent cx="6471920" cy="2964180"/>
@@ -1942,26 +2809,74 @@
         <w:jc w:val="center"/>
         <w:rPr>
           <w:rFonts w:ascii="Times New Roman" w:hAnsi="Times New Roman" w:cs="Times New Roman"/>
-          <w:b/>
-          <w:bCs/>
-          <w:sz w:val="26"/>
-          <w:szCs w:val="26"/>
-          <w:lang w:val="vi-VN"/>
-        </w:rPr>
-      </w:pPr>
-      <w:r>
+          <w:color w:val="auto"/>
+          <w:sz w:val="26"/>
+          <w:szCs w:val="26"/>
+          <w:lang w:val="vi-VN"/>
+        </w:rPr>
+      </w:pPr>
+      <w:r>
+        <w:rPr>
+          <w:rFonts w:ascii="Times New Roman" w:hAnsi="Times New Roman" w:cs="Times New Roman"/>
+          <w:color w:val="auto"/>
+          <w:sz w:val="26"/>
+          <w:szCs w:val="26"/>
+        </w:rPr>
         <w:t xml:space="preserve">Hình </w:t>
       </w:r>
-      <w:fldSimple w:instr=" SEQ Hình \* ARABIC ">
-        <w:r>
-          <w:rPr>
-            <w:noProof/>
-          </w:rPr>
-          <w:t>3</w:t>
-        </w:r>
-      </w:fldSimple>
-      <w:r>
-        <w:rPr>
+      <w:r>
+        <w:rPr>
+          <w:rFonts w:ascii="Times New Roman" w:hAnsi="Times New Roman" w:cs="Times New Roman"/>
+          <w:color w:val="auto"/>
+          <w:sz w:val="26"/>
+          <w:szCs w:val="26"/>
+        </w:rPr>
+        <w:fldChar w:fldCharType="begin"/>
+      </w:r>
+      <w:r>
+        <w:rPr>
+          <w:rFonts w:ascii="Times New Roman" w:hAnsi="Times New Roman" w:cs="Times New Roman"/>
+          <w:color w:val="auto"/>
+          <w:sz w:val="26"/>
+          <w:szCs w:val="26"/>
+        </w:rPr>
+        <w:instrText xml:space="preserve"> SEQ Hình \* ARABIC </w:instrText>
+      </w:r>
+      <w:r>
+        <w:rPr>
+          <w:rFonts w:ascii="Times New Roman" w:hAnsi="Times New Roman" w:cs="Times New Roman"/>
+          <w:color w:val="auto"/>
+          <w:sz w:val="26"/>
+          <w:szCs w:val="26"/>
+        </w:rPr>
+        <w:fldChar w:fldCharType="separate"/>
+      </w:r>
+      <w:r>
+        <w:rPr>
+          <w:rFonts w:ascii="Times New Roman" w:hAnsi="Times New Roman" w:cs="Times New Roman"/>
+          <w:noProof/>
+          <w:color w:val="auto"/>
+          <w:sz w:val="26"/>
+          <w:szCs w:val="26"/>
+        </w:rPr>
+        <w:t>3</w:t>
+      </w:r>
+      <w:r>
+        <w:rPr>
+          <w:rFonts w:ascii="Times New Roman" w:hAnsi="Times New Roman" w:cs="Times New Roman"/>
+          <w:noProof/>
+          <w:color w:val="auto"/>
+          <w:sz w:val="26"/>
+          <w:szCs w:val="26"/>
+        </w:rPr>
+        <w:fldChar w:fldCharType="end"/>
+      </w:r>
+      <w:r>
+        <w:rPr>
+          <w:rFonts w:ascii="Times New Roman" w:hAnsi="Times New Roman" w:cs="Times New Roman"/>
+          <w:color w:val="auto"/>
+          <w:sz w:val="26"/>
+          <w:szCs w:val="26"/>
           <w:lang w:val="vi-VN"/>
         </w:rPr>
         <w:t>. Giao diện "Danh mục/Thể loại"</w:t>
@@ -1969,14 +2884,34 @@
     </w:p>
     <w:p>
       <w:pPr>
+        <w:rPr>
+          <w:lang w:val="vi-VN"/>
+        </w:rPr>
+      </w:pPr>
+    </w:p>
+    <w:p>
+      <w:pPr>
+        <w:rPr>
+          <w:lang w:val="vi-VN"/>
+        </w:rPr>
+      </w:pPr>
+    </w:p>
+    <w:p>
+      <w:pPr>
         <w:keepNext/>
         <w:jc w:val="center"/>
-      </w:pPr>
-      <w:r>
-        <w:rPr>
-          <w:rFonts w:ascii="Times New Roman" w:hAnsi="Times New Roman" w:cs="Times New Roman"/>
-          <w:b/>
-          <w:bCs/>
+        <w:rPr>
+          <w:rFonts w:ascii="Times New Roman" w:hAnsi="Times New Roman" w:cs="Times New Roman"/>
+          <w:sz w:val="26"/>
+          <w:szCs w:val="26"/>
+        </w:rPr>
+      </w:pPr>
+      <w:r>
+        <w:rPr>
+          <w:rFonts w:ascii="Times New Roman" w:hAnsi="Times New Roman" w:cs="Times New Roman"/>
+          <w:b/>
+          <w:bCs/>
+          <w:noProof/>
           <w:sz w:val="26"/>
           <w:szCs w:val="26"/>
           <w:lang w:val="vi-VN"/>
@@ -2024,29 +2959,392 @@
         <w:jc w:val="center"/>
         <w:rPr>
           <w:rFonts w:ascii="Times New Roman" w:hAnsi="Times New Roman" w:cs="Times New Roman"/>
-          <w:b/>
-          <w:bCs/>
-          <w:sz w:val="26"/>
-          <w:szCs w:val="26"/>
-          <w:lang w:val="vi-VN"/>
-        </w:rPr>
-      </w:pPr>
-      <w:r>
+          <w:color w:val="auto"/>
+          <w:sz w:val="26"/>
+          <w:szCs w:val="26"/>
+          <w:lang w:val="vi-VN"/>
+        </w:rPr>
+      </w:pPr>
+      <w:r>
+        <w:rPr>
+          <w:rFonts w:ascii="Times New Roman" w:hAnsi="Times New Roman" w:cs="Times New Roman"/>
+          <w:color w:val="auto"/>
+          <w:sz w:val="26"/>
+          <w:szCs w:val="26"/>
+        </w:rPr>
         <w:t xml:space="preserve">Hình </w:t>
       </w:r>
-      <w:fldSimple w:instr=" SEQ Hình \* ARABIC ">
-        <w:r>
-          <w:rPr>
-            <w:noProof/>
-          </w:rPr>
-          <w:t>4</w:t>
-        </w:r>
-      </w:fldSimple>
-      <w:r>
-        <w:rPr>
+      <w:r>
+        <w:rPr>
+          <w:rFonts w:ascii="Times New Roman" w:hAnsi="Times New Roman" w:cs="Times New Roman"/>
+          <w:color w:val="auto"/>
+          <w:sz w:val="26"/>
+          <w:szCs w:val="26"/>
+        </w:rPr>
+        <w:fldChar w:fldCharType="begin"/>
+      </w:r>
+      <w:r>
+        <w:rPr>
+          <w:rFonts w:ascii="Times New Roman" w:hAnsi="Times New Roman" w:cs="Times New Roman"/>
+          <w:color w:val="auto"/>
+          <w:sz w:val="26"/>
+          <w:szCs w:val="26"/>
+        </w:rPr>
+        <w:instrText xml:space="preserve"> SEQ Hình \* ARABIC </w:instrText>
+      </w:r>
+      <w:r>
+        <w:rPr>
+          <w:rFonts w:ascii="Times New Roman" w:hAnsi="Times New Roman" w:cs="Times New Roman"/>
+          <w:color w:val="auto"/>
+          <w:sz w:val="26"/>
+          <w:szCs w:val="26"/>
+        </w:rPr>
+        <w:fldChar w:fldCharType="separate"/>
+      </w:r>
+      <w:r>
+        <w:rPr>
+          <w:rFonts w:ascii="Times New Roman" w:hAnsi="Times New Roman" w:cs="Times New Roman"/>
+          <w:noProof/>
+          <w:color w:val="auto"/>
+          <w:sz w:val="26"/>
+          <w:szCs w:val="26"/>
+        </w:rPr>
+        <w:t>4</w:t>
+      </w:r>
+      <w:r>
+        <w:rPr>
+          <w:rFonts w:ascii="Times New Roman" w:hAnsi="Times New Roman" w:cs="Times New Roman"/>
+          <w:noProof/>
+          <w:color w:val="auto"/>
+          <w:sz w:val="26"/>
+          <w:szCs w:val="26"/>
+        </w:rPr>
+        <w:fldChar w:fldCharType="end"/>
+      </w:r>
+      <w:r>
+        <w:rPr>
+          <w:rFonts w:ascii="Times New Roman" w:hAnsi="Times New Roman" w:cs="Times New Roman"/>
+          <w:color w:val="auto"/>
+          <w:sz w:val="26"/>
+          <w:szCs w:val="26"/>
           <w:lang w:val="vi-VN"/>
         </w:rPr>
         <w:t>. Giao diện "Danh mục/Nhà xuất bản"</w:t>
+      </w:r>
+    </w:p>
+    <w:p>
+      <w:pPr>
+        <w:rPr>
+          <w:rFonts w:ascii="Times New Roman" w:hAnsi="Times New Roman" w:cs="Times New Roman"/>
+          <w:sz w:val="26"/>
+          <w:szCs w:val="26"/>
+          <w:lang w:val="vi-VN"/>
+        </w:rPr>
+      </w:pPr>
+    </w:p>
+    <w:p>
+      <w:pPr>
+        <w:keepNext/>
+        <w:jc w:val="center"/>
+        <w:rPr>
+          <w:rFonts w:ascii="Times New Roman" w:hAnsi="Times New Roman" w:cs="Times New Roman"/>
+          <w:sz w:val="26"/>
+          <w:szCs w:val="26"/>
+          <w:lang w:val="vi-VN"/>
+        </w:rPr>
+      </w:pPr>
+    </w:p>
+    <w:p>
+      <w:pPr>
+        <w:keepNext/>
+        <w:jc w:val="center"/>
+        <w:rPr>
+          <w:rFonts w:ascii="Times New Roman" w:hAnsi="Times New Roman" w:cs="Times New Roman"/>
+          <w:sz w:val="26"/>
+          <w:szCs w:val="26"/>
+          <w:lang w:val="vi-VN"/>
+        </w:rPr>
+      </w:pPr>
+    </w:p>
+    <w:p>
+      <w:pPr>
+        <w:keepNext/>
+        <w:jc w:val="center"/>
+        <w:rPr>
+          <w:rFonts w:ascii="Times New Roman" w:hAnsi="Times New Roman" w:cs="Times New Roman"/>
+          <w:sz w:val="26"/>
+          <w:szCs w:val="26"/>
+        </w:rPr>
+      </w:pPr>
+      <w:r>
+        <w:rPr>
+          <w:rFonts w:ascii="Times New Roman" w:hAnsi="Times New Roman" w:cs="Times New Roman"/>
+          <w:sz w:val="26"/>
+          <w:szCs w:val="26"/>
+          <w:lang w:val="vi-VN"/>
+        </w:rPr>
+        <w:drawing>
+          <wp:inline distT="0" distB="0" distL="0" distR="0" wp14:anchorId="70D2C798" wp14:editId="24BFD00C">
+            <wp:extent cx="6471920" cy="3924935"/>
+            <wp:effectExtent l="0" t="0" r="5080" b="0"/>
+            <wp:docPr id="1642025335" name="Picture 1"/>
+            <wp:cNvGraphicFramePr>
+              <a:graphicFrameLocks xmlns:a="http://schemas.openxmlformats.org/drawingml/2006/main" noChangeAspect="1"/>
+            </wp:cNvGraphicFramePr>
+            <a:graphic xmlns:a="http://schemas.openxmlformats.org/drawingml/2006/main">
+              <a:graphicData uri="http://schemas.openxmlformats.org/drawingml/2006/picture">
+                <pic:pic xmlns:pic="http://schemas.openxmlformats.org/drawingml/2006/picture">
+                  <pic:nvPicPr>
+                    <pic:cNvPr id="1642025335" name=""/>
+                    <pic:cNvPicPr/>
+                  </pic:nvPicPr>
+                  <pic:blipFill>
+                    <a:blip r:embed="rId21"/>
+                    <a:stretch>
+                      <a:fillRect/>
+                    </a:stretch>
+                  </pic:blipFill>
+                  <pic:spPr>
+                    <a:xfrm>
+                      <a:off x="0" y="0"/>
+                      <a:ext cx="6471920" cy="3924935"/>
+                    </a:xfrm>
+                    <a:prstGeom prst="rect">
+                      <a:avLst/>
+                    </a:prstGeom>
+                  </pic:spPr>
+                </pic:pic>
+              </a:graphicData>
+            </a:graphic>
+          </wp:inline>
+        </w:drawing>
+      </w:r>
+    </w:p>
+    <w:p>
+      <w:pPr>
+        <w:pStyle w:val="Caption"/>
+        <w:jc w:val="center"/>
+        <w:rPr>
+          <w:rFonts w:ascii="Times New Roman" w:hAnsi="Times New Roman" w:cs="Times New Roman"/>
+          <w:color w:val="auto"/>
+          <w:sz w:val="26"/>
+          <w:szCs w:val="26"/>
+          <w:lang w:val="vi-VN"/>
+        </w:rPr>
+      </w:pPr>
+      <w:r>
+        <w:rPr>
+          <w:rFonts w:ascii="Times New Roman" w:hAnsi="Times New Roman" w:cs="Times New Roman"/>
+          <w:color w:val="auto"/>
+          <w:sz w:val="26"/>
+          <w:szCs w:val="26"/>
+        </w:rPr>
+        <w:t xml:space="preserve">Hình </w:t>
+      </w:r>
+      <w:r>
+        <w:rPr>
+          <w:rFonts w:ascii="Times New Roman" w:hAnsi="Times New Roman" w:cs="Times New Roman"/>
+          <w:color w:val="auto"/>
+          <w:sz w:val="26"/>
+          <w:szCs w:val="26"/>
+        </w:rPr>
+        <w:fldChar w:fldCharType="begin"/>
+      </w:r>
+      <w:r>
+        <w:rPr>
+          <w:rFonts w:ascii="Times New Roman" w:hAnsi="Times New Roman" w:cs="Times New Roman"/>
+          <w:color w:val="auto"/>
+          <w:sz w:val="26"/>
+          <w:szCs w:val="26"/>
+        </w:rPr>
+        <w:instrText xml:space="preserve"> SEQ Hình \* ARABIC </w:instrText>
+      </w:r>
+      <w:r>
+        <w:rPr>
+          <w:rFonts w:ascii="Times New Roman" w:hAnsi="Times New Roman" w:cs="Times New Roman"/>
+          <w:color w:val="auto"/>
+          <w:sz w:val="26"/>
+          <w:szCs w:val="26"/>
+        </w:rPr>
+        <w:fldChar w:fldCharType="separate"/>
+      </w:r>
+      <w:r>
+        <w:rPr>
+          <w:rFonts w:ascii="Times New Roman" w:hAnsi="Times New Roman" w:cs="Times New Roman"/>
+          <w:noProof/>
+          <w:color w:val="auto"/>
+          <w:sz w:val="26"/>
+          <w:szCs w:val="26"/>
+        </w:rPr>
+        <w:t>5</w:t>
+      </w:r>
+      <w:r>
+        <w:rPr>
+          <w:rFonts w:ascii="Times New Roman" w:hAnsi="Times New Roman" w:cs="Times New Roman"/>
+          <w:color w:val="auto"/>
+          <w:sz w:val="26"/>
+          <w:szCs w:val="26"/>
+        </w:rPr>
+        <w:fldChar w:fldCharType="end"/>
+      </w:r>
+      <w:r>
+        <w:rPr>
+          <w:rFonts w:ascii="Times New Roman" w:hAnsi="Times New Roman" w:cs="Times New Roman"/>
+          <w:color w:val="auto"/>
+          <w:sz w:val="26"/>
+          <w:szCs w:val="26"/>
+          <w:lang w:val="vi-VN"/>
+        </w:rPr>
+        <w:t>. Giao diện quản lý đầu sách</w:t>
+      </w:r>
+    </w:p>
+    <w:p>
+      <w:pPr>
+        <w:rPr>
+          <w:lang w:val="vi-VN"/>
+        </w:rPr>
+      </w:pPr>
+    </w:p>
+    <w:p>
+      <w:pPr>
+        <w:jc w:val="center"/>
+        <w:rPr>
+          <w:rFonts w:ascii="Times New Roman" w:hAnsi="Times New Roman" w:cs="Times New Roman"/>
+          <w:sz w:val="26"/>
+          <w:szCs w:val="26"/>
+          <w:lang w:val="vi-VN"/>
+        </w:rPr>
+      </w:pPr>
+    </w:p>
+    <w:p>
+      <w:pPr>
+        <w:keepNext/>
+        <w:jc w:val="center"/>
+        <w:rPr>
+          <w:rFonts w:ascii="Times New Roman" w:hAnsi="Times New Roman" w:cs="Times New Roman"/>
+          <w:sz w:val="26"/>
+          <w:szCs w:val="26"/>
+        </w:rPr>
+      </w:pPr>
+      <w:r>
+        <w:rPr>
+          <w:rFonts w:ascii="Times New Roman" w:hAnsi="Times New Roman" w:cs="Times New Roman"/>
+          <w:sz w:val="26"/>
+          <w:szCs w:val="26"/>
+          <w:lang w:val="vi-VN"/>
+        </w:rPr>
+        <w:drawing>
+          <wp:inline distT="0" distB="0" distL="0" distR="0" wp14:anchorId="5A1812EB" wp14:editId="3A2F9BE2">
+            <wp:extent cx="6471920" cy="2955290"/>
+            <wp:effectExtent l="0" t="0" r="5080" b="0"/>
+            <wp:docPr id="955129972" name="Picture 1"/>
+            <wp:cNvGraphicFramePr>
+              <a:graphicFrameLocks xmlns:a="http://schemas.openxmlformats.org/drawingml/2006/main" noChangeAspect="1"/>
+            </wp:cNvGraphicFramePr>
+            <a:graphic xmlns:a="http://schemas.openxmlformats.org/drawingml/2006/main">
+              <a:graphicData uri="http://schemas.openxmlformats.org/drawingml/2006/picture">
+                <pic:pic xmlns:pic="http://schemas.openxmlformats.org/drawingml/2006/picture">
+                  <pic:nvPicPr>
+                    <pic:cNvPr id="955129972" name=""/>
+                    <pic:cNvPicPr/>
+                  </pic:nvPicPr>
+                  <pic:blipFill>
+                    <a:blip r:embed="rId22"/>
+                    <a:stretch>
+                      <a:fillRect/>
+                    </a:stretch>
+                  </pic:blipFill>
+                  <pic:spPr>
+                    <a:xfrm>
+                      <a:off x="0" y="0"/>
+                      <a:ext cx="6471920" cy="2955290"/>
+                    </a:xfrm>
+                    <a:prstGeom prst="rect">
+                      <a:avLst/>
+                    </a:prstGeom>
+                  </pic:spPr>
+                </pic:pic>
+              </a:graphicData>
+            </a:graphic>
+          </wp:inline>
+        </w:drawing>
+      </w:r>
+    </w:p>
+    <w:p>
+      <w:pPr>
+        <w:pStyle w:val="Caption"/>
+        <w:jc w:val="center"/>
+        <w:rPr>
+          <w:rFonts w:ascii="Times New Roman" w:hAnsi="Times New Roman" w:cs="Times New Roman"/>
+          <w:color w:val="auto"/>
+          <w:sz w:val="26"/>
+          <w:szCs w:val="26"/>
+        </w:rPr>
+      </w:pPr>
+      <w:r>
+        <w:rPr>
+          <w:rFonts w:ascii="Times New Roman" w:hAnsi="Times New Roman" w:cs="Times New Roman"/>
+          <w:color w:val="auto"/>
+          <w:sz w:val="26"/>
+          <w:szCs w:val="26"/>
+        </w:rPr>
+        <w:t xml:space="preserve">Hình </w:t>
+      </w:r>
+      <w:r>
+        <w:rPr>
+          <w:rFonts w:ascii="Times New Roman" w:hAnsi="Times New Roman" w:cs="Times New Roman"/>
+          <w:color w:val="auto"/>
+          <w:sz w:val="26"/>
+          <w:szCs w:val="26"/>
+        </w:rPr>
+        <w:fldChar w:fldCharType="begin"/>
+      </w:r>
+      <w:r>
+        <w:rPr>
+          <w:rFonts w:ascii="Times New Roman" w:hAnsi="Times New Roman" w:cs="Times New Roman"/>
+          <w:color w:val="auto"/>
+          <w:sz w:val="26"/>
+          <w:szCs w:val="26"/>
+        </w:rPr>
+        <w:instrText xml:space="preserve"> SEQ Hình \* ARABIC </w:instrText>
+      </w:r>
+      <w:r>
+        <w:rPr>
+          <w:rFonts w:ascii="Times New Roman" w:hAnsi="Times New Roman" w:cs="Times New Roman"/>
+          <w:color w:val="auto"/>
+          <w:sz w:val="26"/>
+          <w:szCs w:val="26"/>
+        </w:rPr>
+        <w:fldChar w:fldCharType="separate"/>
+      </w:r>
+      <w:r>
+        <w:rPr>
+          <w:rFonts w:ascii="Times New Roman" w:hAnsi="Times New Roman" w:cs="Times New Roman"/>
+          <w:noProof/>
+          <w:color w:val="auto"/>
+          <w:sz w:val="26"/>
+          <w:szCs w:val="26"/>
+        </w:rPr>
+        <w:t>6</w:t>
+      </w:r>
+      <w:r>
+        <w:rPr>
+          <w:rFonts w:ascii="Times New Roman" w:hAnsi="Times New Roman" w:cs="Times New Roman"/>
+          <w:color w:val="auto"/>
+          <w:sz w:val="26"/>
+          <w:szCs w:val="26"/>
+        </w:rPr>
+        <w:fldChar w:fldCharType="end"/>
+      </w:r>
+      <w:r>
+        <w:rPr>
+          <w:rFonts w:ascii="Times New Roman" w:hAnsi="Times New Roman" w:cs="Times New Roman"/>
+          <w:color w:val="auto"/>
+          <w:sz w:val="26"/>
+          <w:szCs w:val="26"/>
+          <w:lang w:val="vi-VN"/>
+        </w:rPr>
+        <w:t>. Giao diện độc giả và thẻ thư viện</w:t>
       </w:r>
     </w:p>
     <w:sectPr>

--- a/LAB2/Lab02_1250080145_LeHoangPhuc.docx
+++ b/LAB2/Lab02_1250080145_LeHoangPhuc.docx
@@ -6,14 +6,16 @@
       <w:pPr>
         <w:rPr>
           <w:rFonts w:ascii="Times New Roman" w:hAnsi="Times New Roman" w:cs="Times New Roman"/>
-          <w:sz w:val="26"/>
-          <w:szCs w:val="26"/>
-          <w:lang w:val="vi-VN"/>
-        </w:rPr>
-      </w:pPr>
-      <w:r>
-        <w:rPr>
-          <w:rFonts w:ascii="Times New Roman" w:hAnsi="Times New Roman" w:cs="Times New Roman"/>
+          <w:color w:val="000000" w:themeColor="text1"/>
+          <w:sz w:val="26"/>
+          <w:szCs w:val="26"/>
+          <w:lang w:val="vi-VN"/>
+        </w:rPr>
+      </w:pPr>
+      <w:r>
+        <w:rPr>
+          <w:rFonts w:ascii="Times New Roman" w:hAnsi="Times New Roman" w:cs="Times New Roman"/>
+          <w:color w:val="000000" w:themeColor="text1"/>
           <w:sz w:val="26"/>
           <w:szCs w:val="26"/>
           <w:lang w:val="vi-VN"/>
@@ -25,14 +27,16 @@
       <w:pPr>
         <w:rPr>
           <w:rFonts w:ascii="Times New Roman" w:hAnsi="Times New Roman" w:cs="Times New Roman"/>
-          <w:sz w:val="26"/>
-          <w:szCs w:val="26"/>
-          <w:lang w:val="vi-VN"/>
-        </w:rPr>
-      </w:pPr>
-      <w:r>
-        <w:rPr>
-          <w:rFonts w:ascii="Times New Roman" w:hAnsi="Times New Roman" w:cs="Times New Roman"/>
+          <w:color w:val="000000" w:themeColor="text1"/>
+          <w:sz w:val="26"/>
+          <w:szCs w:val="26"/>
+          <w:lang w:val="vi-VN"/>
+        </w:rPr>
+      </w:pPr>
+      <w:r>
+        <w:rPr>
+          <w:rFonts w:ascii="Times New Roman" w:hAnsi="Times New Roman" w:cs="Times New Roman"/>
+          <w:color w:val="000000" w:themeColor="text1"/>
           <w:sz w:val="26"/>
           <w:szCs w:val="26"/>
           <w:lang w:val="vi-VN"/>
@@ -44,14 +48,16 @@
       <w:pPr>
         <w:rPr>
           <w:rFonts w:ascii="Times New Roman" w:hAnsi="Times New Roman" w:cs="Times New Roman"/>
-          <w:sz w:val="26"/>
-          <w:szCs w:val="26"/>
-          <w:lang w:val="vi-VN"/>
-        </w:rPr>
-      </w:pPr>
-      <w:r>
-        <w:rPr>
-          <w:rFonts w:ascii="Times New Roman" w:hAnsi="Times New Roman" w:cs="Times New Roman"/>
+          <w:color w:val="000000" w:themeColor="text1"/>
+          <w:sz w:val="26"/>
+          <w:szCs w:val="26"/>
+          <w:lang w:val="vi-VN"/>
+        </w:rPr>
+      </w:pPr>
+      <w:r>
+        <w:rPr>
+          <w:rFonts w:ascii="Times New Roman" w:hAnsi="Times New Roman" w:cs="Times New Roman"/>
+          <w:color w:val="000000" w:themeColor="text1"/>
           <w:sz w:val="26"/>
           <w:szCs w:val="26"/>
           <w:lang w:val="vi-VN"/>
@@ -65,16 +71,18 @@
           <w:rFonts w:ascii="Times New Roman" w:hAnsi="Times New Roman" w:cs="Times New Roman"/>
           <w:b/>
           <w:bCs/>
-          <w:sz w:val="26"/>
-          <w:szCs w:val="26"/>
-          <w:lang w:val="vi-VN"/>
-        </w:rPr>
-      </w:pPr>
-      <w:r>
-        <w:rPr>
-          <w:rFonts w:ascii="Times New Roman" w:hAnsi="Times New Roman" w:cs="Times New Roman"/>
-          <w:b/>
-          <w:bCs/>
+          <w:color w:val="000000" w:themeColor="text1"/>
+          <w:sz w:val="26"/>
+          <w:szCs w:val="26"/>
+          <w:lang w:val="vi-VN"/>
+        </w:rPr>
+      </w:pPr>
+      <w:r>
+        <w:rPr>
+          <w:rFonts w:ascii="Times New Roman" w:hAnsi="Times New Roman" w:cs="Times New Roman"/>
+          <w:b/>
+          <w:bCs/>
+          <w:color w:val="000000" w:themeColor="text1"/>
           <w:sz w:val="26"/>
           <w:szCs w:val="26"/>
           <w:lang w:val="vi-VN"/>
@@ -86,6 +94,7 @@
           <w:rFonts w:ascii="Times New Roman" w:hAnsi="Times New Roman" w:cs="Times New Roman"/>
           <w:b/>
           <w:bCs/>
+          <w:color w:val="000000" w:themeColor="text1"/>
           <w:sz w:val="26"/>
           <w:szCs w:val="26"/>
           <w:lang w:val="vi-VN"/>
@@ -97,6 +106,9 @@
       <w:pPr>
         <w:rPr>
           <w:rFonts w:ascii="Times New Roman" w:hAnsi="Times New Roman" w:cs="Times New Roman"/>
+          <w:b/>
+          <w:bCs/>
+          <w:color w:val="000000" w:themeColor="text1"/>
           <w:sz w:val="26"/>
           <w:szCs w:val="26"/>
           <w:lang w:val="vi-VN"/>
@@ -110,53 +122,2077 @@
           <w:rFonts w:ascii="Times New Roman" w:hAnsi="Times New Roman" w:cs="Times New Roman"/>
           <w:b/>
           <w:bCs/>
-          <w:sz w:val="26"/>
-          <w:szCs w:val="26"/>
-          <w:lang w:val="vi-VN"/>
-        </w:rPr>
-      </w:pPr>
-      <w:r>
-        <w:rPr>
-          <w:rFonts w:ascii="Times New Roman" w:hAnsi="Times New Roman" w:cs="Times New Roman"/>
-          <w:b/>
-          <w:bCs/>
-          <w:sz w:val="26"/>
-          <w:szCs w:val="26"/>
-        </w:rPr>
-        <w:t>Bài</w:t>
-      </w:r>
-      <w:r>
-        <w:rPr>
-          <w:rFonts w:ascii="Times New Roman" w:hAnsi="Times New Roman" w:cs="Times New Roman"/>
-          <w:b/>
-          <w:bCs/>
-          <w:sz w:val="26"/>
-          <w:szCs w:val="26"/>
-          <w:lang w:val="vi-VN"/>
-        </w:rPr>
-        <w:t xml:space="preserve"> làm</w:t>
-      </w:r>
-    </w:p>
-    <w:p>
-      <w:pPr>
-        <w:rPr>
-          <w:rFonts w:ascii="Times New Roman" w:hAnsi="Times New Roman" w:cs="Times New Roman"/>
-          <w:b/>
-          <w:bCs/>
-          <w:sz w:val="26"/>
-          <w:szCs w:val="26"/>
-          <w:lang w:val="vi-VN"/>
-        </w:rPr>
-      </w:pPr>
-      <w:r>
-        <w:rPr>
-          <w:rFonts w:ascii="Times New Roman" w:hAnsi="Times New Roman" w:cs="Times New Roman"/>
-          <w:b/>
-          <w:bCs/>
-          <w:sz w:val="26"/>
-          <w:szCs w:val="26"/>
-          <w:lang w:val="vi-VN"/>
-        </w:rPr>
+          <w:color w:val="000000" w:themeColor="text1"/>
+          <w:sz w:val="26"/>
+          <w:szCs w:val="26"/>
+          <w:lang w:val="vi-VN"/>
+        </w:rPr>
+      </w:pPr>
+      <w:r>
+        <w:rPr>
+          <w:rFonts w:ascii="Times New Roman" w:hAnsi="Times New Roman" w:cs="Times New Roman"/>
+          <w:b/>
+          <w:bCs/>
+          <w:color w:val="000000" w:themeColor="text1"/>
+          <w:sz w:val="26"/>
+          <w:szCs w:val="26"/>
+          <w:lang w:val="vi-VN"/>
+        </w:rPr>
+        <w:t>Bài làm</w:t>
+      </w:r>
+    </w:p>
+    <w:p>
+      <w:pPr>
+        <w:jc w:val="center"/>
+        <w:rPr>
+          <w:rFonts w:ascii="Times New Roman" w:hAnsi="Times New Roman" w:cs="Times New Roman"/>
+          <w:b/>
+          <w:bCs/>
+          <w:color w:val="000000" w:themeColor="text1"/>
+          <w:sz w:val="26"/>
+          <w:szCs w:val="26"/>
+          <w:lang w:val="vi-VN"/>
+        </w:rPr>
+      </w:pPr>
+    </w:p>
+    <w:p>
+      <w:pPr>
+        <w:jc w:val="center"/>
+        <w:rPr>
+          <w:rFonts w:ascii="Times New Roman" w:hAnsi="Times New Roman" w:cs="Times New Roman"/>
+          <w:noProof/>
+          <w:color w:val="000000" w:themeColor="text1"/>
+          <w:lang w:val="vi-VN"/>
+        </w:rPr>
+      </w:pPr>
+      <w:r>
+        <w:rPr>
+          <w:rFonts w:ascii="Times New Roman" w:hAnsi="Times New Roman" w:cs="Times New Roman"/>
+          <w:b/>
+          <w:bCs/>
+          <w:color w:val="000000" w:themeColor="text1"/>
+          <w:sz w:val="26"/>
+          <w:szCs w:val="26"/>
+          <w:lang w:val="vi-VN"/>
+        </w:rPr>
+        <w:t>DANH MỤC SƠ ĐỒ</w:t>
+      </w:r>
+      <w:r>
+        <w:rPr>
+          <w:rFonts w:ascii="Times New Roman" w:hAnsi="Times New Roman" w:cs="Times New Roman"/>
+          <w:b/>
+          <w:bCs/>
+          <w:color w:val="000000" w:themeColor="text1"/>
+          <w:sz w:val="26"/>
+          <w:szCs w:val="26"/>
+          <w:lang w:val="vi-VN"/>
+        </w:rPr>
+        <w:fldChar w:fldCharType="begin"/>
+      </w:r>
+      <w:r>
+        <w:rPr>
+          <w:rFonts w:ascii="Times New Roman" w:hAnsi="Times New Roman" w:cs="Times New Roman"/>
+          <w:b/>
+          <w:bCs/>
+          <w:color w:val="000000" w:themeColor="text1"/>
+          <w:sz w:val="26"/>
+          <w:szCs w:val="26"/>
+          <w:lang w:val="vi-VN"/>
+        </w:rPr>
+        <w:instrText xml:space="preserve"> TOC \h \z \c "Sơ đồ" </w:instrText>
+      </w:r>
+      <w:r>
+        <w:rPr>
+          <w:rFonts w:ascii="Times New Roman" w:hAnsi="Times New Roman" w:cs="Times New Roman"/>
+          <w:b/>
+          <w:bCs/>
+          <w:color w:val="000000" w:themeColor="text1"/>
+          <w:sz w:val="26"/>
+          <w:szCs w:val="26"/>
+          <w:lang w:val="vi-VN"/>
+        </w:rPr>
+        <w:fldChar w:fldCharType="separate"/>
+      </w:r>
+    </w:p>
+    <w:p>
+      <w:pPr>
+        <w:pStyle w:val="TableofFigures"/>
+        <w:tabs>
+          <w:tab w:val="right" w:leader="dot" w:pos="10182"/>
+        </w:tabs>
+        <w:rPr>
+          <w:rFonts w:ascii="Times New Roman" w:eastAsiaTheme="minorEastAsia" w:hAnsi="Times New Roman" w:cs="Times New Roman"/>
+          <w:noProof/>
+          <w:color w:val="000000" w:themeColor="text1"/>
+        </w:rPr>
+      </w:pPr>
+      <w:hyperlink w:anchor="_Toc240918302" w:history="1">
+        <w:r>
+          <w:rPr>
+            <w:rStyle w:val="Hyperlink"/>
+            <w:rFonts w:ascii="Times New Roman" w:hAnsi="Times New Roman" w:cs="Times New Roman"/>
+            <w:noProof/>
+            <w:color w:val="000000" w:themeColor="text1"/>
+            <w:lang w:val="vi-VN"/>
+          </w:rPr>
+          <w:t>Sơ đồ 1. Class Diagram - Hệ thống quản lý thư viện</w:t>
+        </w:r>
+        <w:r>
+          <w:rPr>
+            <w:rFonts w:ascii="Times New Roman" w:hAnsi="Times New Roman" w:cs="Times New Roman"/>
+            <w:noProof/>
+            <w:webHidden/>
+            <w:color w:val="000000" w:themeColor="text1"/>
+          </w:rPr>
+          <w:tab/>
+        </w:r>
+        <w:r>
+          <w:rPr>
+            <w:rFonts w:ascii="Times New Roman" w:hAnsi="Times New Roman" w:cs="Times New Roman"/>
+            <w:noProof/>
+            <w:webHidden/>
+            <w:color w:val="000000" w:themeColor="text1"/>
+          </w:rPr>
+          <w:fldChar w:fldCharType="begin"/>
+        </w:r>
+        <w:r>
+          <w:rPr>
+            <w:rFonts w:ascii="Times New Roman" w:hAnsi="Times New Roman" w:cs="Times New Roman"/>
+            <w:noProof/>
+            <w:webHidden/>
+            <w:color w:val="000000" w:themeColor="text1"/>
+          </w:rPr>
+          <w:instrText xml:space="preserve"> PAGEREF _Toc240918302 \h </w:instrText>
+        </w:r>
+        <w:r>
+          <w:rPr>
+            <w:rFonts w:ascii="Times New Roman" w:hAnsi="Times New Roman" w:cs="Times New Roman"/>
+            <w:noProof/>
+            <w:webHidden/>
+            <w:color w:val="000000" w:themeColor="text1"/>
+          </w:rPr>
+        </w:r>
+        <w:r>
+          <w:rPr>
+            <w:rFonts w:ascii="Times New Roman" w:hAnsi="Times New Roman" w:cs="Times New Roman"/>
+            <w:noProof/>
+            <w:webHidden/>
+            <w:color w:val="000000" w:themeColor="text1"/>
+          </w:rPr>
+          <w:fldChar w:fldCharType="separate"/>
+        </w:r>
+        <w:r>
+          <w:rPr>
+            <w:rFonts w:ascii="Times New Roman" w:hAnsi="Times New Roman" w:cs="Times New Roman"/>
+            <w:noProof/>
+            <w:webHidden/>
+            <w:color w:val="000000" w:themeColor="text1"/>
+          </w:rPr>
+          <w:t>2</w:t>
+        </w:r>
+        <w:r>
+          <w:rPr>
+            <w:rFonts w:ascii="Times New Roman" w:hAnsi="Times New Roman" w:cs="Times New Roman"/>
+            <w:noProof/>
+            <w:webHidden/>
+            <w:color w:val="000000" w:themeColor="text1"/>
+          </w:rPr>
+          <w:fldChar w:fldCharType="end"/>
+        </w:r>
+      </w:hyperlink>
+    </w:p>
+    <w:p>
+      <w:pPr>
+        <w:pStyle w:val="TableofFigures"/>
+        <w:tabs>
+          <w:tab w:val="right" w:leader="dot" w:pos="10182"/>
+        </w:tabs>
+        <w:rPr>
+          <w:rFonts w:ascii="Times New Roman" w:eastAsiaTheme="minorEastAsia" w:hAnsi="Times New Roman" w:cs="Times New Roman"/>
+          <w:noProof/>
+          <w:color w:val="000000" w:themeColor="text1"/>
+        </w:rPr>
+      </w:pPr>
+      <w:hyperlink w:anchor="_Toc240918303" w:history="1">
+        <w:r>
+          <w:rPr>
+            <w:rStyle w:val="Hyperlink"/>
+            <w:rFonts w:ascii="Times New Roman" w:hAnsi="Times New Roman" w:cs="Times New Roman"/>
+            <w:noProof/>
+            <w:color w:val="000000" w:themeColor="text1"/>
+          </w:rPr>
+          <w:t>Sơ đồ 2</w:t>
+        </w:r>
+        <w:r>
+          <w:rPr>
+            <w:rStyle w:val="Hyperlink"/>
+            <w:rFonts w:ascii="Times New Roman" w:hAnsi="Times New Roman" w:cs="Times New Roman"/>
+            <w:noProof/>
+            <w:color w:val="000000" w:themeColor="text1"/>
+            <w:lang w:val="vi-VN"/>
+          </w:rPr>
+          <w:t>. Activity - Cấp/Gia hạn thẻ</w:t>
+        </w:r>
+        <w:r>
+          <w:rPr>
+            <w:rFonts w:ascii="Times New Roman" w:hAnsi="Times New Roman" w:cs="Times New Roman"/>
+            <w:noProof/>
+            <w:webHidden/>
+            <w:color w:val="000000" w:themeColor="text1"/>
+          </w:rPr>
+          <w:tab/>
+        </w:r>
+        <w:r>
+          <w:rPr>
+            <w:rFonts w:ascii="Times New Roman" w:hAnsi="Times New Roman" w:cs="Times New Roman"/>
+            <w:noProof/>
+            <w:webHidden/>
+            <w:color w:val="000000" w:themeColor="text1"/>
+          </w:rPr>
+          <w:fldChar w:fldCharType="begin"/>
+        </w:r>
+        <w:r>
+          <w:rPr>
+            <w:rFonts w:ascii="Times New Roman" w:hAnsi="Times New Roman" w:cs="Times New Roman"/>
+            <w:noProof/>
+            <w:webHidden/>
+            <w:color w:val="000000" w:themeColor="text1"/>
+          </w:rPr>
+          <w:instrText xml:space="preserve"> PAGEREF _Toc240918303 \h </w:instrText>
+        </w:r>
+        <w:r>
+          <w:rPr>
+            <w:rFonts w:ascii="Times New Roman" w:hAnsi="Times New Roman" w:cs="Times New Roman"/>
+            <w:noProof/>
+            <w:webHidden/>
+            <w:color w:val="000000" w:themeColor="text1"/>
+          </w:rPr>
+        </w:r>
+        <w:r>
+          <w:rPr>
+            <w:rFonts w:ascii="Times New Roman" w:hAnsi="Times New Roman" w:cs="Times New Roman"/>
+            <w:noProof/>
+            <w:webHidden/>
+            <w:color w:val="000000" w:themeColor="text1"/>
+          </w:rPr>
+          <w:fldChar w:fldCharType="separate"/>
+        </w:r>
+        <w:r>
+          <w:rPr>
+            <w:rFonts w:ascii="Times New Roman" w:hAnsi="Times New Roman" w:cs="Times New Roman"/>
+            <w:noProof/>
+            <w:webHidden/>
+            <w:color w:val="000000" w:themeColor="text1"/>
+          </w:rPr>
+          <w:t>3</w:t>
+        </w:r>
+        <w:r>
+          <w:rPr>
+            <w:rFonts w:ascii="Times New Roman" w:hAnsi="Times New Roman" w:cs="Times New Roman"/>
+            <w:noProof/>
+            <w:webHidden/>
+            <w:color w:val="000000" w:themeColor="text1"/>
+          </w:rPr>
+          <w:fldChar w:fldCharType="end"/>
+        </w:r>
+      </w:hyperlink>
+    </w:p>
+    <w:p>
+      <w:pPr>
+        <w:pStyle w:val="TableofFigures"/>
+        <w:tabs>
+          <w:tab w:val="right" w:leader="dot" w:pos="10182"/>
+        </w:tabs>
+        <w:rPr>
+          <w:rFonts w:ascii="Times New Roman" w:eastAsiaTheme="minorEastAsia" w:hAnsi="Times New Roman" w:cs="Times New Roman"/>
+          <w:noProof/>
+          <w:color w:val="000000" w:themeColor="text1"/>
+        </w:rPr>
+      </w:pPr>
+      <w:hyperlink w:anchor="_Toc240918304" w:history="1">
+        <w:r>
+          <w:rPr>
+            <w:rStyle w:val="Hyperlink"/>
+            <w:rFonts w:ascii="Times New Roman" w:hAnsi="Times New Roman" w:cs="Times New Roman"/>
+            <w:noProof/>
+            <w:color w:val="000000" w:themeColor="text1"/>
+          </w:rPr>
+          <w:t>Sơ đồ 3</w:t>
+        </w:r>
+        <w:r>
+          <w:rPr>
+            <w:rStyle w:val="Hyperlink"/>
+            <w:rFonts w:ascii="Times New Roman" w:hAnsi="Times New Roman" w:cs="Times New Roman"/>
+            <w:noProof/>
+            <w:color w:val="000000" w:themeColor="text1"/>
+            <w:lang w:val="vi-VN"/>
+          </w:rPr>
+          <w:t>. Activity - Mượn sách</w:t>
+        </w:r>
+        <w:r>
+          <w:rPr>
+            <w:rFonts w:ascii="Times New Roman" w:hAnsi="Times New Roman" w:cs="Times New Roman"/>
+            <w:noProof/>
+            <w:webHidden/>
+            <w:color w:val="000000" w:themeColor="text1"/>
+          </w:rPr>
+          <w:tab/>
+        </w:r>
+        <w:r>
+          <w:rPr>
+            <w:rFonts w:ascii="Times New Roman" w:hAnsi="Times New Roman" w:cs="Times New Roman"/>
+            <w:noProof/>
+            <w:webHidden/>
+            <w:color w:val="000000" w:themeColor="text1"/>
+          </w:rPr>
+          <w:fldChar w:fldCharType="begin"/>
+        </w:r>
+        <w:r>
+          <w:rPr>
+            <w:rFonts w:ascii="Times New Roman" w:hAnsi="Times New Roman" w:cs="Times New Roman"/>
+            <w:noProof/>
+            <w:webHidden/>
+            <w:color w:val="000000" w:themeColor="text1"/>
+          </w:rPr>
+          <w:instrText xml:space="preserve"> PAGEREF _Toc240918304 \h </w:instrText>
+        </w:r>
+        <w:r>
+          <w:rPr>
+            <w:rFonts w:ascii="Times New Roman" w:hAnsi="Times New Roman" w:cs="Times New Roman"/>
+            <w:noProof/>
+            <w:webHidden/>
+            <w:color w:val="000000" w:themeColor="text1"/>
+          </w:rPr>
+        </w:r>
+        <w:r>
+          <w:rPr>
+            <w:rFonts w:ascii="Times New Roman" w:hAnsi="Times New Roman" w:cs="Times New Roman"/>
+            <w:noProof/>
+            <w:webHidden/>
+            <w:color w:val="000000" w:themeColor="text1"/>
+          </w:rPr>
+          <w:fldChar w:fldCharType="separate"/>
+        </w:r>
+        <w:r>
+          <w:rPr>
+            <w:rFonts w:ascii="Times New Roman" w:hAnsi="Times New Roman" w:cs="Times New Roman"/>
+            <w:noProof/>
+            <w:webHidden/>
+            <w:color w:val="000000" w:themeColor="text1"/>
+          </w:rPr>
+          <w:t>4</w:t>
+        </w:r>
+        <w:r>
+          <w:rPr>
+            <w:rFonts w:ascii="Times New Roman" w:hAnsi="Times New Roman" w:cs="Times New Roman"/>
+            <w:noProof/>
+            <w:webHidden/>
+            <w:color w:val="000000" w:themeColor="text1"/>
+          </w:rPr>
+          <w:fldChar w:fldCharType="end"/>
+        </w:r>
+      </w:hyperlink>
+    </w:p>
+    <w:p>
+      <w:pPr>
+        <w:pStyle w:val="TableofFigures"/>
+        <w:tabs>
+          <w:tab w:val="right" w:leader="dot" w:pos="10182"/>
+        </w:tabs>
+        <w:rPr>
+          <w:rFonts w:ascii="Times New Roman" w:eastAsiaTheme="minorEastAsia" w:hAnsi="Times New Roman" w:cs="Times New Roman"/>
+          <w:noProof/>
+          <w:color w:val="000000" w:themeColor="text1"/>
+        </w:rPr>
+      </w:pPr>
+      <w:hyperlink w:anchor="_Toc240918305" w:history="1">
+        <w:r>
+          <w:rPr>
+            <w:rStyle w:val="Hyperlink"/>
+            <w:rFonts w:ascii="Times New Roman" w:hAnsi="Times New Roman" w:cs="Times New Roman"/>
+            <w:noProof/>
+            <w:color w:val="000000" w:themeColor="text1"/>
+          </w:rPr>
+          <w:t>Sơ đồ 4</w:t>
+        </w:r>
+        <w:r>
+          <w:rPr>
+            <w:rStyle w:val="Hyperlink"/>
+            <w:rFonts w:ascii="Times New Roman" w:hAnsi="Times New Roman" w:cs="Times New Roman"/>
+            <w:noProof/>
+            <w:color w:val="000000" w:themeColor="text1"/>
+            <w:lang w:val="vi-VN"/>
+          </w:rPr>
+          <w:t>. Activity - Trả sách và lập phiếu phạt</w:t>
+        </w:r>
+        <w:r>
+          <w:rPr>
+            <w:rFonts w:ascii="Times New Roman" w:hAnsi="Times New Roman" w:cs="Times New Roman"/>
+            <w:noProof/>
+            <w:webHidden/>
+            <w:color w:val="000000" w:themeColor="text1"/>
+          </w:rPr>
+          <w:tab/>
+        </w:r>
+        <w:r>
+          <w:rPr>
+            <w:rFonts w:ascii="Times New Roman" w:hAnsi="Times New Roman" w:cs="Times New Roman"/>
+            <w:noProof/>
+            <w:webHidden/>
+            <w:color w:val="000000" w:themeColor="text1"/>
+          </w:rPr>
+          <w:fldChar w:fldCharType="begin"/>
+        </w:r>
+        <w:r>
+          <w:rPr>
+            <w:rFonts w:ascii="Times New Roman" w:hAnsi="Times New Roman" w:cs="Times New Roman"/>
+            <w:noProof/>
+            <w:webHidden/>
+            <w:color w:val="000000" w:themeColor="text1"/>
+          </w:rPr>
+          <w:instrText xml:space="preserve"> PAGEREF _Toc240918305 \h </w:instrText>
+        </w:r>
+        <w:r>
+          <w:rPr>
+            <w:rFonts w:ascii="Times New Roman" w:hAnsi="Times New Roman" w:cs="Times New Roman"/>
+            <w:noProof/>
+            <w:webHidden/>
+            <w:color w:val="000000" w:themeColor="text1"/>
+          </w:rPr>
+        </w:r>
+        <w:r>
+          <w:rPr>
+            <w:rFonts w:ascii="Times New Roman" w:hAnsi="Times New Roman" w:cs="Times New Roman"/>
+            <w:noProof/>
+            <w:webHidden/>
+            <w:color w:val="000000" w:themeColor="text1"/>
+          </w:rPr>
+          <w:fldChar w:fldCharType="separate"/>
+        </w:r>
+        <w:r>
+          <w:rPr>
+            <w:rFonts w:ascii="Times New Roman" w:hAnsi="Times New Roman" w:cs="Times New Roman"/>
+            <w:noProof/>
+            <w:webHidden/>
+            <w:color w:val="000000" w:themeColor="text1"/>
+          </w:rPr>
+          <w:t>5</w:t>
+        </w:r>
+        <w:r>
+          <w:rPr>
+            <w:rFonts w:ascii="Times New Roman" w:hAnsi="Times New Roman" w:cs="Times New Roman"/>
+            <w:noProof/>
+            <w:webHidden/>
+            <w:color w:val="000000" w:themeColor="text1"/>
+          </w:rPr>
+          <w:fldChar w:fldCharType="end"/>
+        </w:r>
+      </w:hyperlink>
+    </w:p>
+    <w:p>
+      <w:pPr>
+        <w:pStyle w:val="TableofFigures"/>
+        <w:tabs>
+          <w:tab w:val="right" w:leader="dot" w:pos="10182"/>
+        </w:tabs>
+        <w:rPr>
+          <w:rFonts w:ascii="Times New Roman" w:eastAsiaTheme="minorEastAsia" w:hAnsi="Times New Roman" w:cs="Times New Roman"/>
+          <w:noProof/>
+          <w:color w:val="000000" w:themeColor="text1"/>
+        </w:rPr>
+      </w:pPr>
+      <w:hyperlink w:anchor="_Toc240918306" w:history="1">
+        <w:r>
+          <w:rPr>
+            <w:rStyle w:val="Hyperlink"/>
+            <w:rFonts w:ascii="Times New Roman" w:hAnsi="Times New Roman" w:cs="Times New Roman"/>
+            <w:noProof/>
+            <w:color w:val="000000" w:themeColor="text1"/>
+          </w:rPr>
+          <w:t>Sơ đồ 5</w:t>
+        </w:r>
+        <w:r>
+          <w:rPr>
+            <w:rStyle w:val="Hyperlink"/>
+            <w:rFonts w:ascii="Times New Roman" w:hAnsi="Times New Roman" w:cs="Times New Roman"/>
+            <w:noProof/>
+            <w:color w:val="000000" w:themeColor="text1"/>
+            <w:lang w:val="vi-VN"/>
+          </w:rPr>
+          <w:t>. Activity - Quản lý đầu sách</w:t>
+        </w:r>
+        <w:r>
+          <w:rPr>
+            <w:rFonts w:ascii="Times New Roman" w:hAnsi="Times New Roman" w:cs="Times New Roman"/>
+            <w:noProof/>
+            <w:webHidden/>
+            <w:color w:val="000000" w:themeColor="text1"/>
+          </w:rPr>
+          <w:tab/>
+        </w:r>
+        <w:r>
+          <w:rPr>
+            <w:rFonts w:ascii="Times New Roman" w:hAnsi="Times New Roman" w:cs="Times New Roman"/>
+            <w:noProof/>
+            <w:webHidden/>
+            <w:color w:val="000000" w:themeColor="text1"/>
+          </w:rPr>
+          <w:fldChar w:fldCharType="begin"/>
+        </w:r>
+        <w:r>
+          <w:rPr>
+            <w:rFonts w:ascii="Times New Roman" w:hAnsi="Times New Roman" w:cs="Times New Roman"/>
+            <w:noProof/>
+            <w:webHidden/>
+            <w:color w:val="000000" w:themeColor="text1"/>
+          </w:rPr>
+          <w:instrText xml:space="preserve"> PAGEREF _Toc240918306 \h </w:instrText>
+        </w:r>
+        <w:r>
+          <w:rPr>
+            <w:rFonts w:ascii="Times New Roman" w:hAnsi="Times New Roman" w:cs="Times New Roman"/>
+            <w:noProof/>
+            <w:webHidden/>
+            <w:color w:val="000000" w:themeColor="text1"/>
+          </w:rPr>
+        </w:r>
+        <w:r>
+          <w:rPr>
+            <w:rFonts w:ascii="Times New Roman" w:hAnsi="Times New Roman" w:cs="Times New Roman"/>
+            <w:noProof/>
+            <w:webHidden/>
+            <w:color w:val="000000" w:themeColor="text1"/>
+          </w:rPr>
+          <w:fldChar w:fldCharType="separate"/>
+        </w:r>
+        <w:r>
+          <w:rPr>
+            <w:rFonts w:ascii="Times New Roman" w:hAnsi="Times New Roman" w:cs="Times New Roman"/>
+            <w:noProof/>
+            <w:webHidden/>
+            <w:color w:val="000000" w:themeColor="text1"/>
+          </w:rPr>
+          <w:t>6</w:t>
+        </w:r>
+        <w:r>
+          <w:rPr>
+            <w:rFonts w:ascii="Times New Roman" w:hAnsi="Times New Roman" w:cs="Times New Roman"/>
+            <w:noProof/>
+            <w:webHidden/>
+            <w:color w:val="000000" w:themeColor="text1"/>
+          </w:rPr>
+          <w:fldChar w:fldCharType="end"/>
+        </w:r>
+      </w:hyperlink>
+    </w:p>
+    <w:p>
+      <w:pPr>
+        <w:pStyle w:val="TableofFigures"/>
+        <w:tabs>
+          <w:tab w:val="right" w:leader="dot" w:pos="10182"/>
+        </w:tabs>
+        <w:rPr>
+          <w:rFonts w:ascii="Times New Roman" w:eastAsiaTheme="minorEastAsia" w:hAnsi="Times New Roman" w:cs="Times New Roman"/>
+          <w:noProof/>
+          <w:color w:val="000000" w:themeColor="text1"/>
+        </w:rPr>
+      </w:pPr>
+      <w:hyperlink w:anchor="_Toc240918307" w:history="1">
+        <w:r>
+          <w:rPr>
+            <w:rStyle w:val="Hyperlink"/>
+            <w:rFonts w:ascii="Times New Roman" w:hAnsi="Times New Roman" w:cs="Times New Roman"/>
+            <w:noProof/>
+            <w:color w:val="000000" w:themeColor="text1"/>
+          </w:rPr>
+          <w:t>Sơ đồ 6</w:t>
+        </w:r>
+        <w:r>
+          <w:rPr>
+            <w:rStyle w:val="Hyperlink"/>
+            <w:rFonts w:ascii="Times New Roman" w:hAnsi="Times New Roman" w:cs="Times New Roman"/>
+            <w:noProof/>
+            <w:color w:val="000000" w:themeColor="text1"/>
+            <w:lang w:val="vi-VN"/>
+          </w:rPr>
+          <w:t>. Activity - Thống kê thư viện</w:t>
+        </w:r>
+        <w:r>
+          <w:rPr>
+            <w:rFonts w:ascii="Times New Roman" w:hAnsi="Times New Roman" w:cs="Times New Roman"/>
+            <w:noProof/>
+            <w:webHidden/>
+            <w:color w:val="000000" w:themeColor="text1"/>
+          </w:rPr>
+          <w:tab/>
+        </w:r>
+        <w:r>
+          <w:rPr>
+            <w:rFonts w:ascii="Times New Roman" w:hAnsi="Times New Roman" w:cs="Times New Roman"/>
+            <w:noProof/>
+            <w:webHidden/>
+            <w:color w:val="000000" w:themeColor="text1"/>
+          </w:rPr>
+          <w:fldChar w:fldCharType="begin"/>
+        </w:r>
+        <w:r>
+          <w:rPr>
+            <w:rFonts w:ascii="Times New Roman" w:hAnsi="Times New Roman" w:cs="Times New Roman"/>
+            <w:noProof/>
+            <w:webHidden/>
+            <w:color w:val="000000" w:themeColor="text1"/>
+          </w:rPr>
+          <w:instrText xml:space="preserve"> PAGEREF _Toc240918307 \h </w:instrText>
+        </w:r>
+        <w:r>
+          <w:rPr>
+            <w:rFonts w:ascii="Times New Roman" w:hAnsi="Times New Roman" w:cs="Times New Roman"/>
+            <w:noProof/>
+            <w:webHidden/>
+            <w:color w:val="000000" w:themeColor="text1"/>
+          </w:rPr>
+        </w:r>
+        <w:r>
+          <w:rPr>
+            <w:rFonts w:ascii="Times New Roman" w:hAnsi="Times New Roman" w:cs="Times New Roman"/>
+            <w:noProof/>
+            <w:webHidden/>
+            <w:color w:val="000000" w:themeColor="text1"/>
+          </w:rPr>
+          <w:fldChar w:fldCharType="separate"/>
+        </w:r>
+        <w:r>
+          <w:rPr>
+            <w:rFonts w:ascii="Times New Roman" w:hAnsi="Times New Roman" w:cs="Times New Roman"/>
+            <w:noProof/>
+            <w:webHidden/>
+            <w:color w:val="000000" w:themeColor="text1"/>
+          </w:rPr>
+          <w:t>7</w:t>
+        </w:r>
+        <w:r>
+          <w:rPr>
+            <w:rFonts w:ascii="Times New Roman" w:hAnsi="Times New Roman" w:cs="Times New Roman"/>
+            <w:noProof/>
+            <w:webHidden/>
+            <w:color w:val="000000" w:themeColor="text1"/>
+          </w:rPr>
+          <w:fldChar w:fldCharType="end"/>
+        </w:r>
+      </w:hyperlink>
+    </w:p>
+    <w:p>
+      <w:pPr>
+        <w:pStyle w:val="TableofFigures"/>
+        <w:tabs>
+          <w:tab w:val="right" w:leader="dot" w:pos="10182"/>
+        </w:tabs>
+        <w:rPr>
+          <w:rFonts w:ascii="Times New Roman" w:eastAsiaTheme="minorEastAsia" w:hAnsi="Times New Roman" w:cs="Times New Roman"/>
+          <w:noProof/>
+          <w:color w:val="000000" w:themeColor="text1"/>
+        </w:rPr>
+      </w:pPr>
+      <w:hyperlink w:anchor="_Toc240918308" w:history="1">
+        <w:r>
+          <w:rPr>
+            <w:rStyle w:val="Hyperlink"/>
+            <w:rFonts w:ascii="Times New Roman" w:hAnsi="Times New Roman" w:cs="Times New Roman"/>
+            <w:noProof/>
+            <w:color w:val="000000" w:themeColor="text1"/>
+          </w:rPr>
+          <w:t>Sơ đồ 7</w:t>
+        </w:r>
+        <w:r>
+          <w:rPr>
+            <w:rStyle w:val="Hyperlink"/>
+            <w:rFonts w:ascii="Times New Roman" w:hAnsi="Times New Roman" w:cs="Times New Roman"/>
+            <w:noProof/>
+            <w:color w:val="000000" w:themeColor="text1"/>
+            <w:lang w:val="vi-VN"/>
+          </w:rPr>
+          <w:t>. Sequence - Cấp/ Gia hạn thẻ độc giả</w:t>
+        </w:r>
+        <w:r>
+          <w:rPr>
+            <w:rFonts w:ascii="Times New Roman" w:hAnsi="Times New Roman" w:cs="Times New Roman"/>
+            <w:noProof/>
+            <w:webHidden/>
+            <w:color w:val="000000" w:themeColor="text1"/>
+          </w:rPr>
+          <w:tab/>
+        </w:r>
+        <w:r>
+          <w:rPr>
+            <w:rFonts w:ascii="Times New Roman" w:hAnsi="Times New Roman" w:cs="Times New Roman"/>
+            <w:noProof/>
+            <w:webHidden/>
+            <w:color w:val="000000" w:themeColor="text1"/>
+          </w:rPr>
+          <w:fldChar w:fldCharType="begin"/>
+        </w:r>
+        <w:r>
+          <w:rPr>
+            <w:rFonts w:ascii="Times New Roman" w:hAnsi="Times New Roman" w:cs="Times New Roman"/>
+            <w:noProof/>
+            <w:webHidden/>
+            <w:color w:val="000000" w:themeColor="text1"/>
+          </w:rPr>
+          <w:instrText xml:space="preserve"> PAGEREF _Toc240918308 \h </w:instrText>
+        </w:r>
+        <w:r>
+          <w:rPr>
+            <w:rFonts w:ascii="Times New Roman" w:hAnsi="Times New Roman" w:cs="Times New Roman"/>
+            <w:noProof/>
+            <w:webHidden/>
+            <w:color w:val="000000" w:themeColor="text1"/>
+          </w:rPr>
+        </w:r>
+        <w:r>
+          <w:rPr>
+            <w:rFonts w:ascii="Times New Roman" w:hAnsi="Times New Roman" w:cs="Times New Roman"/>
+            <w:noProof/>
+            <w:webHidden/>
+            <w:color w:val="000000" w:themeColor="text1"/>
+          </w:rPr>
+          <w:fldChar w:fldCharType="separate"/>
+        </w:r>
+        <w:r>
+          <w:rPr>
+            <w:rFonts w:ascii="Times New Roman" w:hAnsi="Times New Roman" w:cs="Times New Roman"/>
+            <w:noProof/>
+            <w:webHidden/>
+            <w:color w:val="000000" w:themeColor="text1"/>
+          </w:rPr>
+          <w:t>8</w:t>
+        </w:r>
+        <w:r>
+          <w:rPr>
+            <w:rFonts w:ascii="Times New Roman" w:hAnsi="Times New Roman" w:cs="Times New Roman"/>
+            <w:noProof/>
+            <w:webHidden/>
+            <w:color w:val="000000" w:themeColor="text1"/>
+          </w:rPr>
+          <w:fldChar w:fldCharType="end"/>
+        </w:r>
+      </w:hyperlink>
+    </w:p>
+    <w:p>
+      <w:pPr>
+        <w:pStyle w:val="TableofFigures"/>
+        <w:tabs>
+          <w:tab w:val="right" w:leader="dot" w:pos="10182"/>
+        </w:tabs>
+        <w:rPr>
+          <w:rFonts w:ascii="Times New Roman" w:eastAsiaTheme="minorEastAsia" w:hAnsi="Times New Roman" w:cs="Times New Roman"/>
+          <w:noProof/>
+          <w:color w:val="000000" w:themeColor="text1"/>
+        </w:rPr>
+      </w:pPr>
+      <w:hyperlink w:anchor="_Toc240918309" w:history="1">
+        <w:r>
+          <w:rPr>
+            <w:rStyle w:val="Hyperlink"/>
+            <w:rFonts w:ascii="Times New Roman" w:hAnsi="Times New Roman" w:cs="Times New Roman"/>
+            <w:noProof/>
+            <w:color w:val="000000" w:themeColor="text1"/>
+          </w:rPr>
+          <w:t>Sơ đồ 8</w:t>
+        </w:r>
+        <w:r>
+          <w:rPr>
+            <w:rStyle w:val="Hyperlink"/>
+            <w:rFonts w:ascii="Times New Roman" w:hAnsi="Times New Roman" w:cs="Times New Roman"/>
+            <w:noProof/>
+            <w:color w:val="000000" w:themeColor="text1"/>
+            <w:lang w:val="vi-VN"/>
+          </w:rPr>
+          <w:t>. Sequence - M</w:t>
+        </w:r>
+        <w:r>
+          <w:rPr>
+            <w:rStyle w:val="Hyperlink"/>
+            <w:rFonts w:ascii="Times New Roman" w:hAnsi="Times New Roman" w:cs="Times New Roman"/>
+            <w:noProof/>
+            <w:color w:val="000000" w:themeColor="text1"/>
+            <w:lang w:val="vi-VN"/>
+          </w:rPr>
+          <w:t>ư</w:t>
+        </w:r>
+        <w:r>
+          <w:rPr>
+            <w:rStyle w:val="Hyperlink"/>
+            <w:rFonts w:ascii="Times New Roman" w:hAnsi="Times New Roman" w:cs="Times New Roman"/>
+            <w:noProof/>
+            <w:color w:val="000000" w:themeColor="text1"/>
+            <w:lang w:val="vi-VN"/>
+          </w:rPr>
+          <w:t>ợn sách</w:t>
+        </w:r>
+        <w:r>
+          <w:rPr>
+            <w:rFonts w:ascii="Times New Roman" w:hAnsi="Times New Roman" w:cs="Times New Roman"/>
+            <w:noProof/>
+            <w:webHidden/>
+            <w:color w:val="000000" w:themeColor="text1"/>
+          </w:rPr>
+          <w:tab/>
+        </w:r>
+        <w:r>
+          <w:rPr>
+            <w:rFonts w:ascii="Times New Roman" w:hAnsi="Times New Roman" w:cs="Times New Roman"/>
+            <w:noProof/>
+            <w:webHidden/>
+            <w:color w:val="000000" w:themeColor="text1"/>
+          </w:rPr>
+          <w:fldChar w:fldCharType="begin"/>
+        </w:r>
+        <w:r>
+          <w:rPr>
+            <w:rFonts w:ascii="Times New Roman" w:hAnsi="Times New Roman" w:cs="Times New Roman"/>
+            <w:noProof/>
+            <w:webHidden/>
+            <w:color w:val="000000" w:themeColor="text1"/>
+          </w:rPr>
+          <w:instrText xml:space="preserve"> PAGEREF _Toc240918309 \h </w:instrText>
+        </w:r>
+        <w:r>
+          <w:rPr>
+            <w:rFonts w:ascii="Times New Roman" w:hAnsi="Times New Roman" w:cs="Times New Roman"/>
+            <w:noProof/>
+            <w:webHidden/>
+            <w:color w:val="000000" w:themeColor="text1"/>
+          </w:rPr>
+        </w:r>
+        <w:r>
+          <w:rPr>
+            <w:rFonts w:ascii="Times New Roman" w:hAnsi="Times New Roman" w:cs="Times New Roman"/>
+            <w:noProof/>
+            <w:webHidden/>
+            <w:color w:val="000000" w:themeColor="text1"/>
+          </w:rPr>
+          <w:fldChar w:fldCharType="separate"/>
+        </w:r>
+        <w:r>
+          <w:rPr>
+            <w:rFonts w:ascii="Times New Roman" w:hAnsi="Times New Roman" w:cs="Times New Roman"/>
+            <w:noProof/>
+            <w:webHidden/>
+            <w:color w:val="000000" w:themeColor="text1"/>
+          </w:rPr>
+          <w:t>9</w:t>
+        </w:r>
+        <w:r>
+          <w:rPr>
+            <w:rFonts w:ascii="Times New Roman" w:hAnsi="Times New Roman" w:cs="Times New Roman"/>
+            <w:noProof/>
+            <w:webHidden/>
+            <w:color w:val="000000" w:themeColor="text1"/>
+          </w:rPr>
+          <w:fldChar w:fldCharType="end"/>
+        </w:r>
+      </w:hyperlink>
+    </w:p>
+    <w:p>
+      <w:pPr>
+        <w:pStyle w:val="TableofFigures"/>
+        <w:tabs>
+          <w:tab w:val="right" w:leader="dot" w:pos="10182"/>
+        </w:tabs>
+        <w:rPr>
+          <w:rFonts w:ascii="Times New Roman" w:eastAsiaTheme="minorEastAsia" w:hAnsi="Times New Roman" w:cs="Times New Roman"/>
+          <w:noProof/>
+          <w:color w:val="000000" w:themeColor="text1"/>
+        </w:rPr>
+      </w:pPr>
+      <w:hyperlink w:anchor="_Toc240918310" w:history="1">
+        <w:r>
+          <w:rPr>
+            <w:rStyle w:val="Hyperlink"/>
+            <w:rFonts w:ascii="Times New Roman" w:hAnsi="Times New Roman" w:cs="Times New Roman"/>
+            <w:noProof/>
+            <w:color w:val="000000" w:themeColor="text1"/>
+          </w:rPr>
+          <w:t>Sơ đồ 9</w:t>
+        </w:r>
+        <w:r>
+          <w:rPr>
+            <w:rStyle w:val="Hyperlink"/>
+            <w:rFonts w:ascii="Times New Roman" w:hAnsi="Times New Roman" w:cs="Times New Roman"/>
+            <w:noProof/>
+            <w:color w:val="000000" w:themeColor="text1"/>
+            <w:lang w:val="vi-VN"/>
+          </w:rPr>
+          <w:t>. Sequence - Trả sách và lập phiếu phạt</w:t>
+        </w:r>
+        <w:r>
+          <w:rPr>
+            <w:rFonts w:ascii="Times New Roman" w:hAnsi="Times New Roman" w:cs="Times New Roman"/>
+            <w:noProof/>
+            <w:webHidden/>
+            <w:color w:val="000000" w:themeColor="text1"/>
+          </w:rPr>
+          <w:tab/>
+        </w:r>
+        <w:r>
+          <w:rPr>
+            <w:rFonts w:ascii="Times New Roman" w:hAnsi="Times New Roman" w:cs="Times New Roman"/>
+            <w:noProof/>
+            <w:webHidden/>
+            <w:color w:val="000000" w:themeColor="text1"/>
+          </w:rPr>
+          <w:fldChar w:fldCharType="begin"/>
+        </w:r>
+        <w:r>
+          <w:rPr>
+            <w:rFonts w:ascii="Times New Roman" w:hAnsi="Times New Roman" w:cs="Times New Roman"/>
+            <w:noProof/>
+            <w:webHidden/>
+            <w:color w:val="000000" w:themeColor="text1"/>
+          </w:rPr>
+          <w:instrText xml:space="preserve"> PAGEREF _Toc240918310 \h </w:instrText>
+        </w:r>
+        <w:r>
+          <w:rPr>
+            <w:rFonts w:ascii="Times New Roman" w:hAnsi="Times New Roman" w:cs="Times New Roman"/>
+            <w:noProof/>
+            <w:webHidden/>
+            <w:color w:val="000000" w:themeColor="text1"/>
+          </w:rPr>
+        </w:r>
+        <w:r>
+          <w:rPr>
+            <w:rFonts w:ascii="Times New Roman" w:hAnsi="Times New Roman" w:cs="Times New Roman"/>
+            <w:noProof/>
+            <w:webHidden/>
+            <w:color w:val="000000" w:themeColor="text1"/>
+          </w:rPr>
+          <w:fldChar w:fldCharType="separate"/>
+        </w:r>
+        <w:r>
+          <w:rPr>
+            <w:rFonts w:ascii="Times New Roman" w:hAnsi="Times New Roman" w:cs="Times New Roman"/>
+            <w:noProof/>
+            <w:webHidden/>
+            <w:color w:val="000000" w:themeColor="text1"/>
+          </w:rPr>
+          <w:t>10</w:t>
+        </w:r>
+        <w:r>
+          <w:rPr>
+            <w:rFonts w:ascii="Times New Roman" w:hAnsi="Times New Roman" w:cs="Times New Roman"/>
+            <w:noProof/>
+            <w:webHidden/>
+            <w:color w:val="000000" w:themeColor="text1"/>
+          </w:rPr>
+          <w:fldChar w:fldCharType="end"/>
+        </w:r>
+      </w:hyperlink>
+    </w:p>
+    <w:p>
+      <w:pPr>
+        <w:pStyle w:val="TableofFigures"/>
+        <w:tabs>
+          <w:tab w:val="right" w:leader="dot" w:pos="10182"/>
+        </w:tabs>
+        <w:rPr>
+          <w:rFonts w:ascii="Times New Roman" w:eastAsiaTheme="minorEastAsia" w:hAnsi="Times New Roman" w:cs="Times New Roman"/>
+          <w:noProof/>
+          <w:color w:val="000000" w:themeColor="text1"/>
+        </w:rPr>
+      </w:pPr>
+      <w:hyperlink w:anchor="_Toc240918311" w:history="1">
+        <w:r>
+          <w:rPr>
+            <w:rStyle w:val="Hyperlink"/>
+            <w:rFonts w:ascii="Times New Roman" w:hAnsi="Times New Roman" w:cs="Times New Roman"/>
+            <w:noProof/>
+            <w:color w:val="000000" w:themeColor="text1"/>
+          </w:rPr>
+          <w:t>Sơ đồ 10</w:t>
+        </w:r>
+        <w:r>
+          <w:rPr>
+            <w:rStyle w:val="Hyperlink"/>
+            <w:rFonts w:ascii="Times New Roman" w:hAnsi="Times New Roman" w:cs="Times New Roman"/>
+            <w:noProof/>
+            <w:color w:val="000000" w:themeColor="text1"/>
+            <w:lang w:val="vi-VN"/>
+          </w:rPr>
+          <w:t>. Sequence - Quản lý đầu sách</w:t>
+        </w:r>
+        <w:r>
+          <w:rPr>
+            <w:rFonts w:ascii="Times New Roman" w:hAnsi="Times New Roman" w:cs="Times New Roman"/>
+            <w:noProof/>
+            <w:webHidden/>
+            <w:color w:val="000000" w:themeColor="text1"/>
+          </w:rPr>
+          <w:tab/>
+        </w:r>
+        <w:r>
+          <w:rPr>
+            <w:rFonts w:ascii="Times New Roman" w:hAnsi="Times New Roman" w:cs="Times New Roman"/>
+            <w:noProof/>
+            <w:webHidden/>
+            <w:color w:val="000000" w:themeColor="text1"/>
+          </w:rPr>
+          <w:fldChar w:fldCharType="begin"/>
+        </w:r>
+        <w:r>
+          <w:rPr>
+            <w:rFonts w:ascii="Times New Roman" w:hAnsi="Times New Roman" w:cs="Times New Roman"/>
+            <w:noProof/>
+            <w:webHidden/>
+            <w:color w:val="000000" w:themeColor="text1"/>
+          </w:rPr>
+          <w:instrText xml:space="preserve"> PAGEREF _Toc240918311 \h </w:instrText>
+        </w:r>
+        <w:r>
+          <w:rPr>
+            <w:rFonts w:ascii="Times New Roman" w:hAnsi="Times New Roman" w:cs="Times New Roman"/>
+            <w:noProof/>
+            <w:webHidden/>
+            <w:color w:val="000000" w:themeColor="text1"/>
+          </w:rPr>
+        </w:r>
+        <w:r>
+          <w:rPr>
+            <w:rFonts w:ascii="Times New Roman" w:hAnsi="Times New Roman" w:cs="Times New Roman"/>
+            <w:noProof/>
+            <w:webHidden/>
+            <w:color w:val="000000" w:themeColor="text1"/>
+          </w:rPr>
+          <w:fldChar w:fldCharType="separate"/>
+        </w:r>
+        <w:r>
+          <w:rPr>
+            <w:rFonts w:ascii="Times New Roman" w:hAnsi="Times New Roman" w:cs="Times New Roman"/>
+            <w:noProof/>
+            <w:webHidden/>
+            <w:color w:val="000000" w:themeColor="text1"/>
+          </w:rPr>
+          <w:t>11</w:t>
+        </w:r>
+        <w:r>
+          <w:rPr>
+            <w:rFonts w:ascii="Times New Roman" w:hAnsi="Times New Roman" w:cs="Times New Roman"/>
+            <w:noProof/>
+            <w:webHidden/>
+            <w:color w:val="000000" w:themeColor="text1"/>
+          </w:rPr>
+          <w:fldChar w:fldCharType="end"/>
+        </w:r>
+      </w:hyperlink>
+    </w:p>
+    <w:p>
+      <w:pPr>
+        <w:pStyle w:val="TableofFigures"/>
+        <w:tabs>
+          <w:tab w:val="right" w:leader="dot" w:pos="10182"/>
+        </w:tabs>
+        <w:rPr>
+          <w:rFonts w:ascii="Times New Roman" w:eastAsiaTheme="minorEastAsia" w:hAnsi="Times New Roman" w:cs="Times New Roman"/>
+          <w:noProof/>
+          <w:color w:val="000000" w:themeColor="text1"/>
+        </w:rPr>
+      </w:pPr>
+      <w:hyperlink w:anchor="_Toc240918312" w:history="1">
+        <w:r>
+          <w:rPr>
+            <w:rStyle w:val="Hyperlink"/>
+            <w:rFonts w:ascii="Times New Roman" w:hAnsi="Times New Roman" w:cs="Times New Roman"/>
+            <w:noProof/>
+            <w:color w:val="000000" w:themeColor="text1"/>
+          </w:rPr>
+          <w:t>Sơ đồ 11</w:t>
+        </w:r>
+        <w:r>
+          <w:rPr>
+            <w:rStyle w:val="Hyperlink"/>
+            <w:rFonts w:ascii="Times New Roman" w:hAnsi="Times New Roman" w:cs="Times New Roman"/>
+            <w:noProof/>
+            <w:color w:val="000000" w:themeColor="text1"/>
+            <w:lang w:val="vi-VN"/>
+          </w:rPr>
+          <w:t>. Sequence - Thống kê thư viện</w:t>
+        </w:r>
+        <w:r>
+          <w:rPr>
+            <w:rFonts w:ascii="Times New Roman" w:hAnsi="Times New Roman" w:cs="Times New Roman"/>
+            <w:noProof/>
+            <w:webHidden/>
+            <w:color w:val="000000" w:themeColor="text1"/>
+          </w:rPr>
+          <w:tab/>
+        </w:r>
+        <w:r>
+          <w:rPr>
+            <w:rFonts w:ascii="Times New Roman" w:hAnsi="Times New Roman" w:cs="Times New Roman"/>
+            <w:noProof/>
+            <w:webHidden/>
+            <w:color w:val="000000" w:themeColor="text1"/>
+          </w:rPr>
+          <w:fldChar w:fldCharType="begin"/>
+        </w:r>
+        <w:r>
+          <w:rPr>
+            <w:rFonts w:ascii="Times New Roman" w:hAnsi="Times New Roman" w:cs="Times New Roman"/>
+            <w:noProof/>
+            <w:webHidden/>
+            <w:color w:val="000000" w:themeColor="text1"/>
+          </w:rPr>
+          <w:instrText xml:space="preserve"> PAGEREF _Toc240918312 \h </w:instrText>
+        </w:r>
+        <w:r>
+          <w:rPr>
+            <w:rFonts w:ascii="Times New Roman" w:hAnsi="Times New Roman" w:cs="Times New Roman"/>
+            <w:noProof/>
+            <w:webHidden/>
+            <w:color w:val="000000" w:themeColor="text1"/>
+          </w:rPr>
+        </w:r>
+        <w:r>
+          <w:rPr>
+            <w:rFonts w:ascii="Times New Roman" w:hAnsi="Times New Roman" w:cs="Times New Roman"/>
+            <w:noProof/>
+            <w:webHidden/>
+            <w:color w:val="000000" w:themeColor="text1"/>
+          </w:rPr>
+          <w:fldChar w:fldCharType="separate"/>
+        </w:r>
+        <w:r>
+          <w:rPr>
+            <w:rFonts w:ascii="Times New Roman" w:hAnsi="Times New Roman" w:cs="Times New Roman"/>
+            <w:noProof/>
+            <w:webHidden/>
+            <w:color w:val="000000" w:themeColor="text1"/>
+          </w:rPr>
+          <w:t>12</w:t>
+        </w:r>
+        <w:r>
+          <w:rPr>
+            <w:rFonts w:ascii="Times New Roman" w:hAnsi="Times New Roman" w:cs="Times New Roman"/>
+            <w:noProof/>
+            <w:webHidden/>
+            <w:color w:val="000000" w:themeColor="text1"/>
+          </w:rPr>
+          <w:fldChar w:fldCharType="end"/>
+        </w:r>
+      </w:hyperlink>
+    </w:p>
+    <w:p>
+      <w:pPr>
+        <w:pStyle w:val="TableofFigures"/>
+        <w:tabs>
+          <w:tab w:val="right" w:leader="dot" w:pos="10182"/>
+        </w:tabs>
+        <w:rPr>
+          <w:rFonts w:ascii="Times New Roman" w:eastAsiaTheme="minorEastAsia" w:hAnsi="Times New Roman" w:cs="Times New Roman"/>
+          <w:noProof/>
+          <w:color w:val="000000" w:themeColor="text1"/>
+        </w:rPr>
+      </w:pPr>
+      <w:hyperlink w:anchor="_Toc240918313" w:history="1">
+        <w:r>
+          <w:rPr>
+            <w:rStyle w:val="Hyperlink"/>
+            <w:rFonts w:ascii="Times New Roman" w:hAnsi="Times New Roman" w:cs="Times New Roman"/>
+            <w:noProof/>
+            <w:color w:val="000000" w:themeColor="text1"/>
+          </w:rPr>
+          <w:t>Sơ đồ 12</w:t>
+        </w:r>
+        <w:r>
+          <w:rPr>
+            <w:rStyle w:val="Hyperlink"/>
+            <w:rFonts w:ascii="Times New Roman" w:hAnsi="Times New Roman" w:cs="Times New Roman"/>
+            <w:noProof/>
+            <w:color w:val="000000" w:themeColor="text1"/>
+            <w:lang w:val="vi-VN"/>
+          </w:rPr>
+          <w:t>. ERD - Hệ thống quản lý thư viện</w:t>
+        </w:r>
+        <w:r>
+          <w:rPr>
+            <w:rFonts w:ascii="Times New Roman" w:hAnsi="Times New Roman" w:cs="Times New Roman"/>
+            <w:noProof/>
+            <w:webHidden/>
+            <w:color w:val="000000" w:themeColor="text1"/>
+          </w:rPr>
+          <w:tab/>
+        </w:r>
+        <w:r>
+          <w:rPr>
+            <w:rFonts w:ascii="Times New Roman" w:hAnsi="Times New Roman" w:cs="Times New Roman"/>
+            <w:noProof/>
+            <w:webHidden/>
+            <w:color w:val="000000" w:themeColor="text1"/>
+          </w:rPr>
+          <w:fldChar w:fldCharType="begin"/>
+        </w:r>
+        <w:r>
+          <w:rPr>
+            <w:rFonts w:ascii="Times New Roman" w:hAnsi="Times New Roman" w:cs="Times New Roman"/>
+            <w:noProof/>
+            <w:webHidden/>
+            <w:color w:val="000000" w:themeColor="text1"/>
+          </w:rPr>
+          <w:instrText xml:space="preserve"> PAGEREF _Toc240918313 \h </w:instrText>
+        </w:r>
+        <w:r>
+          <w:rPr>
+            <w:rFonts w:ascii="Times New Roman" w:hAnsi="Times New Roman" w:cs="Times New Roman"/>
+            <w:noProof/>
+            <w:webHidden/>
+            <w:color w:val="000000" w:themeColor="text1"/>
+          </w:rPr>
+        </w:r>
+        <w:r>
+          <w:rPr>
+            <w:rFonts w:ascii="Times New Roman" w:hAnsi="Times New Roman" w:cs="Times New Roman"/>
+            <w:noProof/>
+            <w:webHidden/>
+            <w:color w:val="000000" w:themeColor="text1"/>
+          </w:rPr>
+          <w:fldChar w:fldCharType="separate"/>
+        </w:r>
+        <w:r>
+          <w:rPr>
+            <w:rFonts w:ascii="Times New Roman" w:hAnsi="Times New Roman" w:cs="Times New Roman"/>
+            <w:noProof/>
+            <w:webHidden/>
+            <w:color w:val="000000" w:themeColor="text1"/>
+          </w:rPr>
+          <w:t>13</w:t>
+        </w:r>
+        <w:r>
+          <w:rPr>
+            <w:rFonts w:ascii="Times New Roman" w:hAnsi="Times New Roman" w:cs="Times New Roman"/>
+            <w:noProof/>
+            <w:webHidden/>
+            <w:color w:val="000000" w:themeColor="text1"/>
+          </w:rPr>
+          <w:fldChar w:fldCharType="end"/>
+        </w:r>
+      </w:hyperlink>
+    </w:p>
+    <w:p>
+      <w:pPr>
+        <w:jc w:val="center"/>
+        <w:rPr>
+          <w:rFonts w:ascii="Times New Roman" w:hAnsi="Times New Roman" w:cs="Times New Roman"/>
+          <w:b/>
+          <w:bCs/>
+          <w:color w:val="000000" w:themeColor="text1"/>
+          <w:sz w:val="26"/>
+          <w:szCs w:val="26"/>
+          <w:lang w:val="vi-VN"/>
+        </w:rPr>
+      </w:pPr>
+      <w:r>
+        <w:rPr>
+          <w:rFonts w:ascii="Times New Roman" w:hAnsi="Times New Roman" w:cs="Times New Roman"/>
+          <w:b/>
+          <w:bCs/>
+          <w:color w:val="000000" w:themeColor="text1"/>
+          <w:sz w:val="26"/>
+          <w:szCs w:val="26"/>
+          <w:lang w:val="vi-VN"/>
+        </w:rPr>
+        <w:fldChar w:fldCharType="end"/>
+      </w:r>
+    </w:p>
+    <w:p>
+      <w:pPr>
+        <w:jc w:val="center"/>
+        <w:rPr>
+          <w:rFonts w:ascii="Times New Roman" w:hAnsi="Times New Roman" w:cs="Times New Roman"/>
+          <w:b/>
+          <w:bCs/>
+          <w:color w:val="000000" w:themeColor="text1"/>
+          <w:sz w:val="26"/>
+          <w:szCs w:val="26"/>
+          <w:lang w:val="vi-VN"/>
+        </w:rPr>
+      </w:pPr>
+    </w:p>
+    <w:p>
+      <w:pPr>
+        <w:jc w:val="center"/>
+        <w:rPr>
+          <w:rFonts w:ascii="Times New Roman" w:hAnsi="Times New Roman" w:cs="Times New Roman"/>
+          <w:b/>
+          <w:bCs/>
+          <w:color w:val="000000" w:themeColor="text1"/>
+          <w:sz w:val="26"/>
+          <w:szCs w:val="26"/>
+          <w:lang w:val="vi-VN"/>
+        </w:rPr>
+      </w:pPr>
+      <w:r>
+        <w:rPr>
+          <w:rFonts w:ascii="Times New Roman" w:hAnsi="Times New Roman" w:cs="Times New Roman"/>
+          <w:b/>
+          <w:bCs/>
+          <w:color w:val="000000" w:themeColor="text1"/>
+          <w:sz w:val="26"/>
+          <w:szCs w:val="26"/>
+          <w:lang w:val="vi-VN"/>
+        </w:rPr>
+        <w:t>DANH MỤC HÌNH</w:t>
+      </w:r>
+    </w:p>
+    <w:p>
+      <w:pPr>
+        <w:pStyle w:val="TableofFigures"/>
+        <w:tabs>
+          <w:tab w:val="right" w:leader="dot" w:pos="10182"/>
+        </w:tabs>
+        <w:rPr>
+          <w:rFonts w:ascii="Times New Roman" w:eastAsiaTheme="minorEastAsia" w:hAnsi="Times New Roman" w:cs="Times New Roman"/>
+          <w:noProof/>
+          <w:color w:val="000000" w:themeColor="text1"/>
+        </w:rPr>
+      </w:pPr>
+      <w:r>
+        <w:rPr>
+          <w:rFonts w:ascii="Times New Roman" w:hAnsi="Times New Roman" w:cs="Times New Roman"/>
+          <w:b/>
+          <w:bCs/>
+          <w:color w:val="000000" w:themeColor="text1"/>
+          <w:sz w:val="26"/>
+          <w:szCs w:val="26"/>
+          <w:lang w:val="vi-VN"/>
+        </w:rPr>
+        <w:fldChar w:fldCharType="begin"/>
+      </w:r>
+      <w:r>
+        <w:rPr>
+          <w:rFonts w:ascii="Times New Roman" w:hAnsi="Times New Roman" w:cs="Times New Roman"/>
+          <w:b/>
+          <w:bCs/>
+          <w:color w:val="000000" w:themeColor="text1"/>
+          <w:sz w:val="26"/>
+          <w:szCs w:val="26"/>
+          <w:lang w:val="vi-VN"/>
+        </w:rPr>
+        <w:instrText xml:space="preserve"> TOC \h \z \c "Hình" </w:instrText>
+      </w:r>
+      <w:r>
+        <w:rPr>
+          <w:rFonts w:ascii="Times New Roman" w:hAnsi="Times New Roman" w:cs="Times New Roman"/>
+          <w:b/>
+          <w:bCs/>
+          <w:color w:val="000000" w:themeColor="text1"/>
+          <w:sz w:val="26"/>
+          <w:szCs w:val="26"/>
+          <w:lang w:val="vi-VN"/>
+        </w:rPr>
+        <w:fldChar w:fldCharType="separate"/>
+      </w:r>
+      <w:hyperlink w:anchor="_Toc240918331" w:history="1">
+        <w:r>
+          <w:rPr>
+            <w:rStyle w:val="Hyperlink"/>
+            <w:rFonts w:ascii="Times New Roman" w:hAnsi="Times New Roman" w:cs="Times New Roman"/>
+            <w:noProof/>
+            <w:color w:val="000000" w:themeColor="text1"/>
+          </w:rPr>
+          <w:t>Hình 1</w:t>
+        </w:r>
+        <w:r>
+          <w:rPr>
+            <w:rStyle w:val="Hyperlink"/>
+            <w:rFonts w:ascii="Times New Roman" w:hAnsi="Times New Roman" w:cs="Times New Roman"/>
+            <w:noProof/>
+            <w:color w:val="000000" w:themeColor="text1"/>
+            <w:lang w:val="vi-VN"/>
+          </w:rPr>
+          <w:t xml:space="preserve">. Giao diện </w:t>
+        </w:r>
+        <w:r>
+          <w:rPr>
+            <w:rStyle w:val="Hyperlink"/>
+            <w:rFonts w:ascii="Times New Roman" w:hAnsi="Times New Roman" w:cs="Times New Roman"/>
+            <w:noProof/>
+            <w:color w:val="000000" w:themeColor="text1"/>
+          </w:rPr>
+          <w:t>trang</w:t>
+        </w:r>
+        <w:r>
+          <w:rPr>
+            <w:rStyle w:val="Hyperlink"/>
+            <w:rFonts w:ascii="Times New Roman" w:hAnsi="Times New Roman" w:cs="Times New Roman"/>
+            <w:noProof/>
+            <w:color w:val="000000" w:themeColor="text1"/>
+            <w:lang w:val="vi-VN"/>
+          </w:rPr>
+          <w:t xml:space="preserve"> chủ</w:t>
+        </w:r>
+        <w:r>
+          <w:rPr>
+            <w:rFonts w:ascii="Times New Roman" w:hAnsi="Times New Roman" w:cs="Times New Roman"/>
+            <w:noProof/>
+            <w:webHidden/>
+            <w:color w:val="000000" w:themeColor="text1"/>
+          </w:rPr>
+          <w:tab/>
+        </w:r>
+        <w:r>
+          <w:rPr>
+            <w:rFonts w:ascii="Times New Roman" w:hAnsi="Times New Roman" w:cs="Times New Roman"/>
+            <w:noProof/>
+            <w:webHidden/>
+            <w:color w:val="000000" w:themeColor="text1"/>
+          </w:rPr>
+          <w:fldChar w:fldCharType="begin"/>
+        </w:r>
+        <w:r>
+          <w:rPr>
+            <w:rFonts w:ascii="Times New Roman" w:hAnsi="Times New Roman" w:cs="Times New Roman"/>
+            <w:noProof/>
+            <w:webHidden/>
+            <w:color w:val="000000" w:themeColor="text1"/>
+          </w:rPr>
+          <w:instrText xml:space="preserve"> PAGEREF _Toc240918331 \h </w:instrText>
+        </w:r>
+        <w:r>
+          <w:rPr>
+            <w:rFonts w:ascii="Times New Roman" w:hAnsi="Times New Roman" w:cs="Times New Roman"/>
+            <w:noProof/>
+            <w:webHidden/>
+            <w:color w:val="000000" w:themeColor="text1"/>
+          </w:rPr>
+        </w:r>
+        <w:r>
+          <w:rPr>
+            <w:rFonts w:ascii="Times New Roman" w:hAnsi="Times New Roman" w:cs="Times New Roman"/>
+            <w:noProof/>
+            <w:webHidden/>
+            <w:color w:val="000000" w:themeColor="text1"/>
+          </w:rPr>
+          <w:fldChar w:fldCharType="separate"/>
+        </w:r>
+        <w:r>
+          <w:rPr>
+            <w:rFonts w:ascii="Times New Roman" w:hAnsi="Times New Roman" w:cs="Times New Roman"/>
+            <w:noProof/>
+            <w:webHidden/>
+            <w:color w:val="000000" w:themeColor="text1"/>
+          </w:rPr>
+          <w:t>14</w:t>
+        </w:r>
+        <w:r>
+          <w:rPr>
+            <w:rFonts w:ascii="Times New Roman" w:hAnsi="Times New Roman" w:cs="Times New Roman"/>
+            <w:noProof/>
+            <w:webHidden/>
+            <w:color w:val="000000" w:themeColor="text1"/>
+          </w:rPr>
+          <w:fldChar w:fldCharType="end"/>
+        </w:r>
+      </w:hyperlink>
+    </w:p>
+    <w:p>
+      <w:pPr>
+        <w:pStyle w:val="TableofFigures"/>
+        <w:tabs>
+          <w:tab w:val="right" w:leader="dot" w:pos="10182"/>
+        </w:tabs>
+        <w:rPr>
+          <w:rFonts w:ascii="Times New Roman" w:eastAsiaTheme="minorEastAsia" w:hAnsi="Times New Roman" w:cs="Times New Roman"/>
+          <w:noProof/>
+          <w:color w:val="000000" w:themeColor="text1"/>
+        </w:rPr>
+      </w:pPr>
+      <w:hyperlink w:anchor="_Toc240918332" w:history="1">
+        <w:r>
+          <w:rPr>
+            <w:rStyle w:val="Hyperlink"/>
+            <w:rFonts w:ascii="Times New Roman" w:hAnsi="Times New Roman" w:cs="Times New Roman"/>
+            <w:noProof/>
+            <w:color w:val="000000" w:themeColor="text1"/>
+          </w:rPr>
+          <w:t>Hình 2</w:t>
+        </w:r>
+        <w:r>
+          <w:rPr>
+            <w:rStyle w:val="Hyperlink"/>
+            <w:rFonts w:ascii="Times New Roman" w:hAnsi="Times New Roman" w:cs="Times New Roman"/>
+            <w:noProof/>
+            <w:color w:val="000000" w:themeColor="text1"/>
+            <w:lang w:val="vi-VN"/>
+          </w:rPr>
+          <w:t>. Giao diện "Danh mục/ Nhân viên"</w:t>
+        </w:r>
+        <w:r>
+          <w:rPr>
+            <w:rFonts w:ascii="Times New Roman" w:hAnsi="Times New Roman" w:cs="Times New Roman"/>
+            <w:noProof/>
+            <w:webHidden/>
+            <w:color w:val="000000" w:themeColor="text1"/>
+          </w:rPr>
+          <w:tab/>
+        </w:r>
+        <w:r>
+          <w:rPr>
+            <w:rFonts w:ascii="Times New Roman" w:hAnsi="Times New Roman" w:cs="Times New Roman"/>
+            <w:noProof/>
+            <w:webHidden/>
+            <w:color w:val="000000" w:themeColor="text1"/>
+          </w:rPr>
+          <w:fldChar w:fldCharType="begin"/>
+        </w:r>
+        <w:r>
+          <w:rPr>
+            <w:rFonts w:ascii="Times New Roman" w:hAnsi="Times New Roman" w:cs="Times New Roman"/>
+            <w:noProof/>
+            <w:webHidden/>
+            <w:color w:val="000000" w:themeColor="text1"/>
+          </w:rPr>
+          <w:instrText xml:space="preserve"> PAGEREF _Toc240918332 \h </w:instrText>
+        </w:r>
+        <w:r>
+          <w:rPr>
+            <w:rFonts w:ascii="Times New Roman" w:hAnsi="Times New Roman" w:cs="Times New Roman"/>
+            <w:noProof/>
+            <w:webHidden/>
+            <w:color w:val="000000" w:themeColor="text1"/>
+          </w:rPr>
+        </w:r>
+        <w:r>
+          <w:rPr>
+            <w:rFonts w:ascii="Times New Roman" w:hAnsi="Times New Roman" w:cs="Times New Roman"/>
+            <w:noProof/>
+            <w:webHidden/>
+            <w:color w:val="000000" w:themeColor="text1"/>
+          </w:rPr>
+          <w:fldChar w:fldCharType="separate"/>
+        </w:r>
+        <w:r>
+          <w:rPr>
+            <w:rFonts w:ascii="Times New Roman" w:hAnsi="Times New Roman" w:cs="Times New Roman"/>
+            <w:noProof/>
+            <w:webHidden/>
+            <w:color w:val="000000" w:themeColor="text1"/>
+          </w:rPr>
+          <w:t>14</w:t>
+        </w:r>
+        <w:r>
+          <w:rPr>
+            <w:rFonts w:ascii="Times New Roman" w:hAnsi="Times New Roman" w:cs="Times New Roman"/>
+            <w:noProof/>
+            <w:webHidden/>
+            <w:color w:val="000000" w:themeColor="text1"/>
+          </w:rPr>
+          <w:fldChar w:fldCharType="end"/>
+        </w:r>
+      </w:hyperlink>
+    </w:p>
+    <w:p>
+      <w:pPr>
+        <w:pStyle w:val="TableofFigures"/>
+        <w:tabs>
+          <w:tab w:val="right" w:leader="dot" w:pos="10182"/>
+        </w:tabs>
+        <w:rPr>
+          <w:rFonts w:ascii="Times New Roman" w:eastAsiaTheme="minorEastAsia" w:hAnsi="Times New Roman" w:cs="Times New Roman"/>
+          <w:noProof/>
+          <w:color w:val="000000" w:themeColor="text1"/>
+        </w:rPr>
+      </w:pPr>
+      <w:hyperlink w:anchor="_Toc240918333" w:history="1">
+        <w:r>
+          <w:rPr>
+            <w:rStyle w:val="Hyperlink"/>
+            <w:rFonts w:ascii="Times New Roman" w:hAnsi="Times New Roman" w:cs="Times New Roman"/>
+            <w:noProof/>
+            <w:color w:val="000000" w:themeColor="text1"/>
+          </w:rPr>
+          <w:t>Hình 3</w:t>
+        </w:r>
+        <w:r>
+          <w:rPr>
+            <w:rStyle w:val="Hyperlink"/>
+            <w:rFonts w:ascii="Times New Roman" w:hAnsi="Times New Roman" w:cs="Times New Roman"/>
+            <w:noProof/>
+            <w:color w:val="000000" w:themeColor="text1"/>
+            <w:lang w:val="vi-VN"/>
+          </w:rPr>
+          <w:t>. Giao diện "Danh mục/Thể loại"</w:t>
+        </w:r>
+        <w:r>
+          <w:rPr>
+            <w:rFonts w:ascii="Times New Roman" w:hAnsi="Times New Roman" w:cs="Times New Roman"/>
+            <w:noProof/>
+            <w:webHidden/>
+            <w:color w:val="000000" w:themeColor="text1"/>
+          </w:rPr>
+          <w:tab/>
+        </w:r>
+        <w:r>
+          <w:rPr>
+            <w:rFonts w:ascii="Times New Roman" w:hAnsi="Times New Roman" w:cs="Times New Roman"/>
+            <w:noProof/>
+            <w:webHidden/>
+            <w:color w:val="000000" w:themeColor="text1"/>
+          </w:rPr>
+          <w:fldChar w:fldCharType="begin"/>
+        </w:r>
+        <w:r>
+          <w:rPr>
+            <w:rFonts w:ascii="Times New Roman" w:hAnsi="Times New Roman" w:cs="Times New Roman"/>
+            <w:noProof/>
+            <w:webHidden/>
+            <w:color w:val="000000" w:themeColor="text1"/>
+          </w:rPr>
+          <w:instrText xml:space="preserve"> PAGEREF _Toc240918333 \h </w:instrText>
+        </w:r>
+        <w:r>
+          <w:rPr>
+            <w:rFonts w:ascii="Times New Roman" w:hAnsi="Times New Roman" w:cs="Times New Roman"/>
+            <w:noProof/>
+            <w:webHidden/>
+            <w:color w:val="000000" w:themeColor="text1"/>
+          </w:rPr>
+        </w:r>
+        <w:r>
+          <w:rPr>
+            <w:rFonts w:ascii="Times New Roman" w:hAnsi="Times New Roman" w:cs="Times New Roman"/>
+            <w:noProof/>
+            <w:webHidden/>
+            <w:color w:val="000000" w:themeColor="text1"/>
+          </w:rPr>
+          <w:fldChar w:fldCharType="separate"/>
+        </w:r>
+        <w:r>
+          <w:rPr>
+            <w:rFonts w:ascii="Times New Roman" w:hAnsi="Times New Roman" w:cs="Times New Roman"/>
+            <w:noProof/>
+            <w:webHidden/>
+            <w:color w:val="000000" w:themeColor="text1"/>
+          </w:rPr>
+          <w:t>15</w:t>
+        </w:r>
+        <w:r>
+          <w:rPr>
+            <w:rFonts w:ascii="Times New Roman" w:hAnsi="Times New Roman" w:cs="Times New Roman"/>
+            <w:noProof/>
+            <w:webHidden/>
+            <w:color w:val="000000" w:themeColor="text1"/>
+          </w:rPr>
+          <w:fldChar w:fldCharType="end"/>
+        </w:r>
+      </w:hyperlink>
+    </w:p>
+    <w:p>
+      <w:pPr>
+        <w:pStyle w:val="TableofFigures"/>
+        <w:tabs>
+          <w:tab w:val="right" w:leader="dot" w:pos="10182"/>
+        </w:tabs>
+        <w:rPr>
+          <w:rFonts w:ascii="Times New Roman" w:eastAsiaTheme="minorEastAsia" w:hAnsi="Times New Roman" w:cs="Times New Roman"/>
+          <w:noProof/>
+          <w:color w:val="000000" w:themeColor="text1"/>
+        </w:rPr>
+      </w:pPr>
+      <w:hyperlink w:anchor="_Toc240918334" w:history="1">
+        <w:r>
+          <w:rPr>
+            <w:rStyle w:val="Hyperlink"/>
+            <w:rFonts w:ascii="Times New Roman" w:hAnsi="Times New Roman" w:cs="Times New Roman"/>
+            <w:noProof/>
+            <w:color w:val="000000" w:themeColor="text1"/>
+          </w:rPr>
+          <w:t>Hình 4</w:t>
+        </w:r>
+        <w:r>
+          <w:rPr>
+            <w:rStyle w:val="Hyperlink"/>
+            <w:rFonts w:ascii="Times New Roman" w:hAnsi="Times New Roman" w:cs="Times New Roman"/>
+            <w:noProof/>
+            <w:color w:val="000000" w:themeColor="text1"/>
+            <w:lang w:val="vi-VN"/>
+          </w:rPr>
+          <w:t>. Giao diện "Danh mục/Nhà xuất bản"</w:t>
+        </w:r>
+        <w:r>
+          <w:rPr>
+            <w:rFonts w:ascii="Times New Roman" w:hAnsi="Times New Roman" w:cs="Times New Roman"/>
+            <w:noProof/>
+            <w:webHidden/>
+            <w:color w:val="000000" w:themeColor="text1"/>
+          </w:rPr>
+          <w:tab/>
+        </w:r>
+        <w:r>
+          <w:rPr>
+            <w:rFonts w:ascii="Times New Roman" w:hAnsi="Times New Roman" w:cs="Times New Roman"/>
+            <w:noProof/>
+            <w:webHidden/>
+            <w:color w:val="000000" w:themeColor="text1"/>
+          </w:rPr>
+          <w:fldChar w:fldCharType="begin"/>
+        </w:r>
+        <w:r>
+          <w:rPr>
+            <w:rFonts w:ascii="Times New Roman" w:hAnsi="Times New Roman" w:cs="Times New Roman"/>
+            <w:noProof/>
+            <w:webHidden/>
+            <w:color w:val="000000" w:themeColor="text1"/>
+          </w:rPr>
+          <w:instrText xml:space="preserve"> PAGEREF _Toc240918334 \h </w:instrText>
+        </w:r>
+        <w:r>
+          <w:rPr>
+            <w:rFonts w:ascii="Times New Roman" w:hAnsi="Times New Roman" w:cs="Times New Roman"/>
+            <w:noProof/>
+            <w:webHidden/>
+            <w:color w:val="000000" w:themeColor="text1"/>
+          </w:rPr>
+        </w:r>
+        <w:r>
+          <w:rPr>
+            <w:rFonts w:ascii="Times New Roman" w:hAnsi="Times New Roman" w:cs="Times New Roman"/>
+            <w:noProof/>
+            <w:webHidden/>
+            <w:color w:val="000000" w:themeColor="text1"/>
+          </w:rPr>
+          <w:fldChar w:fldCharType="separate"/>
+        </w:r>
+        <w:r>
+          <w:rPr>
+            <w:rFonts w:ascii="Times New Roman" w:hAnsi="Times New Roman" w:cs="Times New Roman"/>
+            <w:noProof/>
+            <w:webHidden/>
+            <w:color w:val="000000" w:themeColor="text1"/>
+          </w:rPr>
+          <w:t>15</w:t>
+        </w:r>
+        <w:r>
+          <w:rPr>
+            <w:rFonts w:ascii="Times New Roman" w:hAnsi="Times New Roman" w:cs="Times New Roman"/>
+            <w:noProof/>
+            <w:webHidden/>
+            <w:color w:val="000000" w:themeColor="text1"/>
+          </w:rPr>
+          <w:fldChar w:fldCharType="end"/>
+        </w:r>
+      </w:hyperlink>
+    </w:p>
+    <w:p>
+      <w:pPr>
+        <w:pStyle w:val="TableofFigures"/>
+        <w:tabs>
+          <w:tab w:val="right" w:leader="dot" w:pos="10182"/>
+        </w:tabs>
+        <w:rPr>
+          <w:rFonts w:ascii="Times New Roman" w:eastAsiaTheme="minorEastAsia" w:hAnsi="Times New Roman" w:cs="Times New Roman"/>
+          <w:noProof/>
+          <w:color w:val="000000" w:themeColor="text1"/>
+        </w:rPr>
+      </w:pPr>
+      <w:hyperlink w:anchor="_Toc240918335" w:history="1">
+        <w:r>
+          <w:rPr>
+            <w:rStyle w:val="Hyperlink"/>
+            <w:rFonts w:ascii="Times New Roman" w:hAnsi="Times New Roman" w:cs="Times New Roman"/>
+            <w:noProof/>
+            <w:color w:val="000000" w:themeColor="text1"/>
+          </w:rPr>
+          <w:t>Hình 5</w:t>
+        </w:r>
+        <w:r>
+          <w:rPr>
+            <w:rStyle w:val="Hyperlink"/>
+            <w:rFonts w:ascii="Times New Roman" w:hAnsi="Times New Roman" w:cs="Times New Roman"/>
+            <w:noProof/>
+            <w:color w:val="000000" w:themeColor="text1"/>
+            <w:lang w:val="vi-VN"/>
+          </w:rPr>
+          <w:t>. Giao diện quản lý đầu sách</w:t>
+        </w:r>
+        <w:r>
+          <w:rPr>
+            <w:rFonts w:ascii="Times New Roman" w:hAnsi="Times New Roman" w:cs="Times New Roman"/>
+            <w:noProof/>
+            <w:webHidden/>
+            <w:color w:val="000000" w:themeColor="text1"/>
+          </w:rPr>
+          <w:tab/>
+        </w:r>
+        <w:r>
+          <w:rPr>
+            <w:rFonts w:ascii="Times New Roman" w:hAnsi="Times New Roman" w:cs="Times New Roman"/>
+            <w:noProof/>
+            <w:webHidden/>
+            <w:color w:val="000000" w:themeColor="text1"/>
+          </w:rPr>
+          <w:fldChar w:fldCharType="begin"/>
+        </w:r>
+        <w:r>
+          <w:rPr>
+            <w:rFonts w:ascii="Times New Roman" w:hAnsi="Times New Roman" w:cs="Times New Roman"/>
+            <w:noProof/>
+            <w:webHidden/>
+            <w:color w:val="000000" w:themeColor="text1"/>
+          </w:rPr>
+          <w:instrText xml:space="preserve"> PAGEREF _Toc240918335 \h </w:instrText>
+        </w:r>
+        <w:r>
+          <w:rPr>
+            <w:rFonts w:ascii="Times New Roman" w:hAnsi="Times New Roman" w:cs="Times New Roman"/>
+            <w:noProof/>
+            <w:webHidden/>
+            <w:color w:val="000000" w:themeColor="text1"/>
+          </w:rPr>
+        </w:r>
+        <w:r>
+          <w:rPr>
+            <w:rFonts w:ascii="Times New Roman" w:hAnsi="Times New Roman" w:cs="Times New Roman"/>
+            <w:noProof/>
+            <w:webHidden/>
+            <w:color w:val="000000" w:themeColor="text1"/>
+          </w:rPr>
+          <w:fldChar w:fldCharType="separate"/>
+        </w:r>
+        <w:r>
+          <w:rPr>
+            <w:rFonts w:ascii="Times New Roman" w:hAnsi="Times New Roman" w:cs="Times New Roman"/>
+            <w:noProof/>
+            <w:webHidden/>
+            <w:color w:val="000000" w:themeColor="text1"/>
+          </w:rPr>
+          <w:t>16</w:t>
+        </w:r>
+        <w:r>
+          <w:rPr>
+            <w:rFonts w:ascii="Times New Roman" w:hAnsi="Times New Roman" w:cs="Times New Roman"/>
+            <w:noProof/>
+            <w:webHidden/>
+            <w:color w:val="000000" w:themeColor="text1"/>
+          </w:rPr>
+          <w:fldChar w:fldCharType="end"/>
+        </w:r>
+      </w:hyperlink>
+    </w:p>
+    <w:p>
+      <w:pPr>
+        <w:pStyle w:val="TableofFigures"/>
+        <w:tabs>
+          <w:tab w:val="right" w:leader="dot" w:pos="10182"/>
+        </w:tabs>
+        <w:rPr>
+          <w:rFonts w:ascii="Times New Roman" w:eastAsiaTheme="minorEastAsia" w:hAnsi="Times New Roman" w:cs="Times New Roman"/>
+          <w:noProof/>
+          <w:color w:val="000000" w:themeColor="text1"/>
+        </w:rPr>
+      </w:pPr>
+      <w:hyperlink w:anchor="_Toc240918336" w:history="1">
+        <w:r>
+          <w:rPr>
+            <w:rStyle w:val="Hyperlink"/>
+            <w:rFonts w:ascii="Times New Roman" w:hAnsi="Times New Roman" w:cs="Times New Roman"/>
+            <w:noProof/>
+            <w:color w:val="000000" w:themeColor="text1"/>
+          </w:rPr>
+          <w:t>Hình 6</w:t>
+        </w:r>
+        <w:r>
+          <w:rPr>
+            <w:rStyle w:val="Hyperlink"/>
+            <w:rFonts w:ascii="Times New Roman" w:hAnsi="Times New Roman" w:cs="Times New Roman"/>
+            <w:noProof/>
+            <w:color w:val="000000" w:themeColor="text1"/>
+            <w:lang w:val="vi-VN"/>
+          </w:rPr>
+          <w:t>. Giao diện độc giả và thẻ thư viện</w:t>
+        </w:r>
+        <w:r>
+          <w:rPr>
+            <w:rFonts w:ascii="Times New Roman" w:hAnsi="Times New Roman" w:cs="Times New Roman"/>
+            <w:noProof/>
+            <w:webHidden/>
+            <w:color w:val="000000" w:themeColor="text1"/>
+          </w:rPr>
+          <w:tab/>
+        </w:r>
+        <w:r>
+          <w:rPr>
+            <w:rFonts w:ascii="Times New Roman" w:hAnsi="Times New Roman" w:cs="Times New Roman"/>
+            <w:noProof/>
+            <w:webHidden/>
+            <w:color w:val="000000" w:themeColor="text1"/>
+          </w:rPr>
+          <w:fldChar w:fldCharType="begin"/>
+        </w:r>
+        <w:r>
+          <w:rPr>
+            <w:rFonts w:ascii="Times New Roman" w:hAnsi="Times New Roman" w:cs="Times New Roman"/>
+            <w:noProof/>
+            <w:webHidden/>
+            <w:color w:val="000000" w:themeColor="text1"/>
+          </w:rPr>
+          <w:instrText xml:space="preserve"> PAGEREF _Toc240918336 \h </w:instrText>
+        </w:r>
+        <w:r>
+          <w:rPr>
+            <w:rFonts w:ascii="Times New Roman" w:hAnsi="Times New Roman" w:cs="Times New Roman"/>
+            <w:noProof/>
+            <w:webHidden/>
+            <w:color w:val="000000" w:themeColor="text1"/>
+          </w:rPr>
+        </w:r>
+        <w:r>
+          <w:rPr>
+            <w:rFonts w:ascii="Times New Roman" w:hAnsi="Times New Roman" w:cs="Times New Roman"/>
+            <w:noProof/>
+            <w:webHidden/>
+            <w:color w:val="000000" w:themeColor="text1"/>
+          </w:rPr>
+          <w:fldChar w:fldCharType="separate"/>
+        </w:r>
+        <w:r>
+          <w:rPr>
+            <w:rFonts w:ascii="Times New Roman" w:hAnsi="Times New Roman" w:cs="Times New Roman"/>
+            <w:noProof/>
+            <w:webHidden/>
+            <w:color w:val="000000" w:themeColor="text1"/>
+          </w:rPr>
+          <w:t>16</w:t>
+        </w:r>
+        <w:r>
+          <w:rPr>
+            <w:rFonts w:ascii="Times New Roman" w:hAnsi="Times New Roman" w:cs="Times New Roman"/>
+            <w:noProof/>
+            <w:webHidden/>
+            <w:color w:val="000000" w:themeColor="text1"/>
+          </w:rPr>
+          <w:fldChar w:fldCharType="end"/>
+        </w:r>
+      </w:hyperlink>
+    </w:p>
+    <w:p>
+      <w:pPr>
+        <w:jc w:val="center"/>
+        <w:rPr>
+          <w:rFonts w:ascii="Times New Roman" w:hAnsi="Times New Roman" w:cs="Times New Roman"/>
+          <w:b/>
+          <w:bCs/>
+          <w:color w:val="000000" w:themeColor="text1"/>
+          <w:sz w:val="26"/>
+          <w:szCs w:val="26"/>
+          <w:lang w:val="vi-VN"/>
+        </w:rPr>
+      </w:pPr>
+      <w:r>
+        <w:rPr>
+          <w:rFonts w:ascii="Times New Roman" w:hAnsi="Times New Roman" w:cs="Times New Roman"/>
+          <w:b/>
+          <w:bCs/>
+          <w:color w:val="000000" w:themeColor="text1"/>
+          <w:sz w:val="26"/>
+          <w:szCs w:val="26"/>
+          <w:lang w:val="vi-VN"/>
+        </w:rPr>
+        <w:fldChar w:fldCharType="end"/>
+      </w:r>
+    </w:p>
+    <w:p>
+      <w:pPr>
+        <w:jc w:val="center"/>
+        <w:rPr>
+          <w:rFonts w:ascii="Times New Roman" w:hAnsi="Times New Roman" w:cs="Times New Roman"/>
+          <w:b/>
+          <w:bCs/>
+          <w:color w:val="000000" w:themeColor="text1"/>
+          <w:sz w:val="26"/>
+          <w:szCs w:val="26"/>
+          <w:lang w:val="vi-VN"/>
+        </w:rPr>
+      </w:pPr>
+    </w:p>
+    <w:p>
+      <w:pPr>
+        <w:jc w:val="center"/>
+        <w:rPr>
+          <w:rFonts w:ascii="Times New Roman" w:hAnsi="Times New Roman" w:cs="Times New Roman"/>
+          <w:b/>
+          <w:bCs/>
+          <w:color w:val="000000" w:themeColor="text1"/>
+          <w:sz w:val="26"/>
+          <w:szCs w:val="26"/>
+          <w:lang w:val="vi-VN"/>
+        </w:rPr>
+      </w:pPr>
+    </w:p>
+    <w:p>
+      <w:pPr>
+        <w:jc w:val="center"/>
+        <w:rPr>
+          <w:rFonts w:ascii="Times New Roman" w:hAnsi="Times New Roman" w:cs="Times New Roman"/>
+          <w:b/>
+          <w:bCs/>
+          <w:color w:val="000000" w:themeColor="text1"/>
+          <w:sz w:val="26"/>
+          <w:szCs w:val="26"/>
+          <w:lang w:val="vi-VN"/>
+        </w:rPr>
+      </w:pPr>
+    </w:p>
+    <w:p>
+      <w:pPr>
+        <w:jc w:val="center"/>
+        <w:rPr>
+          <w:rFonts w:ascii="Times New Roman" w:hAnsi="Times New Roman" w:cs="Times New Roman"/>
+          <w:b/>
+          <w:bCs/>
+          <w:color w:val="000000" w:themeColor="text1"/>
+          <w:sz w:val="26"/>
+          <w:szCs w:val="26"/>
+          <w:lang w:val="vi-VN"/>
+        </w:rPr>
+      </w:pPr>
+    </w:p>
+    <w:p>
+      <w:pPr>
+        <w:jc w:val="center"/>
+        <w:rPr>
+          <w:rFonts w:ascii="Times New Roman" w:hAnsi="Times New Roman" w:cs="Times New Roman"/>
+          <w:b/>
+          <w:bCs/>
+          <w:color w:val="000000" w:themeColor="text1"/>
+          <w:sz w:val="26"/>
+          <w:szCs w:val="26"/>
+          <w:lang w:val="vi-VN"/>
+        </w:rPr>
+      </w:pPr>
+    </w:p>
+    <w:p>
+      <w:pPr>
+        <w:rPr>
+          <w:rFonts w:ascii="Times New Roman" w:hAnsi="Times New Roman" w:cs="Times New Roman"/>
+          <w:b/>
+          <w:bCs/>
+          <w:color w:val="000000" w:themeColor="text1"/>
+          <w:sz w:val="26"/>
+          <w:szCs w:val="26"/>
+          <w:lang w:val="vi-VN"/>
+        </w:rPr>
+      </w:pPr>
+      <w:r>
+        <w:rPr>
+          <w:rFonts w:ascii="Times New Roman" w:hAnsi="Times New Roman" w:cs="Times New Roman"/>
+          <w:b/>
+          <w:bCs/>
+          <w:color w:val="000000" w:themeColor="text1"/>
+          <w:sz w:val="26"/>
+          <w:szCs w:val="26"/>
+          <w:lang w:val="vi-VN"/>
+        </w:rPr>
+        <w:lastRenderedPageBreak/>
         <w:t>PHÂN TÍCH</w:t>
       </w:r>
     </w:p>
@@ -166,16 +2202,18 @@
           <w:rFonts w:ascii="Times New Roman" w:hAnsi="Times New Roman" w:cs="Times New Roman"/>
           <w:b/>
           <w:bCs/>
-          <w:sz w:val="26"/>
-          <w:szCs w:val="26"/>
-          <w:lang w:val="vi-VN"/>
-        </w:rPr>
-      </w:pPr>
-      <w:r>
-        <w:rPr>
-          <w:rFonts w:ascii="Times New Roman" w:hAnsi="Times New Roman" w:cs="Times New Roman"/>
-          <w:b/>
-          <w:bCs/>
+          <w:color w:val="000000" w:themeColor="text1"/>
+          <w:sz w:val="26"/>
+          <w:szCs w:val="26"/>
+          <w:lang w:val="vi-VN"/>
+        </w:rPr>
+      </w:pPr>
+      <w:r>
+        <w:rPr>
+          <w:rFonts w:ascii="Times New Roman" w:hAnsi="Times New Roman" w:cs="Times New Roman"/>
+          <w:b/>
+          <w:bCs/>
+          <w:color w:val="000000" w:themeColor="text1"/>
           <w:sz w:val="26"/>
           <w:szCs w:val="26"/>
         </w:rPr>
@@ -188,15 +2226,17 @@
         <w:jc w:val="center"/>
         <w:rPr>
           <w:rFonts w:ascii="Times New Roman" w:hAnsi="Times New Roman" w:cs="Times New Roman"/>
-          <w:sz w:val="26"/>
-          <w:szCs w:val="26"/>
-          <w:lang w:val="vi-VN"/>
-        </w:rPr>
-      </w:pPr>
-      <w:r>
-        <w:rPr>
-          <w:rFonts w:ascii="Times New Roman" w:hAnsi="Times New Roman" w:cs="Times New Roman"/>
-          <w:noProof/>
+          <w:color w:val="000000" w:themeColor="text1"/>
+          <w:sz w:val="26"/>
+          <w:szCs w:val="26"/>
+          <w:lang w:val="vi-VN"/>
+        </w:rPr>
+      </w:pPr>
+      <w:r>
+        <w:rPr>
+          <w:rFonts w:ascii="Times New Roman" w:hAnsi="Times New Roman" w:cs="Times New Roman"/>
+          <w:noProof/>
+          <w:color w:val="000000" w:themeColor="text1"/>
           <w:sz w:val="26"/>
           <w:szCs w:val="26"/>
         </w:rPr>
@@ -218,7 +2258,7 @@
                     </pic:cNvPicPr>
                   </pic:nvPicPr>
                   <pic:blipFill>
-                    <a:blip r:embed="rId5">
+                    <a:blip r:embed="rId7">
                       <a:extLst>
                         <a:ext uri="{28A0092B-C50C-407E-A947-70E740481C1C}">
                           <a14:useLocalDpi xmlns:a14="http://schemas.microsoft.com/office/drawing/2010/main" val="0"/>
@@ -256,16 +2296,18 @@
         <w:jc w:val="center"/>
         <w:rPr>
           <w:rFonts w:ascii="Times New Roman" w:hAnsi="Times New Roman" w:cs="Times New Roman"/>
-          <w:color w:val="auto"/>
-          <w:sz w:val="26"/>
-          <w:szCs w:val="26"/>
-          <w:lang w:val="vi-VN"/>
-        </w:rPr>
-      </w:pPr>
-      <w:r>
-        <w:rPr>
-          <w:rFonts w:ascii="Times New Roman" w:hAnsi="Times New Roman" w:cs="Times New Roman"/>
-          <w:color w:val="auto"/>
+          <w:color w:val="000000" w:themeColor="text1"/>
+          <w:sz w:val="26"/>
+          <w:szCs w:val="26"/>
+          <w:lang w:val="vi-VN"/>
+        </w:rPr>
+      </w:pPr>
+      <w:bookmarkStart w:id="0" w:name="_Toc240918258"/>
+      <w:bookmarkStart w:id="1" w:name="_Toc240918302"/>
+      <w:r>
+        <w:rPr>
+          <w:rFonts w:ascii="Times New Roman" w:hAnsi="Times New Roman" w:cs="Times New Roman"/>
+          <w:color w:val="000000" w:themeColor="text1"/>
           <w:sz w:val="26"/>
           <w:szCs w:val="26"/>
           <w:lang w:val="vi-VN"/>
@@ -275,7 +2317,7 @@
       <w:r>
         <w:rPr>
           <w:rFonts w:ascii="Times New Roman" w:hAnsi="Times New Roman" w:cs="Times New Roman"/>
-          <w:color w:val="auto"/>
+          <w:color w:val="000000" w:themeColor="text1"/>
           <w:sz w:val="26"/>
           <w:szCs w:val="26"/>
         </w:rPr>
@@ -284,7 +2326,7 @@
       <w:r>
         <w:rPr>
           <w:rFonts w:ascii="Times New Roman" w:hAnsi="Times New Roman" w:cs="Times New Roman"/>
-          <w:color w:val="auto"/>
+          <w:color w:val="000000" w:themeColor="text1"/>
           <w:sz w:val="26"/>
           <w:szCs w:val="26"/>
           <w:lang w:val="vi-VN"/>
@@ -294,7 +2336,7 @@
       <w:r>
         <w:rPr>
           <w:rFonts w:ascii="Times New Roman" w:hAnsi="Times New Roman" w:cs="Times New Roman"/>
-          <w:color w:val="auto"/>
+          <w:color w:val="000000" w:themeColor="text1"/>
           <w:sz w:val="26"/>
           <w:szCs w:val="26"/>
         </w:rPr>
@@ -304,7 +2346,7 @@
         <w:rPr>
           <w:rFonts w:ascii="Times New Roman" w:hAnsi="Times New Roman" w:cs="Times New Roman"/>
           <w:noProof/>
-          <w:color w:val="auto"/>
+          <w:color w:val="000000" w:themeColor="text1"/>
           <w:sz w:val="26"/>
           <w:szCs w:val="26"/>
           <w:lang w:val="vi-VN"/>
@@ -315,7 +2357,7 @@
         <w:rPr>
           <w:rFonts w:ascii="Times New Roman" w:hAnsi="Times New Roman" w:cs="Times New Roman"/>
           <w:noProof/>
-          <w:color w:val="auto"/>
+          <w:color w:val="000000" w:themeColor="text1"/>
           <w:sz w:val="26"/>
           <w:szCs w:val="26"/>
         </w:rPr>
@@ -324,13 +2366,15 @@
       <w:r>
         <w:rPr>
           <w:rFonts w:ascii="Times New Roman" w:hAnsi="Times New Roman" w:cs="Times New Roman"/>
-          <w:color w:val="auto"/>
+          <w:color w:val="000000" w:themeColor="text1"/>
           <w:sz w:val="26"/>
           <w:szCs w:val="26"/>
           <w:lang w:val="vi-VN"/>
         </w:rPr>
         <w:t>. Class Diagram - Hệ thống quản lý thư viện</w:t>
       </w:r>
+      <w:bookmarkEnd w:id="0"/>
+      <w:bookmarkEnd w:id="1"/>
     </w:p>
     <w:p>
       <w:pPr>
@@ -339,21 +2383,22 @@
           <w:rFonts w:ascii="Times New Roman" w:hAnsi="Times New Roman" w:cs="Times New Roman"/>
           <w:b/>
           <w:bCs/>
-          <w:sz w:val="26"/>
-          <w:szCs w:val="26"/>
-          <w:lang w:val="vi-VN"/>
-        </w:rPr>
-      </w:pPr>
-      <w:r>
-        <w:rPr>
-          <w:rFonts w:ascii="Times New Roman" w:hAnsi="Times New Roman" w:cs="Times New Roman"/>
-          <w:b/>
-          <w:bCs/>
-          <w:sz w:val="26"/>
-          <w:szCs w:val="26"/>
-          <w:lang w:val="vi-VN"/>
-        </w:rPr>
-        <w:lastRenderedPageBreak/>
+          <w:color w:val="000000" w:themeColor="text1"/>
+          <w:sz w:val="26"/>
+          <w:szCs w:val="26"/>
+          <w:lang w:val="vi-VN"/>
+        </w:rPr>
+      </w:pPr>
+      <w:r>
+        <w:rPr>
+          <w:rFonts w:ascii="Times New Roman" w:hAnsi="Times New Roman" w:cs="Times New Roman"/>
+          <w:b/>
+          <w:bCs/>
+          <w:color w:val="000000" w:themeColor="text1"/>
+          <w:sz w:val="26"/>
+          <w:szCs w:val="26"/>
+          <w:lang w:val="vi-VN"/>
+        </w:rPr>
         <w:t xml:space="preserve">Activity </w:t>
       </w:r>
       <w:r>
@@ -361,6 +2406,7 @@
           <w:rFonts w:ascii="Times New Roman" w:hAnsi="Times New Roman" w:cs="Times New Roman"/>
           <w:b/>
           <w:bCs/>
+          <w:color w:val="000000" w:themeColor="text1"/>
           <w:sz w:val="26"/>
           <w:szCs w:val="26"/>
           <w:lang w:val="vi-VN"/>
@@ -374,17 +2420,20 @@
         <w:jc w:val="center"/>
         <w:rPr>
           <w:rFonts w:ascii="Times New Roman" w:hAnsi="Times New Roman" w:cs="Times New Roman"/>
-          <w:sz w:val="26"/>
-          <w:szCs w:val="26"/>
-        </w:rPr>
-      </w:pPr>
-      <w:r>
-        <w:rPr>
-          <w:rFonts w:ascii="Times New Roman" w:hAnsi="Times New Roman" w:cs="Times New Roman"/>
-          <w:noProof/>
-          <w:sz w:val="26"/>
-          <w:szCs w:val="26"/>
-        </w:rPr>
+          <w:color w:val="000000" w:themeColor="text1"/>
+          <w:sz w:val="26"/>
+          <w:szCs w:val="26"/>
+        </w:rPr>
+      </w:pPr>
+      <w:r>
+        <w:rPr>
+          <w:rFonts w:ascii="Times New Roman" w:hAnsi="Times New Roman" w:cs="Times New Roman"/>
+          <w:noProof/>
+          <w:color w:val="000000" w:themeColor="text1"/>
+          <w:sz w:val="26"/>
+          <w:szCs w:val="26"/>
+        </w:rPr>
+        <w:lastRenderedPageBreak/>
         <w:drawing>
           <wp:inline distT="0" distB="0" distL="0" distR="0" wp14:anchorId="76D4277C" wp14:editId="33ED88AD">
             <wp:extent cx="6471920" cy="7659370"/>
@@ -403,7 +2452,7 @@
                     </pic:cNvPicPr>
                   </pic:nvPicPr>
                   <pic:blipFill>
-                    <a:blip r:embed="rId6" cstate="print">
+                    <a:blip r:embed="rId8" cstate="print">
                       <a:extLst>
                         <a:ext uri="{28A0092B-C50C-407E-A947-70E740481C1C}">
                           <a14:useLocalDpi xmlns:a14="http://schemas.microsoft.com/office/drawing/2010/main" val="0"/>
@@ -441,15 +2490,17 @@
         <w:jc w:val="center"/>
         <w:rPr>
           <w:rFonts w:ascii="Times New Roman" w:hAnsi="Times New Roman" w:cs="Times New Roman"/>
-          <w:color w:val="auto"/>
-          <w:sz w:val="26"/>
-          <w:szCs w:val="26"/>
-        </w:rPr>
-      </w:pPr>
-      <w:r>
-        <w:rPr>
-          <w:rFonts w:ascii="Times New Roman" w:hAnsi="Times New Roman" w:cs="Times New Roman"/>
-          <w:color w:val="auto"/>
+          <w:color w:val="000000" w:themeColor="text1"/>
+          <w:sz w:val="26"/>
+          <w:szCs w:val="26"/>
+        </w:rPr>
+      </w:pPr>
+      <w:bookmarkStart w:id="2" w:name="_Toc240918259"/>
+      <w:bookmarkStart w:id="3" w:name="_Toc240918303"/>
+      <w:r>
+        <w:rPr>
+          <w:rFonts w:ascii="Times New Roman" w:hAnsi="Times New Roman" w:cs="Times New Roman"/>
+          <w:color w:val="000000" w:themeColor="text1"/>
           <w:sz w:val="26"/>
           <w:szCs w:val="26"/>
         </w:rPr>
@@ -458,7 +2509,7 @@
       <w:r>
         <w:rPr>
           <w:rFonts w:ascii="Times New Roman" w:hAnsi="Times New Roman" w:cs="Times New Roman"/>
-          <w:color w:val="auto"/>
+          <w:color w:val="000000" w:themeColor="text1"/>
           <w:sz w:val="26"/>
           <w:szCs w:val="26"/>
         </w:rPr>
@@ -467,7 +2518,7 @@
       <w:r>
         <w:rPr>
           <w:rFonts w:ascii="Times New Roman" w:hAnsi="Times New Roman" w:cs="Times New Roman"/>
-          <w:color w:val="auto"/>
+          <w:color w:val="000000" w:themeColor="text1"/>
           <w:sz w:val="26"/>
           <w:szCs w:val="26"/>
         </w:rPr>
@@ -476,7 +2527,7 @@
       <w:r>
         <w:rPr>
           <w:rFonts w:ascii="Times New Roman" w:hAnsi="Times New Roman" w:cs="Times New Roman"/>
-          <w:color w:val="auto"/>
+          <w:color w:val="000000" w:themeColor="text1"/>
           <w:sz w:val="26"/>
           <w:szCs w:val="26"/>
         </w:rPr>
@@ -486,7 +2537,7 @@
         <w:rPr>
           <w:rFonts w:ascii="Times New Roman" w:hAnsi="Times New Roman" w:cs="Times New Roman"/>
           <w:noProof/>
-          <w:color w:val="auto"/>
+          <w:color w:val="000000" w:themeColor="text1"/>
           <w:sz w:val="26"/>
           <w:szCs w:val="26"/>
         </w:rPr>
@@ -496,7 +2547,7 @@
         <w:rPr>
           <w:rFonts w:ascii="Times New Roman" w:hAnsi="Times New Roman" w:cs="Times New Roman"/>
           <w:noProof/>
-          <w:color w:val="auto"/>
+          <w:color w:val="000000" w:themeColor="text1"/>
           <w:sz w:val="26"/>
           <w:szCs w:val="26"/>
         </w:rPr>
@@ -505,13 +2556,15 @@
       <w:r>
         <w:rPr>
           <w:rFonts w:ascii="Times New Roman" w:hAnsi="Times New Roman" w:cs="Times New Roman"/>
-          <w:color w:val="auto"/>
+          <w:color w:val="000000" w:themeColor="text1"/>
           <w:sz w:val="26"/>
           <w:szCs w:val="26"/>
           <w:lang w:val="vi-VN"/>
         </w:rPr>
         <w:t>. Activity - Cấp/Gia hạn thẻ</w:t>
       </w:r>
+      <w:bookmarkEnd w:id="2"/>
+      <w:bookmarkEnd w:id="3"/>
     </w:p>
     <w:p>
       <w:pPr>
@@ -519,16 +2572,18 @@
         <w:rPr>
           <w:rFonts w:ascii="Times New Roman" w:hAnsi="Times New Roman" w:cs="Times New Roman"/>
           <w:noProof/>
-          <w:sz w:val="26"/>
-          <w:szCs w:val="26"/>
-          <w:lang w:val="vi-VN"/>
-        </w:rPr>
-      </w:pPr>
-      <w:r>
-        <w:rPr>
-          <w:rFonts w:ascii="Times New Roman" w:hAnsi="Times New Roman" w:cs="Times New Roman"/>
-          <w:b/>
-          <w:bCs/>
+          <w:color w:val="000000" w:themeColor="text1"/>
+          <w:sz w:val="26"/>
+          <w:szCs w:val="26"/>
+          <w:lang w:val="vi-VN"/>
+        </w:rPr>
+      </w:pPr>
+      <w:r>
+        <w:rPr>
+          <w:rFonts w:ascii="Times New Roman" w:hAnsi="Times New Roman" w:cs="Times New Roman"/>
+          <w:b/>
+          <w:bCs/>
+          <w:color w:val="000000" w:themeColor="text1"/>
           <w:sz w:val="26"/>
           <w:szCs w:val="26"/>
           <w:lang w:val="vi-VN"/>
@@ -542,14 +2597,16 @@
         <w:jc w:val="center"/>
         <w:rPr>
           <w:rFonts w:ascii="Times New Roman" w:hAnsi="Times New Roman" w:cs="Times New Roman"/>
-          <w:sz w:val="26"/>
-          <w:szCs w:val="26"/>
-        </w:rPr>
-      </w:pPr>
-      <w:r>
-        <w:rPr>
-          <w:rFonts w:ascii="Times New Roman" w:hAnsi="Times New Roman" w:cs="Times New Roman"/>
-          <w:noProof/>
+          <w:color w:val="000000" w:themeColor="text1"/>
+          <w:sz w:val="26"/>
+          <w:szCs w:val="26"/>
+        </w:rPr>
+      </w:pPr>
+      <w:r>
+        <w:rPr>
+          <w:rFonts w:ascii="Times New Roman" w:hAnsi="Times New Roman" w:cs="Times New Roman"/>
+          <w:noProof/>
+          <w:color w:val="000000" w:themeColor="text1"/>
           <w:sz w:val="26"/>
           <w:szCs w:val="26"/>
         </w:rPr>
@@ -572,7 +2629,7 @@
                     </pic:cNvPicPr>
                   </pic:nvPicPr>
                   <pic:blipFill>
-                    <a:blip r:embed="rId7" cstate="print">
+                    <a:blip r:embed="rId9" cstate="print">
                       <a:extLst>
                         <a:ext uri="{28A0092B-C50C-407E-A947-70E740481C1C}">
                           <a14:useLocalDpi xmlns:a14="http://schemas.microsoft.com/office/drawing/2010/main" val="0"/>
@@ -612,16 +2669,18 @@
           <w:rFonts w:ascii="Times New Roman" w:hAnsi="Times New Roman" w:cs="Times New Roman"/>
           <w:b/>
           <w:bCs/>
-          <w:color w:val="auto"/>
-          <w:sz w:val="26"/>
-          <w:szCs w:val="26"/>
-          <w:lang w:val="vi-VN"/>
-        </w:rPr>
-      </w:pPr>
-      <w:r>
-        <w:rPr>
-          <w:rFonts w:ascii="Times New Roman" w:hAnsi="Times New Roman" w:cs="Times New Roman"/>
-          <w:color w:val="auto"/>
+          <w:color w:val="000000" w:themeColor="text1"/>
+          <w:sz w:val="26"/>
+          <w:szCs w:val="26"/>
+          <w:lang w:val="vi-VN"/>
+        </w:rPr>
+      </w:pPr>
+      <w:bookmarkStart w:id="4" w:name="_Toc240918260"/>
+      <w:bookmarkStart w:id="5" w:name="_Toc240918304"/>
+      <w:r>
+        <w:rPr>
+          <w:rFonts w:ascii="Times New Roman" w:hAnsi="Times New Roman" w:cs="Times New Roman"/>
+          <w:color w:val="000000" w:themeColor="text1"/>
           <w:sz w:val="26"/>
           <w:szCs w:val="26"/>
         </w:rPr>
@@ -630,7 +2689,7 @@
       <w:r>
         <w:rPr>
           <w:rFonts w:ascii="Times New Roman" w:hAnsi="Times New Roman" w:cs="Times New Roman"/>
-          <w:color w:val="auto"/>
+          <w:color w:val="000000" w:themeColor="text1"/>
           <w:sz w:val="26"/>
           <w:szCs w:val="26"/>
         </w:rPr>
@@ -639,7 +2698,7 @@
       <w:r>
         <w:rPr>
           <w:rFonts w:ascii="Times New Roman" w:hAnsi="Times New Roman" w:cs="Times New Roman"/>
-          <w:color w:val="auto"/>
+          <w:color w:val="000000" w:themeColor="text1"/>
           <w:sz w:val="26"/>
           <w:szCs w:val="26"/>
         </w:rPr>
@@ -648,7 +2707,7 @@
       <w:r>
         <w:rPr>
           <w:rFonts w:ascii="Times New Roman" w:hAnsi="Times New Roman" w:cs="Times New Roman"/>
-          <w:color w:val="auto"/>
+          <w:color w:val="000000" w:themeColor="text1"/>
           <w:sz w:val="26"/>
           <w:szCs w:val="26"/>
         </w:rPr>
@@ -658,7 +2717,7 @@
         <w:rPr>
           <w:rFonts w:ascii="Times New Roman" w:hAnsi="Times New Roman" w:cs="Times New Roman"/>
           <w:noProof/>
-          <w:color w:val="auto"/>
+          <w:color w:val="000000" w:themeColor="text1"/>
           <w:sz w:val="26"/>
           <w:szCs w:val="26"/>
         </w:rPr>
@@ -668,7 +2727,7 @@
         <w:rPr>
           <w:rFonts w:ascii="Times New Roman" w:hAnsi="Times New Roman" w:cs="Times New Roman"/>
           <w:noProof/>
-          <w:color w:val="auto"/>
+          <w:color w:val="000000" w:themeColor="text1"/>
           <w:sz w:val="26"/>
           <w:szCs w:val="26"/>
         </w:rPr>
@@ -677,13 +2736,15 @@
       <w:r>
         <w:rPr>
           <w:rFonts w:ascii="Times New Roman" w:hAnsi="Times New Roman" w:cs="Times New Roman"/>
-          <w:color w:val="auto"/>
+          <w:color w:val="000000" w:themeColor="text1"/>
           <w:sz w:val="26"/>
           <w:szCs w:val="26"/>
           <w:lang w:val="vi-VN"/>
         </w:rPr>
         <w:t>. Activity - Mượn sách</w:t>
       </w:r>
+      <w:bookmarkEnd w:id="4"/>
+      <w:bookmarkEnd w:id="5"/>
     </w:p>
     <w:p>
       <w:pPr>
@@ -691,14 +2752,16 @@
         <w:jc w:val="center"/>
         <w:rPr>
           <w:rFonts w:ascii="Times New Roman" w:hAnsi="Times New Roman" w:cs="Times New Roman"/>
-          <w:sz w:val="26"/>
-          <w:szCs w:val="26"/>
-        </w:rPr>
-      </w:pPr>
-      <w:r>
-        <w:rPr>
-          <w:rFonts w:ascii="Times New Roman" w:hAnsi="Times New Roman" w:cs="Times New Roman"/>
-          <w:noProof/>
+          <w:color w:val="000000" w:themeColor="text1"/>
+          <w:sz w:val="26"/>
+          <w:szCs w:val="26"/>
+        </w:rPr>
+      </w:pPr>
+      <w:r>
+        <w:rPr>
+          <w:rFonts w:ascii="Times New Roman" w:hAnsi="Times New Roman" w:cs="Times New Roman"/>
+          <w:noProof/>
+          <w:color w:val="000000" w:themeColor="text1"/>
           <w:sz w:val="26"/>
           <w:szCs w:val="26"/>
         </w:rPr>
@@ -721,7 +2784,7 @@
                     </pic:cNvPicPr>
                   </pic:nvPicPr>
                   <pic:blipFill>
-                    <a:blip r:embed="rId8" cstate="print">
+                    <a:blip r:embed="rId10" cstate="print">
                       <a:extLst>
                         <a:ext uri="{28A0092B-C50C-407E-A947-70E740481C1C}">
                           <a14:useLocalDpi xmlns:a14="http://schemas.microsoft.com/office/drawing/2010/main" val="0"/>
@@ -759,15 +2822,17 @@
         <w:jc w:val="center"/>
         <w:rPr>
           <w:rFonts w:ascii="Times New Roman" w:hAnsi="Times New Roman" w:cs="Times New Roman"/>
-          <w:color w:val="auto"/>
-          <w:sz w:val="26"/>
-          <w:szCs w:val="26"/>
-        </w:rPr>
-      </w:pPr>
-      <w:r>
-        <w:rPr>
-          <w:rFonts w:ascii="Times New Roman" w:hAnsi="Times New Roman" w:cs="Times New Roman"/>
-          <w:color w:val="auto"/>
+          <w:color w:val="000000" w:themeColor="text1"/>
+          <w:sz w:val="26"/>
+          <w:szCs w:val="26"/>
+        </w:rPr>
+      </w:pPr>
+      <w:bookmarkStart w:id="6" w:name="_Toc240918261"/>
+      <w:bookmarkStart w:id="7" w:name="_Toc240918305"/>
+      <w:r>
+        <w:rPr>
+          <w:rFonts w:ascii="Times New Roman" w:hAnsi="Times New Roman" w:cs="Times New Roman"/>
+          <w:color w:val="000000" w:themeColor="text1"/>
           <w:sz w:val="26"/>
           <w:szCs w:val="26"/>
         </w:rPr>
@@ -776,7 +2841,7 @@
       <w:r>
         <w:rPr>
           <w:rFonts w:ascii="Times New Roman" w:hAnsi="Times New Roman" w:cs="Times New Roman"/>
-          <w:color w:val="auto"/>
+          <w:color w:val="000000" w:themeColor="text1"/>
           <w:sz w:val="26"/>
           <w:szCs w:val="26"/>
         </w:rPr>
@@ -785,7 +2850,7 @@
       <w:r>
         <w:rPr>
           <w:rFonts w:ascii="Times New Roman" w:hAnsi="Times New Roman" w:cs="Times New Roman"/>
-          <w:color w:val="auto"/>
+          <w:color w:val="000000" w:themeColor="text1"/>
           <w:sz w:val="26"/>
           <w:szCs w:val="26"/>
         </w:rPr>
@@ -794,7 +2859,7 @@
       <w:r>
         <w:rPr>
           <w:rFonts w:ascii="Times New Roman" w:hAnsi="Times New Roman" w:cs="Times New Roman"/>
-          <w:color w:val="auto"/>
+          <w:color w:val="000000" w:themeColor="text1"/>
           <w:sz w:val="26"/>
           <w:szCs w:val="26"/>
         </w:rPr>
@@ -804,7 +2869,7 @@
         <w:rPr>
           <w:rFonts w:ascii="Times New Roman" w:hAnsi="Times New Roman" w:cs="Times New Roman"/>
           <w:noProof/>
-          <w:color w:val="auto"/>
+          <w:color w:val="000000" w:themeColor="text1"/>
           <w:sz w:val="26"/>
           <w:szCs w:val="26"/>
         </w:rPr>
@@ -814,7 +2879,7 @@
         <w:rPr>
           <w:rFonts w:ascii="Times New Roman" w:hAnsi="Times New Roman" w:cs="Times New Roman"/>
           <w:noProof/>
-          <w:color w:val="auto"/>
+          <w:color w:val="000000" w:themeColor="text1"/>
           <w:sz w:val="26"/>
           <w:szCs w:val="26"/>
         </w:rPr>
@@ -823,13 +2888,15 @@
       <w:r>
         <w:rPr>
           <w:rFonts w:ascii="Times New Roman" w:hAnsi="Times New Roman" w:cs="Times New Roman"/>
-          <w:color w:val="auto"/>
+          <w:color w:val="000000" w:themeColor="text1"/>
           <w:sz w:val="26"/>
           <w:szCs w:val="26"/>
           <w:lang w:val="vi-VN"/>
         </w:rPr>
         <w:t>. Activity - Trả sách và lập phiếu phạt</w:t>
       </w:r>
+      <w:bookmarkEnd w:id="6"/>
+      <w:bookmarkEnd w:id="7"/>
     </w:p>
     <w:p>
       <w:pPr>
@@ -837,14 +2904,16 @@
         <w:jc w:val="center"/>
         <w:rPr>
           <w:rFonts w:ascii="Times New Roman" w:hAnsi="Times New Roman" w:cs="Times New Roman"/>
-          <w:sz w:val="26"/>
-          <w:szCs w:val="26"/>
-        </w:rPr>
-      </w:pPr>
-      <w:r>
-        <w:rPr>
-          <w:rFonts w:ascii="Times New Roman" w:hAnsi="Times New Roman" w:cs="Times New Roman"/>
-          <w:noProof/>
+          <w:color w:val="000000" w:themeColor="text1"/>
+          <w:sz w:val="26"/>
+          <w:szCs w:val="26"/>
+        </w:rPr>
+      </w:pPr>
+      <w:r>
+        <w:rPr>
+          <w:rFonts w:ascii="Times New Roman" w:hAnsi="Times New Roman" w:cs="Times New Roman"/>
+          <w:noProof/>
+          <w:color w:val="000000" w:themeColor="text1"/>
           <w:sz w:val="26"/>
           <w:szCs w:val="26"/>
         </w:rPr>
@@ -867,7 +2936,7 @@
                     </pic:cNvPicPr>
                   </pic:nvPicPr>
                   <pic:blipFill>
-                    <a:blip r:embed="rId9" cstate="print">
+                    <a:blip r:embed="rId11" cstate="print">
                       <a:extLst>
                         <a:ext uri="{28A0092B-C50C-407E-A947-70E740481C1C}">
                           <a14:useLocalDpi xmlns:a14="http://schemas.microsoft.com/office/drawing/2010/main" val="0"/>
@@ -905,15 +2974,17 @@
         <w:jc w:val="center"/>
         <w:rPr>
           <w:rFonts w:ascii="Times New Roman" w:hAnsi="Times New Roman" w:cs="Times New Roman"/>
-          <w:color w:val="auto"/>
-          <w:sz w:val="26"/>
-          <w:szCs w:val="26"/>
-        </w:rPr>
-      </w:pPr>
-      <w:r>
-        <w:rPr>
-          <w:rFonts w:ascii="Times New Roman" w:hAnsi="Times New Roman" w:cs="Times New Roman"/>
-          <w:color w:val="auto"/>
+          <w:color w:val="000000" w:themeColor="text1"/>
+          <w:sz w:val="26"/>
+          <w:szCs w:val="26"/>
+        </w:rPr>
+      </w:pPr>
+      <w:bookmarkStart w:id="8" w:name="_Toc240918262"/>
+      <w:bookmarkStart w:id="9" w:name="_Toc240918306"/>
+      <w:r>
+        <w:rPr>
+          <w:rFonts w:ascii="Times New Roman" w:hAnsi="Times New Roman" w:cs="Times New Roman"/>
+          <w:color w:val="000000" w:themeColor="text1"/>
           <w:sz w:val="26"/>
           <w:szCs w:val="26"/>
         </w:rPr>
@@ -922,7 +2993,7 @@
       <w:r>
         <w:rPr>
           <w:rFonts w:ascii="Times New Roman" w:hAnsi="Times New Roman" w:cs="Times New Roman"/>
-          <w:color w:val="auto"/>
+          <w:color w:val="000000" w:themeColor="text1"/>
           <w:sz w:val="26"/>
           <w:szCs w:val="26"/>
         </w:rPr>
@@ -931,7 +3002,7 @@
       <w:r>
         <w:rPr>
           <w:rFonts w:ascii="Times New Roman" w:hAnsi="Times New Roman" w:cs="Times New Roman"/>
-          <w:color w:val="auto"/>
+          <w:color w:val="000000" w:themeColor="text1"/>
           <w:sz w:val="26"/>
           <w:szCs w:val="26"/>
         </w:rPr>
@@ -940,7 +3011,7 @@
       <w:r>
         <w:rPr>
           <w:rFonts w:ascii="Times New Roman" w:hAnsi="Times New Roman" w:cs="Times New Roman"/>
-          <w:color w:val="auto"/>
+          <w:color w:val="000000" w:themeColor="text1"/>
           <w:sz w:val="26"/>
           <w:szCs w:val="26"/>
         </w:rPr>
@@ -950,7 +3021,7 @@
         <w:rPr>
           <w:rFonts w:ascii="Times New Roman" w:hAnsi="Times New Roman" w:cs="Times New Roman"/>
           <w:noProof/>
-          <w:color w:val="auto"/>
+          <w:color w:val="000000" w:themeColor="text1"/>
           <w:sz w:val="26"/>
           <w:szCs w:val="26"/>
         </w:rPr>
@@ -960,7 +3031,7 @@
         <w:rPr>
           <w:rFonts w:ascii="Times New Roman" w:hAnsi="Times New Roman" w:cs="Times New Roman"/>
           <w:noProof/>
-          <w:color w:val="auto"/>
+          <w:color w:val="000000" w:themeColor="text1"/>
           <w:sz w:val="26"/>
           <w:szCs w:val="26"/>
         </w:rPr>
@@ -969,13 +3040,15 @@
       <w:r>
         <w:rPr>
           <w:rFonts w:ascii="Times New Roman" w:hAnsi="Times New Roman" w:cs="Times New Roman"/>
-          <w:color w:val="auto"/>
+          <w:color w:val="000000" w:themeColor="text1"/>
           <w:sz w:val="26"/>
           <w:szCs w:val="26"/>
           <w:lang w:val="vi-VN"/>
         </w:rPr>
         <w:t>. Activity - Quản lý đầu sách</w:t>
       </w:r>
+      <w:bookmarkEnd w:id="8"/>
+      <w:bookmarkEnd w:id="9"/>
     </w:p>
     <w:p>
       <w:pPr>
@@ -983,14 +3056,16 @@
         <w:jc w:val="center"/>
         <w:rPr>
           <w:rFonts w:ascii="Times New Roman" w:hAnsi="Times New Roman" w:cs="Times New Roman"/>
-          <w:sz w:val="26"/>
-          <w:szCs w:val="26"/>
-        </w:rPr>
-      </w:pPr>
-      <w:r>
-        <w:rPr>
-          <w:rFonts w:ascii="Times New Roman" w:hAnsi="Times New Roman" w:cs="Times New Roman"/>
-          <w:noProof/>
+          <w:color w:val="000000" w:themeColor="text1"/>
+          <w:sz w:val="26"/>
+          <w:szCs w:val="26"/>
+        </w:rPr>
+      </w:pPr>
+      <w:r>
+        <w:rPr>
+          <w:rFonts w:ascii="Times New Roman" w:hAnsi="Times New Roman" w:cs="Times New Roman"/>
+          <w:noProof/>
+          <w:color w:val="000000" w:themeColor="text1"/>
           <w:sz w:val="26"/>
           <w:szCs w:val="26"/>
         </w:rPr>
@@ -1013,7 +3088,7 @@
                     </pic:cNvPicPr>
                   </pic:nvPicPr>
                   <pic:blipFill>
-                    <a:blip r:embed="rId10" cstate="print">
+                    <a:blip r:embed="rId12" cstate="print">
                       <a:extLst>
                         <a:ext uri="{28A0092B-C50C-407E-A947-70E740481C1C}">
                           <a14:useLocalDpi xmlns:a14="http://schemas.microsoft.com/office/drawing/2010/main" val="0"/>
@@ -1053,16 +3128,18 @@
           <w:rFonts w:ascii="Times New Roman" w:hAnsi="Times New Roman" w:cs="Times New Roman"/>
           <w:b/>
           <w:bCs/>
-          <w:color w:val="auto"/>
-          <w:sz w:val="26"/>
-          <w:szCs w:val="26"/>
-          <w:lang w:val="vi-VN"/>
-        </w:rPr>
-      </w:pPr>
-      <w:r>
-        <w:rPr>
-          <w:rFonts w:ascii="Times New Roman" w:hAnsi="Times New Roman" w:cs="Times New Roman"/>
-          <w:color w:val="auto"/>
+          <w:color w:val="000000" w:themeColor="text1"/>
+          <w:sz w:val="26"/>
+          <w:szCs w:val="26"/>
+          <w:lang w:val="vi-VN"/>
+        </w:rPr>
+      </w:pPr>
+      <w:bookmarkStart w:id="10" w:name="_Toc240918263"/>
+      <w:bookmarkStart w:id="11" w:name="_Toc240918307"/>
+      <w:r>
+        <w:rPr>
+          <w:rFonts w:ascii="Times New Roman" w:hAnsi="Times New Roman" w:cs="Times New Roman"/>
+          <w:color w:val="000000" w:themeColor="text1"/>
           <w:sz w:val="26"/>
           <w:szCs w:val="26"/>
         </w:rPr>
@@ -1071,7 +3148,7 @@
       <w:r>
         <w:rPr>
           <w:rFonts w:ascii="Times New Roman" w:hAnsi="Times New Roman" w:cs="Times New Roman"/>
-          <w:color w:val="auto"/>
+          <w:color w:val="000000" w:themeColor="text1"/>
           <w:sz w:val="26"/>
           <w:szCs w:val="26"/>
         </w:rPr>
@@ -1080,7 +3157,7 @@
       <w:r>
         <w:rPr>
           <w:rFonts w:ascii="Times New Roman" w:hAnsi="Times New Roman" w:cs="Times New Roman"/>
-          <w:color w:val="auto"/>
+          <w:color w:val="000000" w:themeColor="text1"/>
           <w:sz w:val="26"/>
           <w:szCs w:val="26"/>
         </w:rPr>
@@ -1089,7 +3166,7 @@
       <w:r>
         <w:rPr>
           <w:rFonts w:ascii="Times New Roman" w:hAnsi="Times New Roman" w:cs="Times New Roman"/>
-          <w:color w:val="auto"/>
+          <w:color w:val="000000" w:themeColor="text1"/>
           <w:sz w:val="26"/>
           <w:szCs w:val="26"/>
         </w:rPr>
@@ -1099,7 +3176,7 @@
         <w:rPr>
           <w:rFonts w:ascii="Times New Roman" w:hAnsi="Times New Roman" w:cs="Times New Roman"/>
           <w:noProof/>
-          <w:color w:val="auto"/>
+          <w:color w:val="000000" w:themeColor="text1"/>
           <w:sz w:val="26"/>
           <w:szCs w:val="26"/>
         </w:rPr>
@@ -1109,7 +3186,7 @@
         <w:rPr>
           <w:rFonts w:ascii="Times New Roman" w:hAnsi="Times New Roman" w:cs="Times New Roman"/>
           <w:noProof/>
-          <w:color w:val="auto"/>
+          <w:color w:val="000000" w:themeColor="text1"/>
           <w:sz w:val="26"/>
           <w:szCs w:val="26"/>
         </w:rPr>
@@ -1118,13 +3195,15 @@
       <w:r>
         <w:rPr>
           <w:rFonts w:ascii="Times New Roman" w:hAnsi="Times New Roman" w:cs="Times New Roman"/>
-          <w:color w:val="auto"/>
+          <w:color w:val="000000" w:themeColor="text1"/>
           <w:sz w:val="26"/>
           <w:szCs w:val="26"/>
           <w:lang w:val="vi-VN"/>
         </w:rPr>
         <w:t>. Activity - Thống kê thư viện</w:t>
       </w:r>
+      <w:bookmarkEnd w:id="10"/>
+      <w:bookmarkEnd w:id="11"/>
     </w:p>
     <w:p>
       <w:pPr>
@@ -1133,6 +3212,7 @@
           <w:rFonts w:ascii="Times New Roman" w:hAnsi="Times New Roman" w:cs="Times New Roman"/>
           <w:b/>
           <w:bCs/>
+          <w:color w:val="000000" w:themeColor="text1"/>
           <w:sz w:val="26"/>
           <w:szCs w:val="26"/>
           <w:lang w:val="vi-VN"/>
@@ -1146,6 +3226,7 @@
           <w:rFonts w:ascii="Times New Roman" w:hAnsi="Times New Roman" w:cs="Times New Roman"/>
           <w:b/>
           <w:bCs/>
+          <w:color w:val="000000" w:themeColor="text1"/>
           <w:sz w:val="26"/>
           <w:szCs w:val="26"/>
           <w:lang w:val="vi-VN"/>
@@ -1159,6 +3240,7 @@
           <w:rFonts w:ascii="Times New Roman" w:hAnsi="Times New Roman" w:cs="Times New Roman"/>
           <w:b/>
           <w:bCs/>
+          <w:color w:val="000000" w:themeColor="text1"/>
           <w:sz w:val="26"/>
           <w:szCs w:val="26"/>
           <w:lang w:val="vi-VN"/>
@@ -1172,6 +3254,7 @@
           <w:rFonts w:ascii="Times New Roman" w:hAnsi="Times New Roman" w:cs="Times New Roman"/>
           <w:b/>
           <w:bCs/>
+          <w:color w:val="000000" w:themeColor="text1"/>
           <w:sz w:val="26"/>
           <w:szCs w:val="26"/>
           <w:lang w:val="vi-VN"/>
@@ -1185,6 +3268,7 @@
           <w:rFonts w:ascii="Times New Roman" w:hAnsi="Times New Roman" w:cs="Times New Roman"/>
           <w:b/>
           <w:bCs/>
+          <w:color w:val="000000" w:themeColor="text1"/>
           <w:sz w:val="26"/>
           <w:szCs w:val="26"/>
           <w:lang w:val="vi-VN"/>
@@ -1198,6 +3282,7 @@
           <w:rFonts w:ascii="Times New Roman" w:hAnsi="Times New Roman" w:cs="Times New Roman"/>
           <w:b/>
           <w:bCs/>
+          <w:color w:val="000000" w:themeColor="text1"/>
           <w:sz w:val="26"/>
           <w:szCs w:val="26"/>
           <w:lang w:val="vi-VN"/>
@@ -1211,6 +3296,7 @@
           <w:rFonts w:ascii="Times New Roman" w:hAnsi="Times New Roman" w:cs="Times New Roman"/>
           <w:b/>
           <w:bCs/>
+          <w:color w:val="000000" w:themeColor="text1"/>
           <w:sz w:val="26"/>
           <w:szCs w:val="26"/>
           <w:lang w:val="vi-VN"/>
@@ -1224,6 +3310,7 @@
           <w:rFonts w:ascii="Times New Roman" w:hAnsi="Times New Roman" w:cs="Times New Roman"/>
           <w:b/>
           <w:bCs/>
+          <w:color w:val="000000" w:themeColor="text1"/>
           <w:sz w:val="26"/>
           <w:szCs w:val="26"/>
           <w:lang w:val="vi-VN"/>
@@ -1237,28 +3324,31 @@
           <w:rFonts w:ascii="Times New Roman" w:hAnsi="Times New Roman" w:cs="Times New Roman"/>
           <w:b/>
           <w:bCs/>
-          <w:sz w:val="26"/>
-          <w:szCs w:val="26"/>
-          <w:lang w:val="vi-VN"/>
-        </w:rPr>
-      </w:pPr>
-    </w:p>
-    <w:p>
-      <w:pPr>
-        <w:rPr>
-          <w:rFonts w:ascii="Times New Roman" w:hAnsi="Times New Roman" w:cs="Times New Roman"/>
-          <w:b/>
-          <w:bCs/>
-          <w:sz w:val="26"/>
-          <w:szCs w:val="26"/>
-          <w:lang w:val="vi-VN"/>
-        </w:rPr>
-      </w:pPr>
-      <w:r>
-        <w:rPr>
-          <w:rFonts w:ascii="Times New Roman" w:hAnsi="Times New Roman" w:cs="Times New Roman"/>
-          <w:b/>
-          <w:bCs/>
+          <w:color w:val="000000" w:themeColor="text1"/>
+          <w:sz w:val="26"/>
+          <w:szCs w:val="26"/>
+          <w:lang w:val="vi-VN"/>
+        </w:rPr>
+      </w:pPr>
+    </w:p>
+    <w:p>
+      <w:pPr>
+        <w:rPr>
+          <w:rFonts w:ascii="Times New Roman" w:hAnsi="Times New Roman" w:cs="Times New Roman"/>
+          <w:b/>
+          <w:bCs/>
+          <w:color w:val="000000" w:themeColor="text1"/>
+          <w:sz w:val="26"/>
+          <w:szCs w:val="26"/>
+          <w:lang w:val="vi-VN"/>
+        </w:rPr>
+      </w:pPr>
+      <w:r>
+        <w:rPr>
+          <w:rFonts w:ascii="Times New Roman" w:hAnsi="Times New Roman" w:cs="Times New Roman"/>
+          <w:b/>
+          <w:bCs/>
+          <w:color w:val="000000" w:themeColor="text1"/>
           <w:sz w:val="26"/>
           <w:szCs w:val="26"/>
           <w:lang w:val="vi-VN"/>
@@ -1272,14 +3362,16 @@
         <w:jc w:val="center"/>
         <w:rPr>
           <w:rFonts w:ascii="Times New Roman" w:hAnsi="Times New Roman" w:cs="Times New Roman"/>
-          <w:sz w:val="26"/>
-          <w:szCs w:val="26"/>
-        </w:rPr>
-      </w:pPr>
-      <w:r>
-        <w:rPr>
-          <w:rFonts w:ascii="Times New Roman" w:hAnsi="Times New Roman" w:cs="Times New Roman"/>
-          <w:noProof/>
+          <w:color w:val="000000" w:themeColor="text1"/>
+          <w:sz w:val="26"/>
+          <w:szCs w:val="26"/>
+        </w:rPr>
+      </w:pPr>
+      <w:r>
+        <w:rPr>
+          <w:rFonts w:ascii="Times New Roman" w:hAnsi="Times New Roman" w:cs="Times New Roman"/>
+          <w:noProof/>
+          <w:color w:val="000000" w:themeColor="text1"/>
           <w:sz w:val="26"/>
           <w:szCs w:val="26"/>
         </w:rPr>
@@ -1301,7 +3393,7 @@
                     </pic:cNvPicPr>
                   </pic:nvPicPr>
                   <pic:blipFill>
-                    <a:blip r:embed="rId11">
+                    <a:blip r:embed="rId13">
                       <a:extLst>
                         <a:ext uri="{28A0092B-C50C-407E-A947-70E740481C1C}">
                           <a14:useLocalDpi xmlns:a14="http://schemas.microsoft.com/office/drawing/2010/main" val="0"/>
@@ -1341,16 +3433,18 @@
           <w:rFonts w:ascii="Times New Roman" w:hAnsi="Times New Roman" w:cs="Times New Roman"/>
           <w:b/>
           <w:bCs/>
-          <w:color w:val="auto"/>
-          <w:sz w:val="26"/>
-          <w:szCs w:val="26"/>
-          <w:lang w:val="vi-VN"/>
-        </w:rPr>
-      </w:pPr>
-      <w:r>
-        <w:rPr>
-          <w:rFonts w:ascii="Times New Roman" w:hAnsi="Times New Roman" w:cs="Times New Roman"/>
-          <w:color w:val="auto"/>
+          <w:color w:val="000000" w:themeColor="text1"/>
+          <w:sz w:val="26"/>
+          <w:szCs w:val="26"/>
+          <w:lang w:val="vi-VN"/>
+        </w:rPr>
+      </w:pPr>
+      <w:bookmarkStart w:id="12" w:name="_Toc240918264"/>
+      <w:bookmarkStart w:id="13" w:name="_Toc240918308"/>
+      <w:r>
+        <w:rPr>
+          <w:rFonts w:ascii="Times New Roman" w:hAnsi="Times New Roman" w:cs="Times New Roman"/>
+          <w:color w:val="000000" w:themeColor="text1"/>
           <w:sz w:val="26"/>
           <w:szCs w:val="26"/>
         </w:rPr>
@@ -1359,7 +3453,7 @@
       <w:r>
         <w:rPr>
           <w:rFonts w:ascii="Times New Roman" w:hAnsi="Times New Roman" w:cs="Times New Roman"/>
-          <w:color w:val="auto"/>
+          <w:color w:val="000000" w:themeColor="text1"/>
           <w:sz w:val="26"/>
           <w:szCs w:val="26"/>
         </w:rPr>
@@ -1368,7 +3462,7 @@
       <w:r>
         <w:rPr>
           <w:rFonts w:ascii="Times New Roman" w:hAnsi="Times New Roman" w:cs="Times New Roman"/>
-          <w:color w:val="auto"/>
+          <w:color w:val="000000" w:themeColor="text1"/>
           <w:sz w:val="26"/>
           <w:szCs w:val="26"/>
         </w:rPr>
@@ -1377,7 +3471,7 @@
       <w:r>
         <w:rPr>
           <w:rFonts w:ascii="Times New Roman" w:hAnsi="Times New Roman" w:cs="Times New Roman"/>
-          <w:color w:val="auto"/>
+          <w:color w:val="000000" w:themeColor="text1"/>
           <w:sz w:val="26"/>
           <w:szCs w:val="26"/>
         </w:rPr>
@@ -1387,7 +3481,7 @@
         <w:rPr>
           <w:rFonts w:ascii="Times New Roman" w:hAnsi="Times New Roman" w:cs="Times New Roman"/>
           <w:noProof/>
-          <w:color w:val="auto"/>
+          <w:color w:val="000000" w:themeColor="text1"/>
           <w:sz w:val="26"/>
           <w:szCs w:val="26"/>
         </w:rPr>
@@ -1397,7 +3491,7 @@
         <w:rPr>
           <w:rFonts w:ascii="Times New Roman" w:hAnsi="Times New Roman" w:cs="Times New Roman"/>
           <w:noProof/>
-          <w:color w:val="auto"/>
+          <w:color w:val="000000" w:themeColor="text1"/>
           <w:sz w:val="26"/>
           <w:szCs w:val="26"/>
         </w:rPr>
@@ -1406,13 +3500,15 @@
       <w:r>
         <w:rPr>
           <w:rFonts w:ascii="Times New Roman" w:hAnsi="Times New Roman" w:cs="Times New Roman"/>
-          <w:color w:val="auto"/>
+          <w:color w:val="000000" w:themeColor="text1"/>
           <w:sz w:val="26"/>
           <w:szCs w:val="26"/>
           <w:lang w:val="vi-VN"/>
         </w:rPr>
         <w:t>. Sequence - Cấp/ Gia hạn thẻ độc giả</w:t>
       </w:r>
+      <w:bookmarkEnd w:id="12"/>
+      <w:bookmarkEnd w:id="13"/>
     </w:p>
     <w:p>
       <w:pPr>
@@ -1420,14 +3516,16 @@
         <w:jc w:val="center"/>
         <w:rPr>
           <w:rFonts w:ascii="Times New Roman" w:hAnsi="Times New Roman" w:cs="Times New Roman"/>
-          <w:sz w:val="26"/>
-          <w:szCs w:val="26"/>
-        </w:rPr>
-      </w:pPr>
-      <w:r>
-        <w:rPr>
-          <w:rFonts w:ascii="Times New Roman" w:hAnsi="Times New Roman" w:cs="Times New Roman"/>
-          <w:noProof/>
+          <w:color w:val="000000" w:themeColor="text1"/>
+          <w:sz w:val="26"/>
+          <w:szCs w:val="26"/>
+        </w:rPr>
+      </w:pPr>
+      <w:r>
+        <w:rPr>
+          <w:rFonts w:ascii="Times New Roman" w:hAnsi="Times New Roman" w:cs="Times New Roman"/>
+          <w:noProof/>
+          <w:color w:val="000000" w:themeColor="text1"/>
           <w:sz w:val="26"/>
           <w:szCs w:val="26"/>
         </w:rPr>
@@ -1450,7 +3548,7 @@
                     </pic:cNvPicPr>
                   </pic:nvPicPr>
                   <pic:blipFill>
-                    <a:blip r:embed="rId12" cstate="print">
+                    <a:blip r:embed="rId14" cstate="print">
                       <a:extLst>
                         <a:ext uri="{28A0092B-C50C-407E-A947-70E740481C1C}">
                           <a14:useLocalDpi xmlns:a14="http://schemas.microsoft.com/office/drawing/2010/main" val="0"/>
@@ -1490,16 +3588,18 @@
           <w:rFonts w:ascii="Times New Roman" w:hAnsi="Times New Roman" w:cs="Times New Roman"/>
           <w:b/>
           <w:bCs/>
-          <w:color w:val="auto"/>
-          <w:sz w:val="26"/>
-          <w:szCs w:val="26"/>
-          <w:lang w:val="vi-VN"/>
-        </w:rPr>
-      </w:pPr>
-      <w:r>
-        <w:rPr>
-          <w:rFonts w:ascii="Times New Roman" w:hAnsi="Times New Roman" w:cs="Times New Roman"/>
-          <w:color w:val="auto"/>
+          <w:color w:val="000000" w:themeColor="text1"/>
+          <w:sz w:val="26"/>
+          <w:szCs w:val="26"/>
+          <w:lang w:val="vi-VN"/>
+        </w:rPr>
+      </w:pPr>
+      <w:bookmarkStart w:id="14" w:name="_Toc240918265"/>
+      <w:bookmarkStart w:id="15" w:name="_Toc240918309"/>
+      <w:r>
+        <w:rPr>
+          <w:rFonts w:ascii="Times New Roman" w:hAnsi="Times New Roman" w:cs="Times New Roman"/>
+          <w:color w:val="000000" w:themeColor="text1"/>
           <w:sz w:val="26"/>
           <w:szCs w:val="26"/>
         </w:rPr>
@@ -1508,7 +3608,7 @@
       <w:r>
         <w:rPr>
           <w:rFonts w:ascii="Times New Roman" w:hAnsi="Times New Roman" w:cs="Times New Roman"/>
-          <w:color w:val="auto"/>
+          <w:color w:val="000000" w:themeColor="text1"/>
           <w:sz w:val="26"/>
           <w:szCs w:val="26"/>
         </w:rPr>
@@ -1517,7 +3617,7 @@
       <w:r>
         <w:rPr>
           <w:rFonts w:ascii="Times New Roman" w:hAnsi="Times New Roman" w:cs="Times New Roman"/>
-          <w:color w:val="auto"/>
+          <w:color w:val="000000" w:themeColor="text1"/>
           <w:sz w:val="26"/>
           <w:szCs w:val="26"/>
         </w:rPr>
@@ -1526,7 +3626,7 @@
       <w:r>
         <w:rPr>
           <w:rFonts w:ascii="Times New Roman" w:hAnsi="Times New Roman" w:cs="Times New Roman"/>
-          <w:color w:val="auto"/>
+          <w:color w:val="000000" w:themeColor="text1"/>
           <w:sz w:val="26"/>
           <w:szCs w:val="26"/>
         </w:rPr>
@@ -1536,7 +3636,7 @@
         <w:rPr>
           <w:rFonts w:ascii="Times New Roman" w:hAnsi="Times New Roman" w:cs="Times New Roman"/>
           <w:noProof/>
-          <w:color w:val="auto"/>
+          <w:color w:val="000000" w:themeColor="text1"/>
           <w:sz w:val="26"/>
           <w:szCs w:val="26"/>
         </w:rPr>
@@ -1546,7 +3646,7 @@
         <w:rPr>
           <w:rFonts w:ascii="Times New Roman" w:hAnsi="Times New Roman" w:cs="Times New Roman"/>
           <w:noProof/>
-          <w:color w:val="auto"/>
+          <w:color w:val="000000" w:themeColor="text1"/>
           <w:sz w:val="26"/>
           <w:szCs w:val="26"/>
         </w:rPr>
@@ -1555,13 +3655,15 @@
       <w:r>
         <w:rPr>
           <w:rFonts w:ascii="Times New Roman" w:hAnsi="Times New Roman" w:cs="Times New Roman"/>
-          <w:color w:val="auto"/>
+          <w:color w:val="000000" w:themeColor="text1"/>
           <w:sz w:val="26"/>
           <w:szCs w:val="26"/>
           <w:lang w:val="vi-VN"/>
         </w:rPr>
         <w:t>. Sequence - Mượn sách</w:t>
       </w:r>
+      <w:bookmarkEnd w:id="14"/>
+      <w:bookmarkEnd w:id="15"/>
     </w:p>
     <w:p>
       <w:pPr>
@@ -1569,14 +3671,16 @@
         <w:jc w:val="center"/>
         <w:rPr>
           <w:rFonts w:ascii="Times New Roman" w:hAnsi="Times New Roman" w:cs="Times New Roman"/>
-          <w:sz w:val="26"/>
-          <w:szCs w:val="26"/>
-        </w:rPr>
-      </w:pPr>
-      <w:r>
-        <w:rPr>
-          <w:rFonts w:ascii="Times New Roman" w:hAnsi="Times New Roman" w:cs="Times New Roman"/>
-          <w:noProof/>
+          <w:color w:val="000000" w:themeColor="text1"/>
+          <w:sz w:val="26"/>
+          <w:szCs w:val="26"/>
+        </w:rPr>
+      </w:pPr>
+      <w:r>
+        <w:rPr>
+          <w:rFonts w:ascii="Times New Roman" w:hAnsi="Times New Roman" w:cs="Times New Roman"/>
+          <w:noProof/>
+          <w:color w:val="000000" w:themeColor="text1"/>
           <w:sz w:val="26"/>
           <w:szCs w:val="26"/>
         </w:rPr>
@@ -1599,7 +3703,7 @@
                     </pic:cNvPicPr>
                   </pic:nvPicPr>
                   <pic:blipFill>
-                    <a:blip r:embed="rId13">
+                    <a:blip r:embed="rId15">
                       <a:extLst>
                         <a:ext uri="{28A0092B-C50C-407E-A947-70E740481C1C}">
                           <a14:useLocalDpi xmlns:a14="http://schemas.microsoft.com/office/drawing/2010/main" val="0"/>
@@ -1639,16 +3743,18 @@
           <w:rFonts w:ascii="Times New Roman" w:hAnsi="Times New Roman" w:cs="Times New Roman"/>
           <w:b/>
           <w:bCs/>
-          <w:color w:val="auto"/>
-          <w:sz w:val="26"/>
-          <w:szCs w:val="26"/>
-          <w:lang w:val="vi-VN"/>
-        </w:rPr>
-      </w:pPr>
-      <w:r>
-        <w:rPr>
-          <w:rFonts w:ascii="Times New Roman" w:hAnsi="Times New Roman" w:cs="Times New Roman"/>
-          <w:color w:val="auto"/>
+          <w:color w:val="000000" w:themeColor="text1"/>
+          <w:sz w:val="26"/>
+          <w:szCs w:val="26"/>
+          <w:lang w:val="vi-VN"/>
+        </w:rPr>
+      </w:pPr>
+      <w:bookmarkStart w:id="16" w:name="_Toc240918266"/>
+      <w:bookmarkStart w:id="17" w:name="_Toc240918310"/>
+      <w:r>
+        <w:rPr>
+          <w:rFonts w:ascii="Times New Roman" w:hAnsi="Times New Roman" w:cs="Times New Roman"/>
+          <w:color w:val="000000" w:themeColor="text1"/>
           <w:sz w:val="26"/>
           <w:szCs w:val="26"/>
         </w:rPr>
@@ -1657,7 +3763,7 @@
       <w:r>
         <w:rPr>
           <w:rFonts w:ascii="Times New Roman" w:hAnsi="Times New Roman" w:cs="Times New Roman"/>
-          <w:color w:val="auto"/>
+          <w:color w:val="000000" w:themeColor="text1"/>
           <w:sz w:val="26"/>
           <w:szCs w:val="26"/>
         </w:rPr>
@@ -1666,7 +3772,7 @@
       <w:r>
         <w:rPr>
           <w:rFonts w:ascii="Times New Roman" w:hAnsi="Times New Roman" w:cs="Times New Roman"/>
-          <w:color w:val="auto"/>
+          <w:color w:val="000000" w:themeColor="text1"/>
           <w:sz w:val="26"/>
           <w:szCs w:val="26"/>
         </w:rPr>
@@ -1675,7 +3781,7 @@
       <w:r>
         <w:rPr>
           <w:rFonts w:ascii="Times New Roman" w:hAnsi="Times New Roman" w:cs="Times New Roman"/>
-          <w:color w:val="auto"/>
+          <w:color w:val="000000" w:themeColor="text1"/>
           <w:sz w:val="26"/>
           <w:szCs w:val="26"/>
         </w:rPr>
@@ -1685,7 +3791,7 @@
         <w:rPr>
           <w:rFonts w:ascii="Times New Roman" w:hAnsi="Times New Roman" w:cs="Times New Roman"/>
           <w:noProof/>
-          <w:color w:val="auto"/>
+          <w:color w:val="000000" w:themeColor="text1"/>
           <w:sz w:val="26"/>
           <w:szCs w:val="26"/>
         </w:rPr>
@@ -1695,7 +3801,7 @@
         <w:rPr>
           <w:rFonts w:ascii="Times New Roman" w:hAnsi="Times New Roman" w:cs="Times New Roman"/>
           <w:noProof/>
-          <w:color w:val="auto"/>
+          <w:color w:val="000000" w:themeColor="text1"/>
           <w:sz w:val="26"/>
           <w:szCs w:val="26"/>
         </w:rPr>
@@ -1704,13 +3810,15 @@
       <w:r>
         <w:rPr>
           <w:rFonts w:ascii="Times New Roman" w:hAnsi="Times New Roman" w:cs="Times New Roman"/>
-          <w:color w:val="auto"/>
+          <w:color w:val="000000" w:themeColor="text1"/>
           <w:sz w:val="26"/>
           <w:szCs w:val="26"/>
           <w:lang w:val="vi-VN"/>
         </w:rPr>
         <w:t>. Sequence - Trả sách và lập phiếu phạt</w:t>
       </w:r>
+      <w:bookmarkEnd w:id="16"/>
+      <w:bookmarkEnd w:id="17"/>
     </w:p>
     <w:p>
       <w:pPr>
@@ -1718,14 +3826,16 @@
         <w:jc w:val="center"/>
         <w:rPr>
           <w:rFonts w:ascii="Times New Roman" w:hAnsi="Times New Roman" w:cs="Times New Roman"/>
-          <w:sz w:val="26"/>
-          <w:szCs w:val="26"/>
-        </w:rPr>
-      </w:pPr>
-      <w:r>
-        <w:rPr>
-          <w:rFonts w:ascii="Times New Roman" w:hAnsi="Times New Roman" w:cs="Times New Roman"/>
-          <w:noProof/>
+          <w:color w:val="000000" w:themeColor="text1"/>
+          <w:sz w:val="26"/>
+          <w:szCs w:val="26"/>
+        </w:rPr>
+      </w:pPr>
+      <w:r>
+        <w:rPr>
+          <w:rFonts w:ascii="Times New Roman" w:hAnsi="Times New Roman" w:cs="Times New Roman"/>
+          <w:noProof/>
+          <w:color w:val="000000" w:themeColor="text1"/>
           <w:sz w:val="26"/>
           <w:szCs w:val="26"/>
         </w:rPr>
@@ -1748,7 +3858,7 @@
                     </pic:cNvPicPr>
                   </pic:nvPicPr>
                   <pic:blipFill>
-                    <a:blip r:embed="rId14">
+                    <a:blip r:embed="rId16">
                       <a:extLst>
                         <a:ext uri="{28A0092B-C50C-407E-A947-70E740481C1C}">
                           <a14:useLocalDpi xmlns:a14="http://schemas.microsoft.com/office/drawing/2010/main" val="0"/>
@@ -1788,16 +3898,18 @@
           <w:rFonts w:ascii="Times New Roman" w:hAnsi="Times New Roman" w:cs="Times New Roman"/>
           <w:b/>
           <w:bCs/>
-          <w:color w:val="auto"/>
-          <w:sz w:val="26"/>
-          <w:szCs w:val="26"/>
-          <w:lang w:val="vi-VN"/>
-        </w:rPr>
-      </w:pPr>
-      <w:r>
-        <w:rPr>
-          <w:rFonts w:ascii="Times New Roman" w:hAnsi="Times New Roman" w:cs="Times New Roman"/>
-          <w:color w:val="auto"/>
+          <w:color w:val="000000" w:themeColor="text1"/>
+          <w:sz w:val="26"/>
+          <w:szCs w:val="26"/>
+          <w:lang w:val="vi-VN"/>
+        </w:rPr>
+      </w:pPr>
+      <w:bookmarkStart w:id="18" w:name="_Toc240918267"/>
+      <w:bookmarkStart w:id="19" w:name="_Toc240918311"/>
+      <w:r>
+        <w:rPr>
+          <w:rFonts w:ascii="Times New Roman" w:hAnsi="Times New Roman" w:cs="Times New Roman"/>
+          <w:color w:val="000000" w:themeColor="text1"/>
           <w:sz w:val="26"/>
           <w:szCs w:val="26"/>
         </w:rPr>
@@ -1806,7 +3918,7 @@
       <w:r>
         <w:rPr>
           <w:rFonts w:ascii="Times New Roman" w:hAnsi="Times New Roman" w:cs="Times New Roman"/>
-          <w:color w:val="auto"/>
+          <w:color w:val="000000" w:themeColor="text1"/>
           <w:sz w:val="26"/>
           <w:szCs w:val="26"/>
         </w:rPr>
@@ -1815,7 +3927,7 @@
       <w:r>
         <w:rPr>
           <w:rFonts w:ascii="Times New Roman" w:hAnsi="Times New Roman" w:cs="Times New Roman"/>
-          <w:color w:val="auto"/>
+          <w:color w:val="000000" w:themeColor="text1"/>
           <w:sz w:val="26"/>
           <w:szCs w:val="26"/>
         </w:rPr>
@@ -1824,7 +3936,7 @@
       <w:r>
         <w:rPr>
           <w:rFonts w:ascii="Times New Roman" w:hAnsi="Times New Roman" w:cs="Times New Roman"/>
-          <w:color w:val="auto"/>
+          <w:color w:val="000000" w:themeColor="text1"/>
           <w:sz w:val="26"/>
           <w:szCs w:val="26"/>
         </w:rPr>
@@ -1834,7 +3946,7 @@
         <w:rPr>
           <w:rFonts w:ascii="Times New Roman" w:hAnsi="Times New Roman" w:cs="Times New Roman"/>
           <w:noProof/>
-          <w:color w:val="auto"/>
+          <w:color w:val="000000" w:themeColor="text1"/>
           <w:sz w:val="26"/>
           <w:szCs w:val="26"/>
         </w:rPr>
@@ -1844,7 +3956,7 @@
         <w:rPr>
           <w:rFonts w:ascii="Times New Roman" w:hAnsi="Times New Roman" w:cs="Times New Roman"/>
           <w:noProof/>
-          <w:color w:val="auto"/>
+          <w:color w:val="000000" w:themeColor="text1"/>
           <w:sz w:val="26"/>
           <w:szCs w:val="26"/>
         </w:rPr>
@@ -1853,13 +3965,15 @@
       <w:r>
         <w:rPr>
           <w:rFonts w:ascii="Times New Roman" w:hAnsi="Times New Roman" w:cs="Times New Roman"/>
-          <w:color w:val="auto"/>
+          <w:color w:val="000000" w:themeColor="text1"/>
           <w:sz w:val="26"/>
           <w:szCs w:val="26"/>
           <w:lang w:val="vi-VN"/>
         </w:rPr>
         <w:t>. Sequence - Quản lý đầu sách</w:t>
       </w:r>
+      <w:bookmarkEnd w:id="18"/>
+      <w:bookmarkEnd w:id="19"/>
     </w:p>
     <w:p>
       <w:pPr>
@@ -1867,14 +3981,16 @@
         <w:jc w:val="center"/>
         <w:rPr>
           <w:rFonts w:ascii="Times New Roman" w:hAnsi="Times New Roman" w:cs="Times New Roman"/>
-          <w:sz w:val="26"/>
-          <w:szCs w:val="26"/>
-        </w:rPr>
-      </w:pPr>
-      <w:r>
-        <w:rPr>
-          <w:rFonts w:ascii="Times New Roman" w:hAnsi="Times New Roman" w:cs="Times New Roman"/>
-          <w:noProof/>
+          <w:color w:val="000000" w:themeColor="text1"/>
+          <w:sz w:val="26"/>
+          <w:szCs w:val="26"/>
+        </w:rPr>
+      </w:pPr>
+      <w:r>
+        <w:rPr>
+          <w:rFonts w:ascii="Times New Roman" w:hAnsi="Times New Roman" w:cs="Times New Roman"/>
+          <w:noProof/>
+          <w:color w:val="000000" w:themeColor="text1"/>
           <w:sz w:val="26"/>
           <w:szCs w:val="26"/>
         </w:rPr>
@@ -1897,7 +4013,7 @@
                     </pic:cNvPicPr>
                   </pic:nvPicPr>
                   <pic:blipFill>
-                    <a:blip r:embed="rId15" cstate="print">
+                    <a:blip r:embed="rId17" cstate="print">
                       <a:extLst>
                         <a:ext uri="{28A0092B-C50C-407E-A947-70E740481C1C}">
                           <a14:useLocalDpi xmlns:a14="http://schemas.microsoft.com/office/drawing/2010/main" val="0"/>
@@ -1937,16 +4053,18 @@
           <w:rFonts w:ascii="Times New Roman" w:hAnsi="Times New Roman" w:cs="Times New Roman"/>
           <w:b/>
           <w:bCs/>
-          <w:color w:val="auto"/>
-          <w:sz w:val="26"/>
-          <w:szCs w:val="26"/>
-          <w:lang w:val="vi-VN"/>
-        </w:rPr>
-      </w:pPr>
-      <w:r>
-        <w:rPr>
-          <w:rFonts w:ascii="Times New Roman" w:hAnsi="Times New Roman" w:cs="Times New Roman"/>
-          <w:color w:val="auto"/>
+          <w:color w:val="000000" w:themeColor="text1"/>
+          <w:sz w:val="26"/>
+          <w:szCs w:val="26"/>
+          <w:lang w:val="vi-VN"/>
+        </w:rPr>
+      </w:pPr>
+      <w:bookmarkStart w:id="20" w:name="_Toc240918268"/>
+      <w:bookmarkStart w:id="21" w:name="_Toc240918312"/>
+      <w:r>
+        <w:rPr>
+          <w:rFonts w:ascii="Times New Roman" w:hAnsi="Times New Roman" w:cs="Times New Roman"/>
+          <w:color w:val="000000" w:themeColor="text1"/>
           <w:sz w:val="26"/>
           <w:szCs w:val="26"/>
         </w:rPr>
@@ -1955,7 +4073,7 @@
       <w:r>
         <w:rPr>
           <w:rFonts w:ascii="Times New Roman" w:hAnsi="Times New Roman" w:cs="Times New Roman"/>
-          <w:color w:val="auto"/>
+          <w:color w:val="000000" w:themeColor="text1"/>
           <w:sz w:val="26"/>
           <w:szCs w:val="26"/>
         </w:rPr>
@@ -1964,7 +4082,7 @@
       <w:r>
         <w:rPr>
           <w:rFonts w:ascii="Times New Roman" w:hAnsi="Times New Roman" w:cs="Times New Roman"/>
-          <w:color w:val="auto"/>
+          <w:color w:val="000000" w:themeColor="text1"/>
           <w:sz w:val="26"/>
           <w:szCs w:val="26"/>
         </w:rPr>
@@ -1973,7 +4091,7 @@
       <w:r>
         <w:rPr>
           <w:rFonts w:ascii="Times New Roman" w:hAnsi="Times New Roman" w:cs="Times New Roman"/>
-          <w:color w:val="auto"/>
+          <w:color w:val="000000" w:themeColor="text1"/>
           <w:sz w:val="26"/>
           <w:szCs w:val="26"/>
         </w:rPr>
@@ -1983,7 +4101,7 @@
         <w:rPr>
           <w:rFonts w:ascii="Times New Roman" w:hAnsi="Times New Roman" w:cs="Times New Roman"/>
           <w:noProof/>
-          <w:color w:val="auto"/>
+          <w:color w:val="000000" w:themeColor="text1"/>
           <w:sz w:val="26"/>
           <w:szCs w:val="26"/>
         </w:rPr>
@@ -1993,7 +4111,7 @@
         <w:rPr>
           <w:rFonts w:ascii="Times New Roman" w:hAnsi="Times New Roman" w:cs="Times New Roman"/>
           <w:noProof/>
-          <w:color w:val="auto"/>
+          <w:color w:val="000000" w:themeColor="text1"/>
           <w:sz w:val="26"/>
           <w:szCs w:val="26"/>
         </w:rPr>
@@ -2002,13 +4120,15 @@
       <w:r>
         <w:rPr>
           <w:rFonts w:ascii="Times New Roman" w:hAnsi="Times New Roman" w:cs="Times New Roman"/>
-          <w:color w:val="auto"/>
+          <w:color w:val="000000" w:themeColor="text1"/>
           <w:sz w:val="26"/>
           <w:szCs w:val="26"/>
           <w:lang w:val="vi-VN"/>
         </w:rPr>
         <w:t>. Sequence - Thống kê thư viện</w:t>
       </w:r>
+      <w:bookmarkEnd w:id="20"/>
+      <w:bookmarkEnd w:id="21"/>
     </w:p>
     <w:p>
       <w:pPr>
@@ -2017,112 +4137,122 @@
           <w:rFonts w:ascii="Times New Roman" w:hAnsi="Times New Roman" w:cs="Times New Roman"/>
           <w:b/>
           <w:bCs/>
-          <w:sz w:val="26"/>
-          <w:szCs w:val="26"/>
-          <w:lang w:val="vi-VN"/>
-        </w:rPr>
-      </w:pPr>
-    </w:p>
-    <w:p>
-      <w:pPr>
-        <w:rPr>
-          <w:rFonts w:ascii="Times New Roman" w:hAnsi="Times New Roman" w:cs="Times New Roman"/>
-          <w:b/>
-          <w:bCs/>
-          <w:sz w:val="26"/>
-          <w:szCs w:val="26"/>
-          <w:lang w:val="vi-VN"/>
-        </w:rPr>
-      </w:pPr>
-    </w:p>
-    <w:p>
-      <w:pPr>
-        <w:rPr>
-          <w:rFonts w:ascii="Times New Roman" w:hAnsi="Times New Roman" w:cs="Times New Roman"/>
-          <w:b/>
-          <w:bCs/>
-          <w:sz w:val="26"/>
-          <w:szCs w:val="26"/>
-          <w:lang w:val="vi-VN"/>
-        </w:rPr>
-      </w:pPr>
-    </w:p>
-    <w:p>
-      <w:pPr>
-        <w:rPr>
-          <w:rFonts w:ascii="Times New Roman" w:hAnsi="Times New Roman" w:cs="Times New Roman"/>
-          <w:b/>
-          <w:bCs/>
-          <w:sz w:val="26"/>
-          <w:szCs w:val="26"/>
-          <w:lang w:val="vi-VN"/>
-        </w:rPr>
-      </w:pPr>
-    </w:p>
-    <w:p>
-      <w:pPr>
-        <w:rPr>
-          <w:rFonts w:ascii="Times New Roman" w:hAnsi="Times New Roman" w:cs="Times New Roman"/>
-          <w:b/>
-          <w:bCs/>
-          <w:sz w:val="26"/>
-          <w:szCs w:val="26"/>
-          <w:lang w:val="vi-VN"/>
-        </w:rPr>
-      </w:pPr>
-    </w:p>
-    <w:p>
-      <w:pPr>
-        <w:rPr>
-          <w:rFonts w:ascii="Times New Roman" w:hAnsi="Times New Roman" w:cs="Times New Roman"/>
-          <w:b/>
-          <w:bCs/>
-          <w:sz w:val="26"/>
-          <w:szCs w:val="26"/>
-          <w:lang w:val="vi-VN"/>
-        </w:rPr>
-      </w:pPr>
-    </w:p>
-    <w:p>
-      <w:pPr>
-        <w:rPr>
-          <w:rFonts w:ascii="Times New Roman" w:hAnsi="Times New Roman" w:cs="Times New Roman"/>
-          <w:b/>
-          <w:bCs/>
-          <w:sz w:val="26"/>
-          <w:szCs w:val="26"/>
-          <w:lang w:val="vi-VN"/>
-        </w:rPr>
-      </w:pPr>
-    </w:p>
-    <w:p>
-      <w:pPr>
-        <w:rPr>
-          <w:rFonts w:ascii="Times New Roman" w:hAnsi="Times New Roman" w:cs="Times New Roman"/>
-          <w:b/>
-          <w:bCs/>
-          <w:sz w:val="26"/>
-          <w:szCs w:val="26"/>
-          <w:lang w:val="vi-VN"/>
-        </w:rPr>
-      </w:pPr>
-    </w:p>
-    <w:p>
-      <w:pPr>
-        <w:rPr>
-          <w:rFonts w:ascii="Times New Roman" w:hAnsi="Times New Roman" w:cs="Times New Roman"/>
-          <w:b/>
-          <w:bCs/>
-          <w:sz w:val="26"/>
-          <w:szCs w:val="26"/>
-          <w:lang w:val="vi-VN"/>
-        </w:rPr>
-      </w:pPr>
-      <w:r>
-        <w:rPr>
-          <w:rFonts w:ascii="Times New Roman" w:hAnsi="Times New Roman" w:cs="Times New Roman"/>
-          <w:b/>
-          <w:bCs/>
+          <w:color w:val="000000" w:themeColor="text1"/>
+          <w:sz w:val="26"/>
+          <w:szCs w:val="26"/>
+          <w:lang w:val="vi-VN"/>
+        </w:rPr>
+      </w:pPr>
+    </w:p>
+    <w:p>
+      <w:pPr>
+        <w:rPr>
+          <w:rFonts w:ascii="Times New Roman" w:hAnsi="Times New Roman" w:cs="Times New Roman"/>
+          <w:b/>
+          <w:bCs/>
+          <w:color w:val="000000" w:themeColor="text1"/>
+          <w:sz w:val="26"/>
+          <w:szCs w:val="26"/>
+          <w:lang w:val="vi-VN"/>
+        </w:rPr>
+      </w:pPr>
+    </w:p>
+    <w:p>
+      <w:pPr>
+        <w:rPr>
+          <w:rFonts w:ascii="Times New Roman" w:hAnsi="Times New Roman" w:cs="Times New Roman"/>
+          <w:b/>
+          <w:bCs/>
+          <w:color w:val="000000" w:themeColor="text1"/>
+          <w:sz w:val="26"/>
+          <w:szCs w:val="26"/>
+          <w:lang w:val="vi-VN"/>
+        </w:rPr>
+      </w:pPr>
+    </w:p>
+    <w:p>
+      <w:pPr>
+        <w:rPr>
+          <w:rFonts w:ascii="Times New Roman" w:hAnsi="Times New Roman" w:cs="Times New Roman"/>
+          <w:b/>
+          <w:bCs/>
+          <w:color w:val="000000" w:themeColor="text1"/>
+          <w:sz w:val="26"/>
+          <w:szCs w:val="26"/>
+          <w:lang w:val="vi-VN"/>
+        </w:rPr>
+      </w:pPr>
+    </w:p>
+    <w:p>
+      <w:pPr>
+        <w:rPr>
+          <w:rFonts w:ascii="Times New Roman" w:hAnsi="Times New Roman" w:cs="Times New Roman"/>
+          <w:b/>
+          <w:bCs/>
+          <w:color w:val="000000" w:themeColor="text1"/>
+          <w:sz w:val="26"/>
+          <w:szCs w:val="26"/>
+          <w:lang w:val="vi-VN"/>
+        </w:rPr>
+      </w:pPr>
+    </w:p>
+    <w:p>
+      <w:pPr>
+        <w:rPr>
+          <w:rFonts w:ascii="Times New Roman" w:hAnsi="Times New Roman" w:cs="Times New Roman"/>
+          <w:b/>
+          <w:bCs/>
+          <w:color w:val="000000" w:themeColor="text1"/>
+          <w:sz w:val="26"/>
+          <w:szCs w:val="26"/>
+          <w:lang w:val="vi-VN"/>
+        </w:rPr>
+      </w:pPr>
+    </w:p>
+    <w:p>
+      <w:pPr>
+        <w:rPr>
+          <w:rFonts w:ascii="Times New Roman" w:hAnsi="Times New Roman" w:cs="Times New Roman"/>
+          <w:b/>
+          <w:bCs/>
+          <w:color w:val="000000" w:themeColor="text1"/>
+          <w:sz w:val="26"/>
+          <w:szCs w:val="26"/>
+          <w:lang w:val="vi-VN"/>
+        </w:rPr>
+      </w:pPr>
+    </w:p>
+    <w:p>
+      <w:pPr>
+        <w:rPr>
+          <w:rFonts w:ascii="Times New Roman" w:hAnsi="Times New Roman" w:cs="Times New Roman"/>
+          <w:b/>
+          <w:bCs/>
+          <w:color w:val="000000" w:themeColor="text1"/>
+          <w:sz w:val="26"/>
+          <w:szCs w:val="26"/>
+          <w:lang w:val="vi-VN"/>
+        </w:rPr>
+      </w:pPr>
+    </w:p>
+    <w:p>
+      <w:pPr>
+        <w:rPr>
+          <w:rFonts w:ascii="Times New Roman" w:hAnsi="Times New Roman" w:cs="Times New Roman"/>
+          <w:b/>
+          <w:bCs/>
+          <w:color w:val="000000" w:themeColor="text1"/>
+          <w:sz w:val="26"/>
+          <w:szCs w:val="26"/>
+          <w:lang w:val="vi-VN"/>
+        </w:rPr>
+      </w:pPr>
+      <w:r>
+        <w:rPr>
+          <w:rFonts w:ascii="Times New Roman" w:hAnsi="Times New Roman" w:cs="Times New Roman"/>
+          <w:b/>
+          <w:bCs/>
+          <w:color w:val="000000" w:themeColor="text1"/>
           <w:sz w:val="26"/>
           <w:szCs w:val="26"/>
           <w:lang w:val="vi-VN"/>
@@ -2135,14 +4265,16 @@
       <w:pPr>
         <w:rPr>
           <w:rFonts w:ascii="Times New Roman" w:hAnsi="Times New Roman" w:cs="Times New Roman"/>
-          <w:sz w:val="26"/>
-          <w:szCs w:val="26"/>
-          <w:lang w:val="vi-VN"/>
-        </w:rPr>
-      </w:pPr>
-      <w:r>
-        <w:rPr>
-          <w:rFonts w:ascii="Times New Roman" w:hAnsi="Times New Roman" w:cs="Times New Roman"/>
+          <w:color w:val="000000" w:themeColor="text1"/>
+          <w:sz w:val="26"/>
+          <w:szCs w:val="26"/>
+          <w:lang w:val="vi-VN"/>
+        </w:rPr>
+      </w:pPr>
+      <w:r>
+        <w:rPr>
+          <w:rFonts w:ascii="Times New Roman" w:hAnsi="Times New Roman" w:cs="Times New Roman"/>
+          <w:color w:val="000000" w:themeColor="text1"/>
           <w:sz w:val="26"/>
           <w:szCs w:val="26"/>
           <w:lang w:val="vi-VN"/>
@@ -2155,14 +4287,16 @@
         <w:keepNext/>
         <w:rPr>
           <w:rFonts w:ascii="Times New Roman" w:hAnsi="Times New Roman" w:cs="Times New Roman"/>
-          <w:sz w:val="26"/>
-          <w:szCs w:val="26"/>
-        </w:rPr>
-      </w:pPr>
-      <w:r>
-        <w:rPr>
-          <w:rFonts w:ascii="Times New Roman" w:hAnsi="Times New Roman" w:cs="Times New Roman"/>
-          <w:noProof/>
+          <w:color w:val="000000" w:themeColor="text1"/>
+          <w:sz w:val="26"/>
+          <w:szCs w:val="26"/>
+        </w:rPr>
+      </w:pPr>
+      <w:r>
+        <w:rPr>
+          <w:rFonts w:ascii="Times New Roman" w:hAnsi="Times New Roman" w:cs="Times New Roman"/>
+          <w:noProof/>
+          <w:color w:val="000000" w:themeColor="text1"/>
           <w:sz w:val="26"/>
           <w:szCs w:val="26"/>
         </w:rPr>
@@ -2184,7 +4318,7 @@
                     </pic:cNvPicPr>
                   </pic:nvPicPr>
                   <pic:blipFill rotWithShape="1">
-                    <a:blip r:embed="rId16">
+                    <a:blip r:embed="rId18">
                       <a:extLst>
                         <a:ext uri="{28A0092B-C50C-407E-A947-70E740481C1C}">
                           <a14:useLocalDpi xmlns:a14="http://schemas.microsoft.com/office/drawing/2010/main" val="0"/>
@@ -2227,15 +4361,17 @@
         <w:jc w:val="center"/>
         <w:rPr>
           <w:rFonts w:ascii="Times New Roman" w:hAnsi="Times New Roman" w:cs="Times New Roman"/>
-          <w:color w:val="auto"/>
-          <w:sz w:val="26"/>
-          <w:szCs w:val="26"/>
-        </w:rPr>
-      </w:pPr>
-      <w:r>
-        <w:rPr>
-          <w:rFonts w:ascii="Times New Roman" w:hAnsi="Times New Roman" w:cs="Times New Roman"/>
-          <w:color w:val="auto"/>
+          <w:color w:val="000000" w:themeColor="text1"/>
+          <w:sz w:val="26"/>
+          <w:szCs w:val="26"/>
+        </w:rPr>
+      </w:pPr>
+      <w:bookmarkStart w:id="22" w:name="_Toc240918269"/>
+      <w:bookmarkStart w:id="23" w:name="_Toc240918313"/>
+      <w:r>
+        <w:rPr>
+          <w:rFonts w:ascii="Times New Roman" w:hAnsi="Times New Roman" w:cs="Times New Roman"/>
+          <w:color w:val="000000" w:themeColor="text1"/>
           <w:sz w:val="26"/>
           <w:szCs w:val="26"/>
         </w:rPr>
@@ -2244,7 +4380,7 @@
       <w:r>
         <w:rPr>
           <w:rFonts w:ascii="Times New Roman" w:hAnsi="Times New Roman" w:cs="Times New Roman"/>
-          <w:color w:val="auto"/>
+          <w:color w:val="000000" w:themeColor="text1"/>
           <w:sz w:val="26"/>
           <w:szCs w:val="26"/>
         </w:rPr>
@@ -2253,7 +4389,7 @@
       <w:r>
         <w:rPr>
           <w:rFonts w:ascii="Times New Roman" w:hAnsi="Times New Roman" w:cs="Times New Roman"/>
-          <w:color w:val="auto"/>
+          <w:color w:val="000000" w:themeColor="text1"/>
           <w:sz w:val="26"/>
           <w:szCs w:val="26"/>
         </w:rPr>
@@ -2262,7 +4398,7 @@
       <w:r>
         <w:rPr>
           <w:rFonts w:ascii="Times New Roman" w:hAnsi="Times New Roman" w:cs="Times New Roman"/>
-          <w:color w:val="auto"/>
+          <w:color w:val="000000" w:themeColor="text1"/>
           <w:sz w:val="26"/>
           <w:szCs w:val="26"/>
         </w:rPr>
@@ -2272,7 +4408,7 @@
         <w:rPr>
           <w:rFonts w:ascii="Times New Roman" w:hAnsi="Times New Roman" w:cs="Times New Roman"/>
           <w:noProof/>
-          <w:color w:val="auto"/>
+          <w:color w:val="000000" w:themeColor="text1"/>
           <w:sz w:val="26"/>
           <w:szCs w:val="26"/>
         </w:rPr>
@@ -2282,7 +4418,7 @@
         <w:rPr>
           <w:rFonts w:ascii="Times New Roman" w:hAnsi="Times New Roman" w:cs="Times New Roman"/>
           <w:noProof/>
-          <w:color w:val="auto"/>
+          <w:color w:val="000000" w:themeColor="text1"/>
           <w:sz w:val="26"/>
           <w:szCs w:val="26"/>
         </w:rPr>
@@ -2291,126 +4427,142 @@
       <w:r>
         <w:rPr>
           <w:rFonts w:ascii="Times New Roman" w:hAnsi="Times New Roman" w:cs="Times New Roman"/>
-          <w:color w:val="auto"/>
+          <w:color w:val="000000" w:themeColor="text1"/>
           <w:sz w:val="26"/>
           <w:szCs w:val="26"/>
           <w:lang w:val="vi-VN"/>
         </w:rPr>
         <w:t>. ERD - Hệ thống quản lý thư viện</w:t>
       </w:r>
-    </w:p>
-    <w:p>
-      <w:pPr>
-        <w:rPr>
-          <w:rFonts w:ascii="Times New Roman" w:hAnsi="Times New Roman" w:cs="Times New Roman"/>
-          <w:sz w:val="26"/>
-          <w:szCs w:val="26"/>
-          <w:lang w:val="vi-VN"/>
-        </w:rPr>
-      </w:pPr>
-    </w:p>
-    <w:p>
-      <w:pPr>
-        <w:rPr>
-          <w:rFonts w:ascii="Times New Roman" w:hAnsi="Times New Roman" w:cs="Times New Roman"/>
-          <w:sz w:val="26"/>
-          <w:szCs w:val="26"/>
-          <w:lang w:val="vi-VN"/>
-        </w:rPr>
-      </w:pPr>
-    </w:p>
-    <w:p>
-      <w:pPr>
-        <w:rPr>
-          <w:rFonts w:ascii="Times New Roman" w:hAnsi="Times New Roman" w:cs="Times New Roman"/>
-          <w:sz w:val="26"/>
-          <w:szCs w:val="26"/>
-          <w:lang w:val="vi-VN"/>
-        </w:rPr>
-      </w:pPr>
-    </w:p>
-    <w:p>
-      <w:pPr>
-        <w:rPr>
-          <w:rFonts w:ascii="Times New Roman" w:hAnsi="Times New Roman" w:cs="Times New Roman"/>
-          <w:sz w:val="26"/>
-          <w:szCs w:val="26"/>
-          <w:lang w:val="vi-VN"/>
-        </w:rPr>
-      </w:pPr>
-    </w:p>
-    <w:p>
-      <w:pPr>
-        <w:rPr>
-          <w:rFonts w:ascii="Times New Roman" w:hAnsi="Times New Roman" w:cs="Times New Roman"/>
-          <w:sz w:val="26"/>
-          <w:szCs w:val="26"/>
-          <w:lang w:val="vi-VN"/>
-        </w:rPr>
-      </w:pPr>
-    </w:p>
-    <w:p>
-      <w:pPr>
-        <w:rPr>
-          <w:rFonts w:ascii="Times New Roman" w:hAnsi="Times New Roman" w:cs="Times New Roman"/>
-          <w:sz w:val="26"/>
-          <w:szCs w:val="26"/>
-          <w:lang w:val="vi-VN"/>
-        </w:rPr>
-      </w:pPr>
-    </w:p>
-    <w:p>
-      <w:pPr>
-        <w:rPr>
-          <w:rFonts w:ascii="Times New Roman" w:hAnsi="Times New Roman" w:cs="Times New Roman"/>
-          <w:sz w:val="26"/>
-          <w:szCs w:val="26"/>
-          <w:lang w:val="vi-VN"/>
-        </w:rPr>
-      </w:pPr>
-    </w:p>
-    <w:p>
-      <w:pPr>
-        <w:rPr>
-          <w:rFonts w:ascii="Times New Roman" w:hAnsi="Times New Roman" w:cs="Times New Roman"/>
-          <w:sz w:val="26"/>
-          <w:szCs w:val="26"/>
-          <w:lang w:val="vi-VN"/>
-        </w:rPr>
-      </w:pPr>
-    </w:p>
-    <w:p>
-      <w:pPr>
-        <w:rPr>
-          <w:rFonts w:ascii="Times New Roman" w:hAnsi="Times New Roman" w:cs="Times New Roman"/>
-          <w:sz w:val="26"/>
-          <w:szCs w:val="26"/>
-          <w:lang w:val="vi-VN"/>
-        </w:rPr>
-      </w:pPr>
-    </w:p>
-    <w:p>
-      <w:pPr>
-        <w:rPr>
-          <w:rFonts w:ascii="Times New Roman" w:hAnsi="Times New Roman" w:cs="Times New Roman"/>
-          <w:b/>
-          <w:bCs/>
-          <w:sz w:val="26"/>
-          <w:szCs w:val="26"/>
-          <w:lang w:val="vi-VN"/>
-        </w:rPr>
-      </w:pPr>
-      <w:r>
-        <w:rPr>
-          <w:rFonts w:ascii="Times New Roman" w:hAnsi="Times New Roman" w:cs="Times New Roman"/>
-          <w:b/>
-          <w:bCs/>
-          <w:sz w:val="26"/>
-          <w:szCs w:val="26"/>
-          <w:lang w:val="vi-VN"/>
-        </w:rPr>
+      <w:bookmarkEnd w:id="22"/>
+      <w:bookmarkEnd w:id="23"/>
+    </w:p>
+    <w:p>
+      <w:pPr>
+        <w:rPr>
+          <w:rFonts w:ascii="Times New Roman" w:hAnsi="Times New Roman" w:cs="Times New Roman"/>
+          <w:color w:val="000000" w:themeColor="text1"/>
+          <w:sz w:val="26"/>
+          <w:szCs w:val="26"/>
+          <w:lang w:val="vi-VN"/>
+        </w:rPr>
+      </w:pPr>
+    </w:p>
+    <w:p>
+      <w:pPr>
+        <w:rPr>
+          <w:rFonts w:ascii="Times New Roman" w:hAnsi="Times New Roman" w:cs="Times New Roman"/>
+          <w:color w:val="000000" w:themeColor="text1"/>
+          <w:sz w:val="26"/>
+          <w:szCs w:val="26"/>
+          <w:lang w:val="vi-VN"/>
+        </w:rPr>
+      </w:pPr>
+    </w:p>
+    <w:p>
+      <w:pPr>
+        <w:rPr>
+          <w:rFonts w:ascii="Times New Roman" w:hAnsi="Times New Roman" w:cs="Times New Roman"/>
+          <w:color w:val="000000" w:themeColor="text1"/>
+          <w:sz w:val="26"/>
+          <w:szCs w:val="26"/>
+          <w:lang w:val="vi-VN"/>
+        </w:rPr>
+      </w:pPr>
+    </w:p>
+    <w:p>
+      <w:pPr>
+        <w:rPr>
+          <w:rFonts w:ascii="Times New Roman" w:hAnsi="Times New Roman" w:cs="Times New Roman"/>
+          <w:color w:val="000000" w:themeColor="text1"/>
+          <w:sz w:val="26"/>
+          <w:szCs w:val="26"/>
+          <w:lang w:val="vi-VN"/>
+        </w:rPr>
+      </w:pPr>
+    </w:p>
+    <w:p>
+      <w:pPr>
+        <w:rPr>
+          <w:rFonts w:ascii="Times New Roman" w:hAnsi="Times New Roman" w:cs="Times New Roman"/>
+          <w:color w:val="000000" w:themeColor="text1"/>
+          <w:sz w:val="26"/>
+          <w:szCs w:val="26"/>
+          <w:lang w:val="vi-VN"/>
+        </w:rPr>
+      </w:pPr>
+    </w:p>
+    <w:p>
+      <w:pPr>
+        <w:rPr>
+          <w:rFonts w:ascii="Times New Roman" w:hAnsi="Times New Roman" w:cs="Times New Roman"/>
+          <w:color w:val="000000" w:themeColor="text1"/>
+          <w:sz w:val="26"/>
+          <w:szCs w:val="26"/>
+          <w:lang w:val="vi-VN"/>
+        </w:rPr>
+      </w:pPr>
+    </w:p>
+    <w:p>
+      <w:pPr>
+        <w:rPr>
+          <w:rFonts w:ascii="Times New Roman" w:hAnsi="Times New Roman" w:cs="Times New Roman"/>
+          <w:color w:val="000000" w:themeColor="text1"/>
+          <w:sz w:val="26"/>
+          <w:szCs w:val="26"/>
+          <w:lang w:val="vi-VN"/>
+        </w:rPr>
+      </w:pPr>
+    </w:p>
+    <w:p>
+      <w:pPr>
+        <w:rPr>
+          <w:rFonts w:ascii="Times New Roman" w:hAnsi="Times New Roman" w:cs="Times New Roman"/>
+          <w:color w:val="000000" w:themeColor="text1"/>
+          <w:sz w:val="26"/>
+          <w:szCs w:val="26"/>
+          <w:lang w:val="vi-VN"/>
+        </w:rPr>
+      </w:pPr>
+    </w:p>
+    <w:p>
+      <w:pPr>
+        <w:rPr>
+          <w:rFonts w:ascii="Times New Roman" w:hAnsi="Times New Roman" w:cs="Times New Roman"/>
+          <w:b/>
+          <w:bCs/>
+          <w:color w:val="000000" w:themeColor="text1"/>
+          <w:sz w:val="26"/>
+          <w:szCs w:val="26"/>
+          <w:lang w:val="vi-VN"/>
+        </w:rPr>
+      </w:pPr>
+      <w:r>
+        <w:rPr>
+          <w:rFonts w:ascii="Times New Roman" w:hAnsi="Times New Roman" w:cs="Times New Roman"/>
+          <w:b/>
+          <w:bCs/>
+          <w:color w:val="000000" w:themeColor="text1"/>
+          <w:sz w:val="26"/>
+          <w:szCs w:val="26"/>
+          <w:lang w:val="vi-VN"/>
+        </w:rPr>
+        <w:lastRenderedPageBreak/>
         <w:t>THIẾT KẾ GIAO DIỆN</w:t>
       </w:r>
+    </w:p>
+    <w:p>
+      <w:pPr>
+        <w:rPr>
+          <w:rFonts w:ascii="Times New Roman" w:hAnsi="Times New Roman" w:cs="Times New Roman"/>
+          <w:b/>
+          <w:bCs/>
+          <w:color w:val="000000" w:themeColor="text1"/>
+          <w:sz w:val="26"/>
+          <w:szCs w:val="26"/>
+          <w:lang w:val="vi-VN"/>
+        </w:rPr>
+      </w:pPr>
     </w:p>
     <w:p>
       <w:pPr>
@@ -2418,16 +4570,18 @@
         <w:jc w:val="center"/>
         <w:rPr>
           <w:rFonts w:ascii="Times New Roman" w:hAnsi="Times New Roman" w:cs="Times New Roman"/>
-          <w:sz w:val="26"/>
-          <w:szCs w:val="26"/>
-        </w:rPr>
-      </w:pPr>
-      <w:r>
-        <w:rPr>
-          <w:rFonts w:ascii="Times New Roman" w:hAnsi="Times New Roman" w:cs="Times New Roman"/>
-          <w:b/>
-          <w:bCs/>
-          <w:noProof/>
+          <w:color w:val="000000" w:themeColor="text1"/>
+          <w:sz w:val="26"/>
+          <w:szCs w:val="26"/>
+        </w:rPr>
+      </w:pPr>
+      <w:r>
+        <w:rPr>
+          <w:rFonts w:ascii="Times New Roman" w:hAnsi="Times New Roman" w:cs="Times New Roman"/>
+          <w:b/>
+          <w:bCs/>
+          <w:noProof/>
+          <w:color w:val="000000" w:themeColor="text1"/>
           <w:sz w:val="26"/>
           <w:szCs w:val="26"/>
           <w:lang w:val="vi-VN"/>
@@ -2448,7 +4602,7 @@
                     <pic:cNvPicPr/>
                   </pic:nvPicPr>
                   <pic:blipFill>
-                    <a:blip r:embed="rId17"/>
+                    <a:blip r:embed="rId19"/>
                     <a:stretch>
                       <a:fillRect/>
                     </a:stretch>
@@ -2477,16 +4631,18 @@
           <w:rFonts w:ascii="Times New Roman" w:hAnsi="Times New Roman" w:cs="Times New Roman"/>
           <w:b/>
           <w:bCs/>
-          <w:color w:val="auto"/>
-          <w:sz w:val="26"/>
-          <w:szCs w:val="26"/>
-          <w:lang w:val="vi-VN"/>
-        </w:rPr>
-      </w:pPr>
-      <w:r>
-        <w:rPr>
-          <w:rFonts w:ascii="Times New Roman" w:hAnsi="Times New Roman" w:cs="Times New Roman"/>
-          <w:color w:val="auto"/>
+          <w:color w:val="000000" w:themeColor="text1"/>
+          <w:sz w:val="26"/>
+          <w:szCs w:val="26"/>
+          <w:lang w:val="vi-VN"/>
+        </w:rPr>
+      </w:pPr>
+      <w:bookmarkStart w:id="24" w:name="_Toc240918296"/>
+      <w:bookmarkStart w:id="25" w:name="_Toc240918331"/>
+      <w:r>
+        <w:rPr>
+          <w:rFonts w:ascii="Times New Roman" w:hAnsi="Times New Roman" w:cs="Times New Roman"/>
+          <w:color w:val="000000" w:themeColor="text1"/>
           <w:sz w:val="26"/>
           <w:szCs w:val="26"/>
         </w:rPr>
@@ -2495,7 +4651,7 @@
       <w:r>
         <w:rPr>
           <w:rFonts w:ascii="Times New Roman" w:hAnsi="Times New Roman" w:cs="Times New Roman"/>
-          <w:color w:val="auto"/>
+          <w:color w:val="000000" w:themeColor="text1"/>
           <w:sz w:val="26"/>
           <w:szCs w:val="26"/>
         </w:rPr>
@@ -2504,7 +4660,7 @@
       <w:r>
         <w:rPr>
           <w:rFonts w:ascii="Times New Roman" w:hAnsi="Times New Roman" w:cs="Times New Roman"/>
-          <w:color w:val="auto"/>
+          <w:color w:val="000000" w:themeColor="text1"/>
           <w:sz w:val="26"/>
           <w:szCs w:val="26"/>
         </w:rPr>
@@ -2513,7 +4669,7 @@
       <w:r>
         <w:rPr>
           <w:rFonts w:ascii="Times New Roman" w:hAnsi="Times New Roman" w:cs="Times New Roman"/>
-          <w:color w:val="auto"/>
+          <w:color w:val="000000" w:themeColor="text1"/>
           <w:sz w:val="26"/>
           <w:szCs w:val="26"/>
         </w:rPr>
@@ -2523,7 +4679,7 @@
         <w:rPr>
           <w:rFonts w:ascii="Times New Roman" w:hAnsi="Times New Roman" w:cs="Times New Roman"/>
           <w:noProof/>
-          <w:color w:val="auto"/>
+          <w:color w:val="000000" w:themeColor="text1"/>
           <w:sz w:val="26"/>
           <w:szCs w:val="26"/>
         </w:rPr>
@@ -2533,7 +4689,7 @@
         <w:rPr>
           <w:rFonts w:ascii="Times New Roman" w:hAnsi="Times New Roman" w:cs="Times New Roman"/>
           <w:noProof/>
-          <w:color w:val="auto"/>
+          <w:color w:val="000000" w:themeColor="text1"/>
           <w:sz w:val="26"/>
           <w:szCs w:val="26"/>
         </w:rPr>
@@ -2542,7 +4698,7 @@
       <w:r>
         <w:rPr>
           <w:rFonts w:ascii="Times New Roman" w:hAnsi="Times New Roman" w:cs="Times New Roman"/>
-          <w:color w:val="auto"/>
+          <w:color w:val="000000" w:themeColor="text1"/>
           <w:sz w:val="26"/>
           <w:szCs w:val="26"/>
           <w:lang w:val="vi-VN"/>
@@ -2553,7 +4709,7 @@
         <w:rPr>
           <w:rFonts w:ascii="Times New Roman" w:hAnsi="Times New Roman" w:cs="Times New Roman"/>
           <w:noProof/>
-          <w:color w:val="auto"/>
+          <w:color w:val="000000" w:themeColor="text1"/>
           <w:sz w:val="26"/>
           <w:szCs w:val="26"/>
         </w:rPr>
@@ -2563,13 +4719,15 @@
         <w:rPr>
           <w:rFonts w:ascii="Times New Roman" w:hAnsi="Times New Roman" w:cs="Times New Roman"/>
           <w:noProof/>
-          <w:color w:val="auto"/>
+          <w:color w:val="000000" w:themeColor="text1"/>
           <w:sz w:val="26"/>
           <w:szCs w:val="26"/>
           <w:lang w:val="vi-VN"/>
         </w:rPr>
         <w:t xml:space="preserve"> chủ</w:t>
       </w:r>
+      <w:bookmarkEnd w:id="24"/>
+      <w:bookmarkEnd w:id="25"/>
     </w:p>
     <w:p>
       <w:pPr>
@@ -2578,6 +4736,7 @@
           <w:rFonts w:ascii="Times New Roman" w:hAnsi="Times New Roman" w:cs="Times New Roman"/>
           <w:b/>
           <w:bCs/>
+          <w:color w:val="000000" w:themeColor="text1"/>
           <w:sz w:val="26"/>
           <w:szCs w:val="26"/>
           <w:lang w:val="vi-VN"/>
@@ -2590,16 +4749,18 @@
         <w:jc w:val="center"/>
         <w:rPr>
           <w:rFonts w:ascii="Times New Roman" w:hAnsi="Times New Roman" w:cs="Times New Roman"/>
-          <w:sz w:val="26"/>
-          <w:szCs w:val="26"/>
-        </w:rPr>
-      </w:pPr>
-      <w:r>
-        <w:rPr>
-          <w:rFonts w:ascii="Times New Roman" w:hAnsi="Times New Roman" w:cs="Times New Roman"/>
-          <w:b/>
-          <w:bCs/>
-          <w:noProof/>
+          <w:color w:val="000000" w:themeColor="text1"/>
+          <w:sz w:val="26"/>
+          <w:szCs w:val="26"/>
+        </w:rPr>
+      </w:pPr>
+      <w:r>
+        <w:rPr>
+          <w:rFonts w:ascii="Times New Roman" w:hAnsi="Times New Roman" w:cs="Times New Roman"/>
+          <w:b/>
+          <w:bCs/>
+          <w:noProof/>
+          <w:color w:val="000000" w:themeColor="text1"/>
           <w:sz w:val="26"/>
           <w:szCs w:val="26"/>
           <w:lang w:val="vi-VN"/>
@@ -2620,7 +4781,7 @@
                     <pic:cNvPicPr/>
                   </pic:nvPicPr>
                   <pic:blipFill>
-                    <a:blip r:embed="rId18"/>
+                    <a:blip r:embed="rId20"/>
                     <a:stretch>
                       <a:fillRect/>
                     </a:stretch>
@@ -2649,16 +4810,18 @@
           <w:rFonts w:ascii="Times New Roman" w:hAnsi="Times New Roman" w:cs="Times New Roman"/>
           <w:b/>
           <w:bCs/>
-          <w:color w:val="auto"/>
-          <w:sz w:val="26"/>
-          <w:szCs w:val="26"/>
-          <w:lang w:val="vi-VN"/>
-        </w:rPr>
-      </w:pPr>
-      <w:r>
-        <w:rPr>
-          <w:rFonts w:ascii="Times New Roman" w:hAnsi="Times New Roman" w:cs="Times New Roman"/>
-          <w:color w:val="auto"/>
+          <w:color w:val="000000" w:themeColor="text1"/>
+          <w:sz w:val="26"/>
+          <w:szCs w:val="26"/>
+          <w:lang w:val="vi-VN"/>
+        </w:rPr>
+      </w:pPr>
+      <w:bookmarkStart w:id="26" w:name="_Toc240918297"/>
+      <w:bookmarkStart w:id="27" w:name="_Toc240918332"/>
+      <w:r>
+        <w:rPr>
+          <w:rFonts w:ascii="Times New Roman" w:hAnsi="Times New Roman" w:cs="Times New Roman"/>
+          <w:color w:val="000000" w:themeColor="text1"/>
           <w:sz w:val="26"/>
           <w:szCs w:val="26"/>
         </w:rPr>
@@ -2667,7 +4830,7 @@
       <w:r>
         <w:rPr>
           <w:rFonts w:ascii="Times New Roman" w:hAnsi="Times New Roman" w:cs="Times New Roman"/>
-          <w:color w:val="auto"/>
+          <w:color w:val="000000" w:themeColor="text1"/>
           <w:sz w:val="26"/>
           <w:szCs w:val="26"/>
         </w:rPr>
@@ -2676,7 +4839,7 @@
       <w:r>
         <w:rPr>
           <w:rFonts w:ascii="Times New Roman" w:hAnsi="Times New Roman" w:cs="Times New Roman"/>
-          <w:color w:val="auto"/>
+          <w:color w:val="000000" w:themeColor="text1"/>
           <w:sz w:val="26"/>
           <w:szCs w:val="26"/>
         </w:rPr>
@@ -2685,7 +4848,7 @@
       <w:r>
         <w:rPr>
           <w:rFonts w:ascii="Times New Roman" w:hAnsi="Times New Roman" w:cs="Times New Roman"/>
-          <w:color w:val="auto"/>
+          <w:color w:val="000000" w:themeColor="text1"/>
           <w:sz w:val="26"/>
           <w:szCs w:val="26"/>
         </w:rPr>
@@ -2695,7 +4858,7 @@
         <w:rPr>
           <w:rFonts w:ascii="Times New Roman" w:hAnsi="Times New Roman" w:cs="Times New Roman"/>
           <w:noProof/>
-          <w:color w:val="auto"/>
+          <w:color w:val="000000" w:themeColor="text1"/>
           <w:sz w:val="26"/>
           <w:szCs w:val="26"/>
         </w:rPr>
@@ -2705,7 +4868,7 @@
         <w:rPr>
           <w:rFonts w:ascii="Times New Roman" w:hAnsi="Times New Roman" w:cs="Times New Roman"/>
           <w:noProof/>
-          <w:color w:val="auto"/>
+          <w:color w:val="000000" w:themeColor="text1"/>
           <w:sz w:val="26"/>
           <w:szCs w:val="26"/>
         </w:rPr>
@@ -2714,13 +4877,15 @@
       <w:r>
         <w:rPr>
           <w:rFonts w:ascii="Times New Roman" w:hAnsi="Times New Roman" w:cs="Times New Roman"/>
-          <w:color w:val="auto"/>
+          <w:color w:val="000000" w:themeColor="text1"/>
           <w:sz w:val="26"/>
           <w:szCs w:val="26"/>
           <w:lang w:val="vi-VN"/>
         </w:rPr>
         <w:t>. Giao diện "Danh mục/ Nhân viên"</w:t>
       </w:r>
+      <w:bookmarkEnd w:id="26"/>
+      <w:bookmarkEnd w:id="27"/>
     </w:p>
     <w:p>
       <w:pPr>
@@ -2728,6 +4893,7 @@
         <w:jc w:val="center"/>
         <w:rPr>
           <w:rFonts w:ascii="Times New Roman" w:hAnsi="Times New Roman" w:cs="Times New Roman"/>
+          <w:color w:val="000000" w:themeColor="text1"/>
           <w:sz w:val="26"/>
           <w:szCs w:val="26"/>
           <w:lang w:val="vi-VN"/>
@@ -2740,6 +4906,7 @@
         <w:jc w:val="center"/>
         <w:rPr>
           <w:rFonts w:ascii="Times New Roman" w:hAnsi="Times New Roman" w:cs="Times New Roman"/>
+          <w:color w:val="000000" w:themeColor="text1"/>
           <w:sz w:val="26"/>
           <w:szCs w:val="26"/>
           <w:lang w:val="vi-VN"/>
@@ -2752,16 +4919,18 @@
         <w:jc w:val="center"/>
         <w:rPr>
           <w:rFonts w:ascii="Times New Roman" w:hAnsi="Times New Roman" w:cs="Times New Roman"/>
-          <w:sz w:val="26"/>
-          <w:szCs w:val="26"/>
-        </w:rPr>
-      </w:pPr>
-      <w:r>
-        <w:rPr>
-          <w:rFonts w:ascii="Times New Roman" w:hAnsi="Times New Roman" w:cs="Times New Roman"/>
-          <w:b/>
-          <w:bCs/>
-          <w:noProof/>
+          <w:color w:val="000000" w:themeColor="text1"/>
+          <w:sz w:val="26"/>
+          <w:szCs w:val="26"/>
+        </w:rPr>
+      </w:pPr>
+      <w:r>
+        <w:rPr>
+          <w:rFonts w:ascii="Times New Roman" w:hAnsi="Times New Roman" w:cs="Times New Roman"/>
+          <w:b/>
+          <w:bCs/>
+          <w:noProof/>
+          <w:color w:val="000000" w:themeColor="text1"/>
           <w:sz w:val="26"/>
           <w:szCs w:val="26"/>
           <w:lang w:val="vi-VN"/>
@@ -2782,7 +4951,7 @@
                     <pic:cNvPicPr/>
                   </pic:nvPicPr>
                   <pic:blipFill>
-                    <a:blip r:embed="rId19"/>
+                    <a:blip r:embed="rId21"/>
                     <a:stretch>
                       <a:fillRect/>
                     </a:stretch>
@@ -2809,16 +4978,18 @@
         <w:jc w:val="center"/>
         <w:rPr>
           <w:rFonts w:ascii="Times New Roman" w:hAnsi="Times New Roman" w:cs="Times New Roman"/>
-          <w:color w:val="auto"/>
-          <w:sz w:val="26"/>
-          <w:szCs w:val="26"/>
-          <w:lang w:val="vi-VN"/>
-        </w:rPr>
-      </w:pPr>
-      <w:r>
-        <w:rPr>
-          <w:rFonts w:ascii="Times New Roman" w:hAnsi="Times New Roman" w:cs="Times New Roman"/>
-          <w:color w:val="auto"/>
+          <w:color w:val="000000" w:themeColor="text1"/>
+          <w:sz w:val="26"/>
+          <w:szCs w:val="26"/>
+          <w:lang w:val="vi-VN"/>
+        </w:rPr>
+      </w:pPr>
+      <w:bookmarkStart w:id="28" w:name="_Toc240918298"/>
+      <w:bookmarkStart w:id="29" w:name="_Toc240918333"/>
+      <w:r>
+        <w:rPr>
+          <w:rFonts w:ascii="Times New Roman" w:hAnsi="Times New Roman" w:cs="Times New Roman"/>
+          <w:color w:val="000000" w:themeColor="text1"/>
           <w:sz w:val="26"/>
           <w:szCs w:val="26"/>
         </w:rPr>
@@ -2827,7 +4998,7 @@
       <w:r>
         <w:rPr>
           <w:rFonts w:ascii="Times New Roman" w:hAnsi="Times New Roman" w:cs="Times New Roman"/>
-          <w:color w:val="auto"/>
+          <w:color w:val="000000" w:themeColor="text1"/>
           <w:sz w:val="26"/>
           <w:szCs w:val="26"/>
         </w:rPr>
@@ -2836,7 +5007,7 @@
       <w:r>
         <w:rPr>
           <w:rFonts w:ascii="Times New Roman" w:hAnsi="Times New Roman" w:cs="Times New Roman"/>
-          <w:color w:val="auto"/>
+          <w:color w:val="000000" w:themeColor="text1"/>
           <w:sz w:val="26"/>
           <w:szCs w:val="26"/>
         </w:rPr>
@@ -2845,7 +5016,7 @@
       <w:r>
         <w:rPr>
           <w:rFonts w:ascii="Times New Roman" w:hAnsi="Times New Roman" w:cs="Times New Roman"/>
-          <w:color w:val="auto"/>
+          <w:color w:val="000000" w:themeColor="text1"/>
           <w:sz w:val="26"/>
           <w:szCs w:val="26"/>
         </w:rPr>
@@ -2855,7 +5026,7 @@
         <w:rPr>
           <w:rFonts w:ascii="Times New Roman" w:hAnsi="Times New Roman" w:cs="Times New Roman"/>
           <w:noProof/>
-          <w:color w:val="auto"/>
+          <w:color w:val="000000" w:themeColor="text1"/>
           <w:sz w:val="26"/>
           <w:szCs w:val="26"/>
         </w:rPr>
@@ -2865,7 +5036,7 @@
         <w:rPr>
           <w:rFonts w:ascii="Times New Roman" w:hAnsi="Times New Roman" w:cs="Times New Roman"/>
           <w:noProof/>
-          <w:color w:val="auto"/>
+          <w:color w:val="000000" w:themeColor="text1"/>
           <w:sz w:val="26"/>
           <w:szCs w:val="26"/>
         </w:rPr>
@@ -2874,24 +5045,30 @@
       <w:r>
         <w:rPr>
           <w:rFonts w:ascii="Times New Roman" w:hAnsi="Times New Roman" w:cs="Times New Roman"/>
-          <w:color w:val="auto"/>
+          <w:color w:val="000000" w:themeColor="text1"/>
           <w:sz w:val="26"/>
           <w:szCs w:val="26"/>
           <w:lang w:val="vi-VN"/>
         </w:rPr>
         <w:t>. Giao diện "Danh mục/Thể loại"</w:t>
       </w:r>
-    </w:p>
-    <w:p>
-      <w:pPr>
-        <w:rPr>
-          <w:lang w:val="vi-VN"/>
-        </w:rPr>
-      </w:pPr>
-    </w:p>
-    <w:p>
-      <w:pPr>
-        <w:rPr>
+      <w:bookmarkEnd w:id="28"/>
+      <w:bookmarkEnd w:id="29"/>
+    </w:p>
+    <w:p>
+      <w:pPr>
+        <w:rPr>
+          <w:rFonts w:ascii="Times New Roman" w:hAnsi="Times New Roman" w:cs="Times New Roman"/>
+          <w:color w:val="000000" w:themeColor="text1"/>
+          <w:lang w:val="vi-VN"/>
+        </w:rPr>
+      </w:pPr>
+    </w:p>
+    <w:p>
+      <w:pPr>
+        <w:rPr>
+          <w:rFonts w:ascii="Times New Roman" w:hAnsi="Times New Roman" w:cs="Times New Roman"/>
+          <w:color w:val="000000" w:themeColor="text1"/>
           <w:lang w:val="vi-VN"/>
         </w:rPr>
       </w:pPr>
@@ -2902,16 +5079,18 @@
         <w:jc w:val="center"/>
         <w:rPr>
           <w:rFonts w:ascii="Times New Roman" w:hAnsi="Times New Roman" w:cs="Times New Roman"/>
-          <w:sz w:val="26"/>
-          <w:szCs w:val="26"/>
-        </w:rPr>
-      </w:pPr>
-      <w:r>
-        <w:rPr>
-          <w:rFonts w:ascii="Times New Roman" w:hAnsi="Times New Roman" w:cs="Times New Roman"/>
-          <w:b/>
-          <w:bCs/>
-          <w:noProof/>
+          <w:color w:val="000000" w:themeColor="text1"/>
+          <w:sz w:val="26"/>
+          <w:szCs w:val="26"/>
+        </w:rPr>
+      </w:pPr>
+      <w:r>
+        <w:rPr>
+          <w:rFonts w:ascii="Times New Roman" w:hAnsi="Times New Roman" w:cs="Times New Roman"/>
+          <w:b/>
+          <w:bCs/>
+          <w:noProof/>
+          <w:color w:val="000000" w:themeColor="text1"/>
           <w:sz w:val="26"/>
           <w:szCs w:val="26"/>
           <w:lang w:val="vi-VN"/>
@@ -2932,7 +5111,7 @@
                     <pic:cNvPicPr/>
                   </pic:nvPicPr>
                   <pic:blipFill>
-                    <a:blip r:embed="rId20"/>
+                    <a:blip r:embed="rId22"/>
                     <a:stretch>
                       <a:fillRect/>
                     </a:stretch>
@@ -2959,16 +5138,18 @@
         <w:jc w:val="center"/>
         <w:rPr>
           <w:rFonts w:ascii="Times New Roman" w:hAnsi="Times New Roman" w:cs="Times New Roman"/>
-          <w:color w:val="auto"/>
-          <w:sz w:val="26"/>
-          <w:szCs w:val="26"/>
-          <w:lang w:val="vi-VN"/>
-        </w:rPr>
-      </w:pPr>
-      <w:r>
-        <w:rPr>
-          <w:rFonts w:ascii="Times New Roman" w:hAnsi="Times New Roman" w:cs="Times New Roman"/>
-          <w:color w:val="auto"/>
+          <w:color w:val="000000" w:themeColor="text1"/>
+          <w:sz w:val="26"/>
+          <w:szCs w:val="26"/>
+          <w:lang w:val="vi-VN"/>
+        </w:rPr>
+      </w:pPr>
+      <w:bookmarkStart w:id="30" w:name="_Toc240918299"/>
+      <w:bookmarkStart w:id="31" w:name="_Toc240918334"/>
+      <w:r>
+        <w:rPr>
+          <w:rFonts w:ascii="Times New Roman" w:hAnsi="Times New Roman" w:cs="Times New Roman"/>
+          <w:color w:val="000000" w:themeColor="text1"/>
           <w:sz w:val="26"/>
           <w:szCs w:val="26"/>
         </w:rPr>
@@ -2977,7 +5158,7 @@
       <w:r>
         <w:rPr>
           <w:rFonts w:ascii="Times New Roman" w:hAnsi="Times New Roman" w:cs="Times New Roman"/>
-          <w:color w:val="auto"/>
+          <w:color w:val="000000" w:themeColor="text1"/>
           <w:sz w:val="26"/>
           <w:szCs w:val="26"/>
         </w:rPr>
@@ -2986,7 +5167,7 @@
       <w:r>
         <w:rPr>
           <w:rFonts w:ascii="Times New Roman" w:hAnsi="Times New Roman" w:cs="Times New Roman"/>
-          <w:color w:val="auto"/>
+          <w:color w:val="000000" w:themeColor="text1"/>
           <w:sz w:val="26"/>
           <w:szCs w:val="26"/>
         </w:rPr>
@@ -2995,7 +5176,7 @@
       <w:r>
         <w:rPr>
           <w:rFonts w:ascii="Times New Roman" w:hAnsi="Times New Roman" w:cs="Times New Roman"/>
-          <w:color w:val="auto"/>
+          <w:color w:val="000000" w:themeColor="text1"/>
           <w:sz w:val="26"/>
           <w:szCs w:val="26"/>
         </w:rPr>
@@ -3005,7 +5186,7 @@
         <w:rPr>
           <w:rFonts w:ascii="Times New Roman" w:hAnsi="Times New Roman" w:cs="Times New Roman"/>
           <w:noProof/>
-          <w:color w:val="auto"/>
+          <w:color w:val="000000" w:themeColor="text1"/>
           <w:sz w:val="26"/>
           <w:szCs w:val="26"/>
         </w:rPr>
@@ -3015,7 +5196,7 @@
         <w:rPr>
           <w:rFonts w:ascii="Times New Roman" w:hAnsi="Times New Roman" w:cs="Times New Roman"/>
           <w:noProof/>
-          <w:color w:val="auto"/>
+          <w:color w:val="000000" w:themeColor="text1"/>
           <w:sz w:val="26"/>
           <w:szCs w:val="26"/>
         </w:rPr>
@@ -3024,18 +5205,21 @@
       <w:r>
         <w:rPr>
           <w:rFonts w:ascii="Times New Roman" w:hAnsi="Times New Roman" w:cs="Times New Roman"/>
-          <w:color w:val="auto"/>
+          <w:color w:val="000000" w:themeColor="text1"/>
           <w:sz w:val="26"/>
           <w:szCs w:val="26"/>
           <w:lang w:val="vi-VN"/>
         </w:rPr>
         <w:t>. Giao diện "Danh mục/Nhà xuất bản"</w:t>
       </w:r>
-    </w:p>
-    <w:p>
-      <w:pPr>
-        <w:rPr>
-          <w:rFonts w:ascii="Times New Roman" w:hAnsi="Times New Roman" w:cs="Times New Roman"/>
+      <w:bookmarkEnd w:id="30"/>
+      <w:bookmarkEnd w:id="31"/>
+    </w:p>
+    <w:p>
+      <w:pPr>
+        <w:rPr>
+          <w:rFonts w:ascii="Times New Roman" w:hAnsi="Times New Roman" w:cs="Times New Roman"/>
+          <w:color w:val="000000" w:themeColor="text1"/>
           <w:sz w:val="26"/>
           <w:szCs w:val="26"/>
           <w:lang w:val="vi-VN"/>
@@ -3048,6 +5232,7 @@
         <w:jc w:val="center"/>
         <w:rPr>
           <w:rFonts w:ascii="Times New Roman" w:hAnsi="Times New Roman" w:cs="Times New Roman"/>
+          <w:color w:val="000000" w:themeColor="text1"/>
           <w:sz w:val="26"/>
           <w:szCs w:val="26"/>
           <w:lang w:val="vi-VN"/>
@@ -3060,6 +5245,7 @@
         <w:jc w:val="center"/>
         <w:rPr>
           <w:rFonts w:ascii="Times New Roman" w:hAnsi="Times New Roman" w:cs="Times New Roman"/>
+          <w:color w:val="000000" w:themeColor="text1"/>
           <w:sz w:val="26"/>
           <w:szCs w:val="26"/>
           <w:lang w:val="vi-VN"/>
@@ -3072,13 +5258,16 @@
         <w:jc w:val="center"/>
         <w:rPr>
           <w:rFonts w:ascii="Times New Roman" w:hAnsi="Times New Roman" w:cs="Times New Roman"/>
-          <w:sz w:val="26"/>
-          <w:szCs w:val="26"/>
-        </w:rPr>
-      </w:pPr>
-      <w:r>
-        <w:rPr>
-          <w:rFonts w:ascii="Times New Roman" w:hAnsi="Times New Roman" w:cs="Times New Roman"/>
+          <w:color w:val="000000" w:themeColor="text1"/>
+          <w:sz w:val="26"/>
+          <w:szCs w:val="26"/>
+        </w:rPr>
+      </w:pPr>
+      <w:r>
+        <w:rPr>
+          <w:rFonts w:ascii="Times New Roman" w:hAnsi="Times New Roman" w:cs="Times New Roman"/>
+          <w:noProof/>
+          <w:color w:val="000000" w:themeColor="text1"/>
           <w:sz w:val="26"/>
           <w:szCs w:val="26"/>
           <w:lang w:val="vi-VN"/>
@@ -3099,7 +5288,7 @@
                     <pic:cNvPicPr/>
                   </pic:nvPicPr>
                   <pic:blipFill>
-                    <a:blip r:embed="rId21"/>
+                    <a:blip r:embed="rId23"/>
                     <a:stretch>
                       <a:fillRect/>
                     </a:stretch>
@@ -3126,16 +5315,18 @@
         <w:jc w:val="center"/>
         <w:rPr>
           <w:rFonts w:ascii="Times New Roman" w:hAnsi="Times New Roman" w:cs="Times New Roman"/>
-          <w:color w:val="auto"/>
-          <w:sz w:val="26"/>
-          <w:szCs w:val="26"/>
-          <w:lang w:val="vi-VN"/>
-        </w:rPr>
-      </w:pPr>
-      <w:r>
-        <w:rPr>
-          <w:rFonts w:ascii="Times New Roman" w:hAnsi="Times New Roman" w:cs="Times New Roman"/>
-          <w:color w:val="auto"/>
+          <w:color w:val="000000" w:themeColor="text1"/>
+          <w:sz w:val="26"/>
+          <w:szCs w:val="26"/>
+          <w:lang w:val="vi-VN"/>
+        </w:rPr>
+      </w:pPr>
+      <w:bookmarkStart w:id="32" w:name="_Toc240918300"/>
+      <w:bookmarkStart w:id="33" w:name="_Toc240918335"/>
+      <w:r>
+        <w:rPr>
+          <w:rFonts w:ascii="Times New Roman" w:hAnsi="Times New Roman" w:cs="Times New Roman"/>
+          <w:color w:val="000000" w:themeColor="text1"/>
           <w:sz w:val="26"/>
           <w:szCs w:val="26"/>
         </w:rPr>
@@ -3144,7 +5335,7 @@
       <w:r>
         <w:rPr>
           <w:rFonts w:ascii="Times New Roman" w:hAnsi="Times New Roman" w:cs="Times New Roman"/>
-          <w:color w:val="auto"/>
+          <w:color w:val="000000" w:themeColor="text1"/>
           <w:sz w:val="26"/>
           <w:szCs w:val="26"/>
         </w:rPr>
@@ -3153,7 +5344,7 @@
       <w:r>
         <w:rPr>
           <w:rFonts w:ascii="Times New Roman" w:hAnsi="Times New Roman" w:cs="Times New Roman"/>
-          <w:color w:val="auto"/>
+          <w:color w:val="000000" w:themeColor="text1"/>
           <w:sz w:val="26"/>
           <w:szCs w:val="26"/>
         </w:rPr>
@@ -3162,7 +5353,7 @@
       <w:r>
         <w:rPr>
           <w:rFonts w:ascii="Times New Roman" w:hAnsi="Times New Roman" w:cs="Times New Roman"/>
-          <w:color w:val="auto"/>
+          <w:color w:val="000000" w:themeColor="text1"/>
           <w:sz w:val="26"/>
           <w:szCs w:val="26"/>
         </w:rPr>
@@ -3172,7 +5363,7 @@
         <w:rPr>
           <w:rFonts w:ascii="Times New Roman" w:hAnsi="Times New Roman" w:cs="Times New Roman"/>
           <w:noProof/>
-          <w:color w:val="auto"/>
+          <w:color w:val="000000" w:themeColor="text1"/>
           <w:sz w:val="26"/>
           <w:szCs w:val="26"/>
         </w:rPr>
@@ -3181,7 +5372,7 @@
       <w:r>
         <w:rPr>
           <w:rFonts w:ascii="Times New Roman" w:hAnsi="Times New Roman" w:cs="Times New Roman"/>
-          <w:color w:val="auto"/>
+          <w:color w:val="000000" w:themeColor="text1"/>
           <w:sz w:val="26"/>
           <w:szCs w:val="26"/>
         </w:rPr>
@@ -3190,17 +5381,21 @@
       <w:r>
         <w:rPr>
           <w:rFonts w:ascii="Times New Roman" w:hAnsi="Times New Roman" w:cs="Times New Roman"/>
-          <w:color w:val="auto"/>
+          <w:color w:val="000000" w:themeColor="text1"/>
           <w:sz w:val="26"/>
           <w:szCs w:val="26"/>
           <w:lang w:val="vi-VN"/>
         </w:rPr>
         <w:t>. Giao diện quản lý đầu sách</w:t>
       </w:r>
-    </w:p>
-    <w:p>
-      <w:pPr>
-        <w:rPr>
+      <w:bookmarkEnd w:id="32"/>
+      <w:bookmarkEnd w:id="33"/>
+    </w:p>
+    <w:p>
+      <w:pPr>
+        <w:rPr>
+          <w:rFonts w:ascii="Times New Roman" w:hAnsi="Times New Roman" w:cs="Times New Roman"/>
+          <w:color w:val="000000" w:themeColor="text1"/>
           <w:lang w:val="vi-VN"/>
         </w:rPr>
       </w:pPr>
@@ -3210,6 +5405,7 @@
         <w:jc w:val="center"/>
         <w:rPr>
           <w:rFonts w:ascii="Times New Roman" w:hAnsi="Times New Roman" w:cs="Times New Roman"/>
+          <w:color w:val="000000" w:themeColor="text1"/>
           <w:sz w:val="26"/>
           <w:szCs w:val="26"/>
           <w:lang w:val="vi-VN"/>
@@ -3222,13 +5418,16 @@
         <w:jc w:val="center"/>
         <w:rPr>
           <w:rFonts w:ascii="Times New Roman" w:hAnsi="Times New Roman" w:cs="Times New Roman"/>
-          <w:sz w:val="26"/>
-          <w:szCs w:val="26"/>
-        </w:rPr>
-      </w:pPr>
-      <w:r>
-        <w:rPr>
-          <w:rFonts w:ascii="Times New Roman" w:hAnsi="Times New Roman" w:cs="Times New Roman"/>
+          <w:color w:val="000000" w:themeColor="text1"/>
+          <w:sz w:val="26"/>
+          <w:szCs w:val="26"/>
+        </w:rPr>
+      </w:pPr>
+      <w:r>
+        <w:rPr>
+          <w:rFonts w:ascii="Times New Roman" w:hAnsi="Times New Roman" w:cs="Times New Roman"/>
+          <w:noProof/>
+          <w:color w:val="000000" w:themeColor="text1"/>
           <w:sz w:val="26"/>
           <w:szCs w:val="26"/>
           <w:lang w:val="vi-VN"/>
@@ -3249,7 +5448,7 @@
                     <pic:cNvPicPr/>
                   </pic:nvPicPr>
                   <pic:blipFill>
-                    <a:blip r:embed="rId22"/>
+                    <a:blip r:embed="rId24"/>
                     <a:stretch>
                       <a:fillRect/>
                     </a:stretch>
@@ -3276,15 +5475,17 @@
         <w:jc w:val="center"/>
         <w:rPr>
           <w:rFonts w:ascii="Times New Roman" w:hAnsi="Times New Roman" w:cs="Times New Roman"/>
-          <w:color w:val="auto"/>
-          <w:sz w:val="26"/>
-          <w:szCs w:val="26"/>
-        </w:rPr>
-      </w:pPr>
-      <w:r>
-        <w:rPr>
-          <w:rFonts w:ascii="Times New Roman" w:hAnsi="Times New Roman" w:cs="Times New Roman"/>
-          <w:color w:val="auto"/>
+          <w:color w:val="000000" w:themeColor="text1"/>
+          <w:sz w:val="26"/>
+          <w:szCs w:val="26"/>
+        </w:rPr>
+      </w:pPr>
+      <w:bookmarkStart w:id="34" w:name="_Toc240918301"/>
+      <w:bookmarkStart w:id="35" w:name="_Toc240918336"/>
+      <w:r>
+        <w:rPr>
+          <w:rFonts w:ascii="Times New Roman" w:hAnsi="Times New Roman" w:cs="Times New Roman"/>
+          <w:color w:val="000000" w:themeColor="text1"/>
           <w:sz w:val="26"/>
           <w:szCs w:val="26"/>
         </w:rPr>
@@ -3293,7 +5494,7 @@
       <w:r>
         <w:rPr>
           <w:rFonts w:ascii="Times New Roman" w:hAnsi="Times New Roman" w:cs="Times New Roman"/>
-          <w:color w:val="auto"/>
+          <w:color w:val="000000" w:themeColor="text1"/>
           <w:sz w:val="26"/>
           <w:szCs w:val="26"/>
         </w:rPr>
@@ -3302,7 +5503,7 @@
       <w:r>
         <w:rPr>
           <w:rFonts w:ascii="Times New Roman" w:hAnsi="Times New Roman" w:cs="Times New Roman"/>
-          <w:color w:val="auto"/>
+          <w:color w:val="000000" w:themeColor="text1"/>
           <w:sz w:val="26"/>
           <w:szCs w:val="26"/>
         </w:rPr>
@@ -3311,7 +5512,7 @@
       <w:r>
         <w:rPr>
           <w:rFonts w:ascii="Times New Roman" w:hAnsi="Times New Roman" w:cs="Times New Roman"/>
-          <w:color w:val="auto"/>
+          <w:color w:val="000000" w:themeColor="text1"/>
           <w:sz w:val="26"/>
           <w:szCs w:val="26"/>
         </w:rPr>
@@ -3321,7 +5522,7 @@
         <w:rPr>
           <w:rFonts w:ascii="Times New Roman" w:hAnsi="Times New Roman" w:cs="Times New Roman"/>
           <w:noProof/>
-          <w:color w:val="auto"/>
+          <w:color w:val="000000" w:themeColor="text1"/>
           <w:sz w:val="26"/>
           <w:szCs w:val="26"/>
         </w:rPr>
@@ -3330,7 +5531,7 @@
       <w:r>
         <w:rPr>
           <w:rFonts w:ascii="Times New Roman" w:hAnsi="Times New Roman" w:cs="Times New Roman"/>
-          <w:color w:val="auto"/>
+          <w:color w:val="000000" w:themeColor="text1"/>
           <w:sz w:val="26"/>
           <w:szCs w:val="26"/>
         </w:rPr>
@@ -3339,15 +5540,18 @@
       <w:r>
         <w:rPr>
           <w:rFonts w:ascii="Times New Roman" w:hAnsi="Times New Roman" w:cs="Times New Roman"/>
-          <w:color w:val="auto"/>
+          <w:color w:val="000000" w:themeColor="text1"/>
           <w:sz w:val="26"/>
           <w:szCs w:val="26"/>
           <w:lang w:val="vi-VN"/>
         </w:rPr>
         <w:t>. Giao diện độc giả và thẻ thư viện</w:t>
       </w:r>
+      <w:bookmarkEnd w:id="34"/>
+      <w:bookmarkEnd w:id="35"/>
     </w:p>
     <w:sectPr>
+      <w:footerReference w:type="default" r:id="rId25"/>
       <w:pgSz w:w="11906" w:h="16841" w:code="9"/>
       <w:pgMar w:top="893" w:right="850" w:bottom="1440" w:left="864" w:header="720" w:footer="720" w:gutter="0"/>
       <w:cols w:space="720"/>
@@ -3355,6 +5559,124 @@
     </w:sectPr>
   </w:body>
 </w:document>
+</file>
+
+<file path=word/endnotes.xml><?xml version="1.0" encoding="utf-8"?>
+<w:endnotes xmlns:wpc="http://schemas.microsoft.com/office/word/2010/wordprocessingCanvas" xmlns:cx="http://schemas.microsoft.com/office/drawing/2014/chartex" xmlns:cx1="http://schemas.microsoft.com/office/drawing/2015/9/8/chartex" xmlns:cx2="http://schemas.microsoft.com/office/drawing/2015/10/21/chartex" xmlns:cx3="http://schemas.microsoft.com/office/drawing/2016/5/9/chartex" xmlns:cx4="http://schemas.microsoft.com/office/drawing/2016/5/10/chartex" xmlns:cx5="http://schemas.microsoft.com/office/drawing/2016/5/11/chartex" xmlns:cx6="http://schemas.microsoft.com/office/drawing/2016/5/12/chartex" xmlns:cx7="http://schemas.microsoft.com/office/drawing/2016/5/13/chartex" xmlns:cx8="http://schemas.microsoft.com/office/drawing/2016/5/14/chartex" xmlns:mc="http://schemas.openxmlformats.org/markup-compatibility/2006" xmlns:aink="http://schemas.microsoft.com/office/drawing/2016/ink" xmlns:am3d="http://schemas.microsoft.com/office/drawing/2017/model3d" xmlns:o="urn:schemas-microsoft-com:office:office" xmlns:oel="http://schemas.microsoft.com/office/2019/extlst" xmlns:r="http://schemas.openxmlformats.org/officeDocument/2006/relationships" xmlns:m="http://schemas.openxmlformats.org/officeDocument/2006/math" xmlns:v="urn:schemas-microsoft-com:vml" xmlns:wp14="http://schemas.microsoft.com/office/word/2010/wordprocessingDrawing" xmlns:wp="http://schemas.openxmlformats.org/drawingml/2006/wordprocessingDrawing" xmlns:w10="urn:schemas-microsoft-com:office:word" xmlns:w="http://schemas.openxmlformats.org/wordprocessingml/2006/main" xmlns:w14="http://schemas.microsoft.com/office/word/2010/wordml" xmlns:w15="http://schemas.microsoft.com/office/word/2012/wordml" xmlns:w16cex="http://schemas.microsoft.com/office/word/2018/wordml/cex" xmlns:w16cid="http://schemas.microsoft.com/office/word/2016/wordml/cid" xmlns:w16="http://schemas.microsoft.com/office/word/2018/wordml" xmlns:w16du="http://schemas.microsoft.com/office/word/2023/wordml/word16du" xmlns:w16sdtdh="http://schemas.microsoft.com/office/word/2020/wordml/sdtdatahash" xmlns:w16sdtfl="http://schemas.microsoft.com/office/word/2024/wordml/sdtformatlock" xmlns:w16se="http://schemas.microsoft.com/office/word/2015/wordml/symex" xmlns:wpg="http://schemas.microsoft.com/office/word/2010/wordprocessingGroup" xmlns:wpi="http://schemas.microsoft.com/office/word/2010/wordprocessingInk" xmlns:wne="http://schemas.microsoft.com/office/word/2006/wordml" xmlns:wps="http://schemas.microsoft.com/office/word/2010/wordprocessingShape" mc:Ignorable="w14 w15 w16se w16cid w16 w16cex w16sdtdh w16sdtfl w16du wp14">
+  <w:endnote w:type="separator" w:id="-1">
+    <w:p>
+      <w:pPr>
+        <w:spacing w:after="0" w:line="240" w:lineRule="auto"/>
+      </w:pPr>
+      <w:r>
+        <w:separator/>
+      </w:r>
+    </w:p>
+  </w:endnote>
+  <w:endnote w:type="continuationSeparator" w:id="0">
+    <w:p>
+      <w:pPr>
+        <w:spacing w:after="0" w:line="240" w:lineRule="auto"/>
+      </w:pPr>
+      <w:r>
+        <w:continuationSeparator/>
+      </w:r>
+    </w:p>
+  </w:endnote>
+</w:endnotes>
+</file>
+
+<file path=word/footer1.xml><?xml version="1.0" encoding="utf-8"?>
+<w:ftr xmlns:wpc="http://schemas.microsoft.com/office/word/2010/wordprocessingCanvas" xmlns:cx="http://schemas.microsoft.com/office/drawing/2014/chartex" xmlns:cx1="http://schemas.microsoft.com/office/drawing/2015/9/8/chartex" xmlns:cx2="http://schemas.microsoft.com/office/drawing/2015/10/21/chartex" xmlns:cx3="http://schemas.microsoft.com/office/drawing/2016/5/9/chartex" xmlns:cx4="http://schemas.microsoft.com/office/drawing/2016/5/10/chartex" xmlns:cx5="http://schemas.microsoft.com/office/drawing/2016/5/11/chartex" xmlns:cx6="http://schemas.microsoft.com/office/drawing/2016/5/12/chartex" xmlns:cx7="http://schemas.microsoft.com/office/drawing/2016/5/13/chartex" xmlns:cx8="http://schemas.microsoft.com/office/drawing/2016/5/14/chartex" xmlns:mc="http://schemas.openxmlformats.org/markup-compatibility/2006" xmlns:aink="http://schemas.microsoft.com/office/drawing/2016/ink" xmlns:am3d="http://schemas.microsoft.com/office/drawing/2017/model3d" xmlns:o="urn:schemas-microsoft-com:office:office" xmlns:oel="http://schemas.microsoft.com/office/2019/extlst" xmlns:r="http://schemas.openxmlformats.org/officeDocument/2006/relationships" xmlns:m="http://schemas.openxmlformats.org/officeDocument/2006/math" xmlns:v="urn:schemas-microsoft-com:vml" xmlns:wp14="http://schemas.microsoft.com/office/word/2010/wordprocessingDrawing" xmlns:wp="http://schemas.openxmlformats.org/drawingml/2006/wordprocessingDrawing" xmlns:w10="urn:schemas-microsoft-com:office:word" xmlns:w="http://schemas.openxmlformats.org/wordprocessingml/2006/main" xmlns:w14="http://schemas.microsoft.com/office/word/2010/wordml" xmlns:w15="http://schemas.microsoft.com/office/word/2012/wordml" xmlns:w16cex="http://schemas.microsoft.com/office/word/2018/wordml/cex" xmlns:w16cid="http://schemas.microsoft.com/office/word/2016/wordml/cid" xmlns:w16="http://schemas.microsoft.com/office/word/2018/wordml" xmlns:w16du="http://schemas.microsoft.com/office/word/2023/wordml/word16du" xmlns:w16sdtdh="http://schemas.microsoft.com/office/word/2020/wordml/sdtdatahash" xmlns:w16sdtfl="http://schemas.microsoft.com/office/word/2024/wordml/sdtformatlock" xmlns:w16se="http://schemas.microsoft.com/office/word/2015/wordml/symex" xmlns:wpg="http://schemas.microsoft.com/office/word/2010/wordprocessingGroup" xmlns:wpi="http://schemas.microsoft.com/office/word/2010/wordprocessingInk" xmlns:wne="http://schemas.microsoft.com/office/word/2006/wordml" xmlns:wps="http://schemas.microsoft.com/office/word/2010/wordprocessingShape" mc:Ignorable="w14 w15 w16se w16cid w16 w16cex w16sdtdh w16sdtfl w16du wp14">
+  <w:p>
+    <w:pPr>
+      <w:pStyle w:val="Footer"/>
+      <w:tabs>
+        <w:tab w:val="clear" w:pos="4680"/>
+        <w:tab w:val="clear" w:pos="9360"/>
+      </w:tabs>
+      <w:jc w:val="center"/>
+      <w:rPr>
+        <w:rFonts w:ascii="Times New Roman" w:hAnsi="Times New Roman" w:cs="Times New Roman"/>
+        <w:caps/>
+        <w:noProof/>
+        <w:color w:val="000000" w:themeColor="text1"/>
+      </w:rPr>
+    </w:pPr>
+    <w:r>
+      <w:rPr>
+        <w:rFonts w:ascii="Times New Roman" w:hAnsi="Times New Roman" w:cs="Times New Roman"/>
+        <w:caps/>
+        <w:color w:val="000000" w:themeColor="text1"/>
+      </w:rPr>
+      <w:fldChar w:fldCharType="begin"/>
+    </w:r>
+    <w:r>
+      <w:rPr>
+        <w:rFonts w:ascii="Times New Roman" w:hAnsi="Times New Roman" w:cs="Times New Roman"/>
+        <w:caps/>
+        <w:color w:val="000000" w:themeColor="text1"/>
+      </w:rPr>
+      <w:instrText xml:space="preserve"> PAGE   \* MERGEFORMAT </w:instrText>
+    </w:r>
+    <w:r>
+      <w:rPr>
+        <w:rFonts w:ascii="Times New Roman" w:hAnsi="Times New Roman" w:cs="Times New Roman"/>
+        <w:caps/>
+        <w:color w:val="000000" w:themeColor="text1"/>
+      </w:rPr>
+      <w:fldChar w:fldCharType="separate"/>
+    </w:r>
+    <w:r>
+      <w:rPr>
+        <w:rFonts w:ascii="Times New Roman" w:hAnsi="Times New Roman" w:cs="Times New Roman"/>
+        <w:caps/>
+        <w:noProof/>
+        <w:color w:val="000000" w:themeColor="text1"/>
+      </w:rPr>
+      <w:t>2</w:t>
+    </w:r>
+    <w:r>
+      <w:rPr>
+        <w:rFonts w:ascii="Times New Roman" w:hAnsi="Times New Roman" w:cs="Times New Roman"/>
+        <w:caps/>
+        <w:noProof/>
+        <w:color w:val="000000" w:themeColor="text1"/>
+      </w:rPr>
+      <w:fldChar w:fldCharType="end"/>
+    </w:r>
+  </w:p>
+  <w:p>
+    <w:pPr>
+      <w:pStyle w:val="Footer"/>
+    </w:pPr>
+  </w:p>
+</w:ftr>
+</file>
+
+<file path=word/footnotes.xml><?xml version="1.0" encoding="utf-8"?>
+<w:footnotes xmlns:wpc="http://schemas.microsoft.com/office/word/2010/wordprocessingCanvas" xmlns:cx="http://schemas.microsoft.com/office/drawing/2014/chartex" xmlns:cx1="http://schemas.microsoft.com/office/drawing/2015/9/8/chartex" xmlns:cx2="http://schemas.microsoft.com/office/drawing/2015/10/21/chartex" xmlns:cx3="http://schemas.microsoft.com/office/drawing/2016/5/9/chartex" xmlns:cx4="http://schemas.microsoft.com/office/drawing/2016/5/10/chartex" xmlns:cx5="http://schemas.microsoft.com/office/drawing/2016/5/11/chartex" xmlns:cx6="http://schemas.microsoft.com/office/drawing/2016/5/12/chartex" xmlns:cx7="http://schemas.microsoft.com/office/drawing/2016/5/13/chartex" xmlns:cx8="http://schemas.microsoft.com/office/drawing/2016/5/14/chartex" xmlns:mc="http://schemas.openxmlformats.org/markup-compatibility/2006" xmlns:aink="http://schemas.microsoft.com/office/drawing/2016/ink" xmlns:am3d="http://schemas.microsoft.com/office/drawing/2017/model3d" xmlns:o="urn:schemas-microsoft-com:office:office" xmlns:oel="http://schemas.microsoft.com/office/2019/extlst" xmlns:r="http://schemas.openxmlformats.org/officeDocument/2006/relationships" xmlns:m="http://schemas.openxmlformats.org/officeDocument/2006/math" xmlns:v="urn:schemas-microsoft-com:vml" xmlns:wp14="http://schemas.microsoft.com/office/word/2010/wordprocessingDrawing" xmlns:wp="http://schemas.openxmlformats.org/drawingml/2006/wordprocessingDrawing" xmlns:w10="urn:schemas-microsoft-com:office:word" xmlns:w="http://schemas.openxmlformats.org/wordprocessingml/2006/main" xmlns:w14="http://schemas.microsoft.com/office/word/2010/wordml" xmlns:w15="http://schemas.microsoft.com/office/word/2012/wordml" xmlns:w16cex="http://schemas.microsoft.com/office/word/2018/wordml/cex" xmlns:w16cid="http://schemas.microsoft.com/office/word/2016/wordml/cid" xmlns:w16="http://schemas.microsoft.com/office/word/2018/wordml" xmlns:w16du="http://schemas.microsoft.com/office/word/2023/wordml/word16du" xmlns:w16sdtdh="http://schemas.microsoft.com/office/word/2020/wordml/sdtdatahash" xmlns:w16sdtfl="http://schemas.microsoft.com/office/word/2024/wordml/sdtformatlock" xmlns:w16se="http://schemas.microsoft.com/office/word/2015/wordml/symex" xmlns:wpg="http://schemas.microsoft.com/office/word/2010/wordprocessingGroup" xmlns:wpi="http://schemas.microsoft.com/office/word/2010/wordprocessingInk" xmlns:wne="http://schemas.microsoft.com/office/word/2006/wordml" xmlns:wps="http://schemas.microsoft.com/office/word/2010/wordprocessingShape" mc:Ignorable="w14 w15 w16se w16cid w16 w16cex w16sdtdh w16sdtfl w16du wp14">
+  <w:footnote w:type="separator" w:id="-1">
+    <w:p>
+      <w:pPr>
+        <w:spacing w:after="0" w:line="240" w:lineRule="auto"/>
+      </w:pPr>
+      <w:r>
+        <w:separator/>
+      </w:r>
+    </w:p>
+  </w:footnote>
+  <w:footnote w:type="continuationSeparator" w:id="0">
+    <w:p>
+      <w:pPr>
+        <w:spacing w:after="0" w:line="240" w:lineRule="auto"/>
+      </w:pPr>
+      <w:r>
+        <w:continuationSeparator/>
+      </w:r>
+    </w:p>
+  </w:footnote>
+</w:footnotes>
 </file>
 
 <file path=word/styles.xml><?xml version="1.0" encoding="utf-8"?>
@@ -4293,6 +6615,72 @@
       <w:szCs w:val="18"/>
     </w:rPr>
   </w:style>
+  <w:style w:type="paragraph" w:styleId="TableofFigures">
+    <w:name w:val="table of figures"/>
+    <w:basedOn w:val="Normal"/>
+    <w:next w:val="Normal"/>
+    <w:uiPriority w:val="99"/>
+    <w:unhideWhenUsed/>
+    <w:rsid w:val="00023259"/>
+    <w:pPr>
+      <w:spacing w:after="0"/>
+    </w:pPr>
+  </w:style>
+  <w:style w:type="character" w:styleId="Hyperlink">
+    <w:name w:val="Hyperlink"/>
+    <w:basedOn w:val="DefaultParagraphFont"/>
+    <w:uiPriority w:val="99"/>
+    <w:unhideWhenUsed/>
+    <w:rsid w:val="00023259"/>
+    <w:rPr>
+      <w:color w:val="467886" w:themeColor="hyperlink"/>
+      <w:u w:val="single"/>
+    </w:rPr>
+  </w:style>
+  <w:style w:type="paragraph" w:styleId="Header">
+    <w:name w:val="header"/>
+    <w:basedOn w:val="Normal"/>
+    <w:link w:val="HeaderChar"/>
+    <w:uiPriority w:val="99"/>
+    <w:unhideWhenUsed/>
+    <w:rsid w:val="00023259"/>
+    <w:pPr>
+      <w:tabs>
+        <w:tab w:val="center" w:pos="4680"/>
+        <w:tab w:val="right" w:pos="9360"/>
+      </w:tabs>
+      <w:spacing w:after="0" w:line="240" w:lineRule="auto"/>
+    </w:pPr>
+  </w:style>
+  <w:style w:type="character" w:customStyle="1" w:styleId="HeaderChar">
+    <w:name w:val="Header Char"/>
+    <w:basedOn w:val="DefaultParagraphFont"/>
+    <w:link w:val="Header"/>
+    <w:uiPriority w:val="99"/>
+    <w:rsid w:val="00023259"/>
+  </w:style>
+  <w:style w:type="paragraph" w:styleId="Footer">
+    <w:name w:val="footer"/>
+    <w:basedOn w:val="Normal"/>
+    <w:link w:val="FooterChar"/>
+    <w:uiPriority w:val="99"/>
+    <w:unhideWhenUsed/>
+    <w:rsid w:val="00023259"/>
+    <w:pPr>
+      <w:tabs>
+        <w:tab w:val="center" w:pos="4680"/>
+        <w:tab w:val="right" w:pos="9360"/>
+      </w:tabs>
+      <w:spacing w:after="0" w:line="240" w:lineRule="auto"/>
+    </w:pPr>
+  </w:style>
+  <w:style w:type="character" w:customStyle="1" w:styleId="FooterChar">
+    <w:name w:val="Footer Char"/>
+    <w:basedOn w:val="DefaultParagraphFont"/>
+    <w:link w:val="Footer"/>
+    <w:uiPriority w:val="99"/>
+    <w:rsid w:val="00023259"/>
+  </w:style>
 </w:styles>
 </file>
 
